--- a/resumes/Resume_Cyber_Security_Work_From_Home_Inter_Unknown__unknown_.docx
+++ b/resumes/Resume_Cyber_Security_Work_From_Home_Inter_Unknown__unknown_.docx
@@ -117,7 +117,7 @@
         <w:pBdr>
           <w:bottom w:val="single" w:sz="6" w:space="1" w:color="000000"/>
         </w:pBdr>
-        <w:spacing w:before="112" w:after="0"/>
+        <w:spacing w:before="113" w:after="0"/>
       </w:pPr>
       <w:r>
         <w:rPr>
@@ -297,7 +297,7 @@
         <w:pBdr>
           <w:bottom w:val="single" w:sz="6" w:space="1" w:color="000000"/>
         </w:pBdr>
-        <w:spacing w:before="112" w:after="0"/>
+        <w:spacing w:before="113" w:after="0"/>
       </w:pPr>
       <w:r>
         <w:rPr>
@@ -413,7 +413,7 @@
           <w:sz w:val="19"/>
           <w:szCs w:val="19"/>
         </w:rPr>
-        <w:t>Triaged 50+ weekly inventory reimbursement cases by severity and policy eligibility, ensuring timely resolution of high-priority security threats.</w:t>
+        <w:t>Triaged 50+ weekly inventory reimbursement cases by severity and policy eligibility, identifying security vulnerabilities and escalating findings to senior reviewers.</w:t>
       </w:r>
     </w:p>
     <w:p>
@@ -432,7 +432,7 @@
           <w:sz w:val="19"/>
           <w:szCs w:val="19"/>
         </w:rPr>
-        <w:t>Investigated root cause analysis on seller claims, identifying policy violations and anomalous patterns that compromised security protocols.</w:t>
+        <w:t>Investigated root cause analysis on seller claims, uncovering cyber policy violations and anomalous patterns.</w:t>
       </w:r>
     </w:p>
     <w:p>
@@ -451,7 +451,7 @@
           <w:sz w:val="19"/>
           <w:szCs w:val="19"/>
         </w:rPr>
-        <w:t>Analyzed 200+ weekly cases to detect recurring fraud patterns, reducing repeat-issue investigation time and enhancing overall security posture.</w:t>
+        <w:t>Analyzed 200+ weekly cases, detecting recurring fraud patterns and reducing repeat-issue investigation time before escalation.</w:t>
       </w:r>
     </w:p>
     <w:p>
@@ -470,7 +470,7 @@
           <w:sz w:val="19"/>
           <w:szCs w:val="19"/>
         </w:rPr>
-        <w:t>Documented audit-ready case files, including investigation findings, decisions, evidence notes, and corrective actions</w:t>
+        <w:t>Documented audit-ready case records, maintaining accurate investigation findings, decisions, evidence notes, and corrective actions in cloud-based systems.</w:t>
       </w:r>
     </w:p>
     <w:p>
@@ -488,8 +488,90 @@
     </w:p>
     <w:p>
       <w:pPr>
-        <w:spacing w:before="105" w:after="13"/>
-      </w:pPr>
+        <w:spacing w:before="106" w:after="0"/>
+        <w:rPr>
+          <w:rFonts w:ascii="Source Sans Pro" w:eastAsia="Source Sans Pro" w:hAnsi="Source Sans Pro" w:cs="Source Sans Pro"/>
+          <w:b/>
+          <w:bCs/>
+          <w:color w:val="000000"/>
+          <w:sz w:val="22"/>
+          <w:szCs w:val="22"/>
+        </w:rPr>
+      </w:pPr>
+      <w:r>
+        <w:rPr>
+          <w:rFonts w:ascii="SF Pro" w:hAnsi="SF Pro"/>
+          <w:noProof/>
+        </w:rPr>
+        <mc:AlternateContent>
+          <mc:Choice Requires="wps">
+            <w:drawing>
+              <wp:anchor distT="0" distB="0" distL="114300" distR="114300" simplePos="0" relativeHeight="251659264" behindDoc="0" locked="0" layoutInCell="1" allowOverlap="1" wp14:anchorId="491819C8" wp14:editId="6BC13A2A">
+                <wp:simplePos x="0" y="0"/>
+                <wp:positionH relativeFrom="column">
+                  <wp:posOffset>0</wp:posOffset>
+                </wp:positionH>
+                <wp:positionV relativeFrom="paragraph">
+                  <wp:posOffset>193463</wp:posOffset>
+                </wp:positionV>
+                <wp:extent cx="6896478" cy="0"/>
+                <wp:effectExtent l="0" t="0" r="12700" b="12700"/>
+                <wp:wrapNone/>
+                <wp:docPr id="2078198358" name="Straight Connector 16"/>
+                <wp:cNvGraphicFramePr/>
+                <a:graphic xmlns:a="http://schemas.openxmlformats.org/drawingml/2006/main">
+                  <a:graphicData uri="http://schemas.microsoft.com/office/word/2010/wordprocessingShape">
+                    <wps:wsp>
+                      <wps:cNvCnPr/>
+                      <wps:spPr>
+                        <a:xfrm>
+                          <a:off x="0" y="0"/>
+                          <a:ext cx="6896478" cy="0"/>
+                        </a:xfrm>
+                        <a:prstGeom prst="line">
+                          <a:avLst/>
+                        </a:prstGeom>
+                        <a:ln>
+                          <a:solidFill>
+                            <a:schemeClr val="bg1">
+                              <a:lumMod val="85000"/>
+                            </a:schemeClr>
+                          </a:solidFill>
+                        </a:ln>
+                      </wps:spPr>
+                      <wps:style>
+                        <a:lnRef idx="1">
+                          <a:schemeClr val="dk1"/>
+                        </a:lnRef>
+                        <a:fillRef idx="0">
+                          <a:schemeClr val="dk1"/>
+                        </a:fillRef>
+                        <a:effectRef idx="0">
+                          <a:schemeClr val="dk1"/>
+                        </a:effectRef>
+                        <a:fontRef idx="minor">
+                          <a:schemeClr val="tx1"/>
+                        </a:fontRef>
+                      </wps:style>
+                      <wps:bodyPr/>
+                    </wps:wsp>
+                  </a:graphicData>
+                </a:graphic>
+                <wp14:sizeRelH relativeFrom="margin">
+                  <wp14:pctWidth>0</wp14:pctWidth>
+                </wp14:sizeRelH>
+              </wp:anchor>
+            </w:drawing>
+          </mc:Choice>
+          <mc:Fallback>
+            <w:pict>
+              <v:line w14:anchorId="7543AEE3" id="Straight Connector 16" o:spid="_x0000_s1026" style="position:absolute;z-index:251659264;visibility:visible;mso-wrap-style:square;mso-width-percent:0;mso-wrap-distance-left:9pt;mso-wrap-distance-top:0;mso-wrap-distance-right:9pt;mso-wrap-distance-bottom:0;mso-position-horizontal:absolute;mso-position-horizontal-relative:text;mso-position-vertical:absolute;mso-position-vertical-relative:text;mso-width-percent:0;mso-width-relative:margin" from="0,15.25pt" to="543.05pt,15.25pt" o:gfxdata="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" strokecolor="#d8d8d8 [2732]" strokeweight="1pt">
+                <v:stroke joinstyle="miter"/>
+              </v:line>
+            </w:pict>
+          </mc:Fallback>
+        </mc:AlternateContent>
+      </w:r>
       <w:r>
         <w:rPr>
           <w:rFonts w:ascii="Source Sans Pro" w:eastAsia="Source Sans Pro" w:hAnsi="Source Sans Pro" w:cs="Source Sans Pro"/>
@@ -519,7 +601,29 @@
             <w:szCs w:val="19"/>
             <w:u w:val="single"/>
           </w:rPr>
-          <w:t>Cyber Security Work From Home Internship</w:t>
+          <w:t>SOC Automation and Threat Detection Lab  |  Python, Splunk, Wireshark, Nmap, MITRE ATT&amp;CK</w:t>
+        </w:r>
+        <w:r>
+          <w:rPr>
+            <w:rFonts w:ascii="Source Sans Pro" w:eastAsia="Source Sans Pro" w:hAnsi="Source Sans Pro" w:cs="Source Sans Pro"/>
+            <w:b/>
+            <w:color w:val="000000"/>
+            <w:sz w:val="19"/>
+            <w:szCs w:val="19"/>
+            <w:u w:val="single"/>
+          </w:rPr>
+          <w:t/>
+        </w:r>
+        <w:r>
+          <w:rPr>
+            <w:rFonts w:ascii="Source Sans Pro" w:eastAsia="Source Sans Pro" w:hAnsi="Source Sans Pro" w:cs="Source Sans Pro"/>
+            <w:b/>
+            <w:color w:val="000000"/>
+            <w:sz w:val="19"/>
+            <w:szCs w:val="19"/>
+            <w:u w:val="single"/>
+          </w:rPr>
+          <w:t/>
         </w:r>
       </w:hyperlink>
       <w:r>
@@ -528,7 +632,7 @@
           <w:sz w:val="19"/>
           <w:szCs w:val="19"/>
         </w:rPr>
-        <w:t xml:space="preserve">  |  </w:t>
+        <w:t xml:space="preserve"/>
       </w:r>
       <w:r>
         <w:rPr>
@@ -545,7 +649,7 @@
           <w:sz w:val="19"/>
           <w:szCs w:val="19"/>
         </w:rPr>
-        <w:t>Python, Splunk, Wireshark, Nmap, MITRE ATT&amp;CK</w:t>
+        <w:t/>
       </w:r>
     </w:p>
     <w:p>
@@ -564,7 +668,7 @@
           <w:sz w:val="19"/>
           <w:szCs w:val="19"/>
         </w:rPr>
-        <w:t>Developed Splunk SIEM with SPL searches for brute-force detection, lateral movement, and privilege escalation (T1110, T1078, T1059); mapped TTPs to MITRE ATT&amp;CK and wrote incident report.</w:t>
+        <w:t>Deployed Splunk SIEM with SPL searches for brute-force detection, lateral movement, and privilege escalation; mapped TTPs to MITRE ATT&amp;CK and wrote PICERL incident report with structured escalation and severity-based prioritization.</w:t>
       </w:r>
     </w:p>
     <w:p>
@@ -583,7 +687,7 @@
           <w:sz w:val="19"/>
           <w:szCs w:val="19"/>
         </w:rPr>
-        <w:t>Developed SOAR-style detection pipeline: Python script ingests Splunk alerts, enriches with VirusTotal IOC data, and dispatches Telegram notifications with severity classification.</w:t>
+        <w:t>Developed SOAR-style detection pipeline: Python script ingests Splunk alerts, enriches with VirusTotal API, and dispatches Telegram notifications with CVSS-based severity classification.</w:t>
       </w:r>
     </w:p>
     <w:p>
@@ -602,7 +706,7 @@
           <w:sz w:val="19"/>
           <w:szCs w:val="19"/>
         </w:rPr>
-        <w:t>Converted detection logic to Sigma rules; analyzed TCP/IP traffic in Wireshark for SYN scans, DNS tunnelling, and plaintext credential exposure.</w:t>
+        <w:t>Converted detection logic to Sigma rules; analyzed TCP/IP traffic in Wireshark for SYN scans, DNS tunnelling, and plaintext credential exposure, documenting audit trails.</w:t>
       </w:r>
     </w:p>
     <w:p>
@@ -627,7 +731,7 @@
             <w:szCs w:val="19"/>
             <w:u w:val="single"/>
           </w:rPr>
-          <w:t>Cyber Security Work From Home Internship</w:t>
+          <w:t>Vulnerability Scanner and Patch Prioritization Engine</w:t>
         </w:r>
       </w:hyperlink>
       <w:r>
@@ -691,7 +795,7 @@
           <w:sz w:val="19"/>
           <w:szCs w:val="19"/>
         </w:rPr>
-        <w:t>Developed OWASP Top 10 automated web checker for vulnerability detection (T1110/T1078) and documented SQL injection remediation.</w:t>
+        <w:t>Developed OWASP Top 10 automated web checker to detect injection, auth, and SSRF vulnerabilities, documenting SQL injection remediation for audit trails.</w:t>
       </w:r>
     </w:p>
     <w:p>
@@ -710,7 +814,7 @@
           <w:sz w:val="19"/>
           <w:szCs w:val="19"/>
         </w:rPr>
-        <w:t>Automated scan scheduling via Bash and cron; built delta-scan logic to flag newly discovered CVEs and organize patch compliance (remediation tracking) tracking evidence.</w:t>
+        <w:t>Automated scan scheduling via Bash and cron; built delta-scan logic for CVE flagging, patch compliance tracking, and severity-based prioritization.</w:t>
       </w:r>
     </w:p>
     <w:p>
@@ -725,7 +829,7 @@
         <w:pBdr>
           <w:bottom w:val="single" w:sz="6" w:space="1" w:color="000000"/>
         </w:pBdr>
-        <w:spacing w:before="112" w:after="0"/>
+        <w:spacing w:before="113" w:after="0"/>
       </w:pPr>
       <w:r>
         <w:rPr>
@@ -829,7 +933,7 @@
     </w:p>
     <w:p>
       <w:pPr>
-        <w:spacing w:before="47" w:after="47"/>
+        <w:spacing w:before="47" w:after="36"/>
       </w:pPr>
       <w:r>
         <w:rPr>
@@ -846,7 +950,7 @@
           <w:sz w:val="19"/>
           <w:szCs w:val="19"/>
         </w:rPr>
-        <w:t>Python, Bash (basic), regular expressions, security</w:t>
+        <w:t>Python, Bash (basic), regular expressions, security, cloud</w:t>
       </w:r>
     </w:p>
     <w:p>
@@ -870,7 +974,7 @@
         <w:pBdr>
           <w:bottom w:val="single" w:sz="6" w:space="1" w:color="000000"/>
         </w:pBdr>
-        <w:spacing w:before="112" w:after="0"/>
+        <w:spacing w:before="113" w:after="0"/>
       </w:pPr>
       <w:r>
         <w:rPr>

--- a/resumes/Resume_Cyber_Security_Work_From_Home_Inter_Unknown__unknown_.docx
+++ b/resumes/Resume_Cyber_Security_Work_From_Home_Inter_Unknown__unknown_.docx
@@ -117,7 +117,7 @@
         <w:pBdr>
           <w:bottom w:val="single" w:sz="6" w:space="1" w:color="000000"/>
         </w:pBdr>
-        <w:spacing w:before="113" w:after="0"/>
+        <w:spacing w:before="142" w:after="0"/>
       </w:pPr>
       <w:r>
         <w:rPr>
@@ -289,7 +289,7 @@
     </w:p>
     <w:p>
       <w:pPr>
-        <w:spacing w:before="23" w:after="23"/>
+        <w:spacing w:before="31" w:after="31"/>
       </w:pPr>
     </w:p>
     <w:p>
@@ -297,7 +297,7 @@
         <w:pBdr>
           <w:bottom w:val="single" w:sz="6" w:space="1" w:color="000000"/>
         </w:pBdr>
-        <w:spacing w:before="113" w:after="0"/>
+        <w:spacing w:before="142" w:after="0"/>
       </w:pPr>
       <w:r>
         <w:rPr>
@@ -404,16 +404,16 @@
           <w:ilvl w:val="0"/>
           <w:numId w:val="2"/>
         </w:numPr>
-        <w:spacing w:before="13" w:after="32"/>
-      </w:pPr>
-      <w:r>
-        <w:rPr>
-          <w:rFonts w:ascii="Source Sans Pro" w:eastAsia="Source Sans Pro" w:hAnsi="Source Sans Pro" w:cs="Source Sans Pro"/>
-          <w:color w:val="000000"/>
-          <w:sz w:val="19"/>
-          <w:szCs w:val="19"/>
-        </w:rPr>
-        <w:t>Triaged 50+ weekly inventory reimbursement cases by severity and policy eligibility, identifying security vulnerabilities and escalating findings to senior reviewers.</w:t>
+        <w:spacing w:before="13" w:after="38"/>
+      </w:pPr>
+      <w:r>
+        <w:rPr>
+          <w:rFonts w:ascii="Source Sans Pro" w:eastAsia="Source Sans Pro" w:hAnsi="Source Sans Pro" w:cs="Source Sans Pro"/>
+          <w:color w:val="000000"/>
+          <w:sz w:val="19"/>
+          <w:szCs w:val="19"/>
+        </w:rPr>
+        <w:t>Triaged 50+ weekly inventory reimbursement cases by severity and policy, reducing repeat-issue investigation time.</w:t>
       </w:r>
     </w:p>
     <w:p>
@@ -423,16 +423,16 @@
           <w:ilvl w:val="0"/>
           <w:numId w:val="2"/>
         </w:numPr>
-        <w:spacing w:before="13" w:after="32"/>
-      </w:pPr>
-      <w:r>
-        <w:rPr>
-          <w:rFonts w:ascii="Source Sans Pro" w:eastAsia="Source Sans Pro" w:hAnsi="Source Sans Pro" w:cs="Source Sans Pro"/>
-          <w:color w:val="000000"/>
-          <w:sz w:val="19"/>
-          <w:szCs w:val="19"/>
-        </w:rPr>
-        <w:t>Investigated root cause analysis on seller claims, uncovering cyber policy violations and anomalous patterns.</w:t>
+        <w:spacing w:before="13" w:after="38"/>
+      </w:pPr>
+      <w:r>
+        <w:rPr>
+          <w:rFonts w:ascii="Source Sans Pro" w:eastAsia="Source Sans Pro" w:hAnsi="Source Sans Pro" w:cs="Source Sans Pro"/>
+          <w:color w:val="000000"/>
+          <w:sz w:val="19"/>
+          <w:szCs w:val="19"/>
+        </w:rPr>
+        <w:t>Investigated seller claims, identified policy violations and anomalous patterns, and escalated findings to senior reviewers, leading to improved case resolution and reduced risk exposure.</w:t>
       </w:r>
     </w:p>
     <w:p>
@@ -442,16 +442,16 @@
           <w:ilvl w:val="0"/>
           <w:numId w:val="2"/>
         </w:numPr>
-        <w:spacing w:before="13" w:after="32"/>
-      </w:pPr>
-      <w:r>
-        <w:rPr>
-          <w:rFonts w:ascii="Source Sans Pro" w:eastAsia="Source Sans Pro" w:hAnsi="Source Sans Pro" w:cs="Source Sans Pro"/>
-          <w:color w:val="000000"/>
-          <w:sz w:val="19"/>
-          <w:szCs w:val="19"/>
-        </w:rPr>
-        <w:t>Analyzed 200+ weekly cases, detecting recurring fraud patterns and reducing repeat-issue investigation time before escalation.</w:t>
+        <w:spacing w:before="13" w:after="38"/>
+      </w:pPr>
+      <w:r>
+        <w:rPr>
+          <w:rFonts w:ascii="Source Sans Pro" w:eastAsia="Source Sans Pro" w:hAnsi="Source Sans Pro" w:cs="Source Sans Pro"/>
+          <w:color w:val="000000"/>
+          <w:sz w:val="19"/>
+          <w:szCs w:val="19"/>
+        </w:rPr>
+        <w:t>Analyzed 200+ weekly cases to identify recurring fraud patterns, flagged them early, and reduced repeat-issue investigation time before escalation, demonstrating proactive risk mitigation.</w:t>
       </w:r>
     </w:p>
     <w:p>
@@ -461,21 +461,21 @@
           <w:ilvl w:val="0"/>
           <w:numId w:val="2"/>
         </w:numPr>
-        <w:spacing w:before="13" w:after="32"/>
-      </w:pPr>
-      <w:r>
-        <w:rPr>
-          <w:rFonts w:ascii="Source Sans Pro" w:eastAsia="Source Sans Pro" w:hAnsi="Source Sans Pro" w:cs="Source Sans Pro"/>
-          <w:color w:val="000000"/>
-          <w:sz w:val="19"/>
-          <w:szCs w:val="19"/>
-        </w:rPr>
-        <w:t>Documented audit-ready case records, maintaining accurate investigation findings, decisions, evidence notes, and corrective actions in cloud-based systems.</w:t>
-      </w:r>
-    </w:p>
-    <w:p>
-      <w:pPr>
-        <w:spacing w:before="23" w:after="23"/>
+        <w:spacing w:before="13" w:after="38"/>
+      </w:pPr>
+      <w:r>
+        <w:rPr>
+          <w:rFonts w:ascii="Source Sans Pro" w:eastAsia="Source Sans Pro" w:hAnsi="Source Sans Pro" w:cs="Source Sans Pro"/>
+          <w:color w:val="000000"/>
+          <w:sz w:val="19"/>
+          <w:szCs w:val="19"/>
+        </w:rPr>
+        <w:t>Documented investigation findings, decisions, evidence notes, and corrective actions in audit-ready case records, ensuring transparent and accountable case management and decision-making processes.</w:t>
+      </w:r>
+    </w:p>
+    <w:p>
+      <w:pPr>
+        <w:spacing w:before="31" w:after="31"/>
         <w:rPr>
           <w:rFonts w:ascii="Source Sans Pro" w:eastAsia="Source Sans Pro" w:hAnsi="Source Sans Pro" w:cs="Source Sans Pro"/>
           <w:b/>
@@ -488,7 +488,7 @@
     </w:p>
     <w:p>
       <w:pPr>
-        <w:spacing w:before="106" w:after="0"/>
+        <w:spacing w:before="135" w:after="0"/>
         <w:rPr>
           <w:rFonts w:ascii="Source Sans Pro" w:eastAsia="Source Sans Pro" w:hAnsi="Source Sans Pro" w:cs="Source Sans Pro"/>
           <w:b/>
@@ -659,16 +659,16 @@
           <w:ilvl w:val="0"/>
           <w:numId w:val="2"/>
         </w:numPr>
-        <w:spacing w:before="13" w:after="32"/>
-      </w:pPr>
-      <w:r>
-        <w:rPr>
-          <w:rFonts w:ascii="Source Sans Pro" w:eastAsia="Source Sans Pro" w:hAnsi="Source Sans Pro" w:cs="Source Sans Pro"/>
-          <w:color w:val="000000"/>
-          <w:sz w:val="19"/>
-          <w:szCs w:val="19"/>
-        </w:rPr>
-        <w:t>Deployed Splunk SIEM with SPL searches for brute-force detection, lateral movement, and privilege escalation; mapped TTPs to MITRE ATT&amp;CK and wrote PICERL incident report with structured escalation and severity-based prioritization.</w:t>
+        <w:spacing w:before="13" w:after="38"/>
+      </w:pPr>
+      <w:r>
+        <w:rPr>
+          <w:rFonts w:ascii="Source Sans Pro" w:eastAsia="Source Sans Pro" w:hAnsi="Source Sans Pro" w:cs="Source Sans Pro"/>
+          <w:color w:val="000000"/>
+          <w:sz w:val="19"/>
+          <w:szCs w:val="19"/>
+        </w:rPr>
+        <w:t>Deployed Splunk SIEM with SPL correlation searches for brute-force detection, lateral movement, and privilege escalation; mapped TTPs to MITRE ATT&amp;CK and wrote PICERL incident report for FIRST.org.</w:t>
       </w:r>
     </w:p>
     <w:p>
@@ -678,16 +678,16 @@
           <w:ilvl w:val="0"/>
           <w:numId w:val="2"/>
         </w:numPr>
-        <w:spacing w:before="13" w:after="32"/>
-      </w:pPr>
-      <w:r>
-        <w:rPr>
-          <w:rFonts w:ascii="Source Sans Pro" w:eastAsia="Source Sans Pro" w:hAnsi="Source Sans Pro" w:cs="Source Sans Pro"/>
-          <w:color w:val="000000"/>
-          <w:sz w:val="19"/>
-          <w:szCs w:val="19"/>
-        </w:rPr>
-        <w:t>Developed SOAR-style detection pipeline: Python script ingests Splunk alerts, enriches with VirusTotal API, and dispatches Telegram notifications with CVSS-based severity classification.</w:t>
+        <w:spacing w:before="13" w:after="38"/>
+      </w:pPr>
+      <w:r>
+        <w:rPr>
+          <w:rFonts w:ascii="Source Sans Pro" w:eastAsia="Source Sans Pro" w:hAnsi="Source Sans Pro" w:cs="Source Sans Pro"/>
+          <w:color w:val="000000"/>
+          <w:sz w:val="19"/>
+          <w:szCs w:val="19"/>
+        </w:rPr>
+        <w:t>Developed SOAR-style detection pipeline: Python script ingests Splunk alerts, enriches with VirusTotal API, and dispatches Telegram notifications with CVSS severity classification.</w:t>
       </w:r>
     </w:p>
     <w:p>
@@ -697,21 +697,21 @@
           <w:ilvl w:val="0"/>
           <w:numId w:val="2"/>
         </w:numPr>
-        <w:spacing w:before="13" w:after="32"/>
-      </w:pPr>
-      <w:r>
-        <w:rPr>
-          <w:rFonts w:ascii="Source Sans Pro" w:eastAsia="Source Sans Pro" w:hAnsi="Source Sans Pro" w:cs="Source Sans Pro"/>
-          <w:color w:val="000000"/>
-          <w:sz w:val="19"/>
-          <w:szCs w:val="19"/>
-        </w:rPr>
-        <w:t>Converted detection logic to Sigma rules; analyzed TCP/IP traffic in Wireshark for SYN scans, DNS tunnelling, and plaintext credential exposure, documenting audit trails.</w:t>
-      </w:r>
-    </w:p>
-    <w:p>
-      <w:pPr>
-        <w:spacing w:before="23" w:after="23"/>
+        <w:spacing w:before="13" w:after="38"/>
+      </w:pPr>
+      <w:r>
+        <w:rPr>
+          <w:rFonts w:ascii="Source Sans Pro" w:eastAsia="Source Sans Pro" w:hAnsi="Source Sans Pro" w:cs="Source Sans Pro"/>
+          <w:color w:val="000000"/>
+          <w:sz w:val="19"/>
+          <w:szCs w:val="19"/>
+        </w:rPr>
+        <w:t>Converted detection logic to Sigma rules for enterprise SOCs; analyzed TCP/IP traffic in Wireshark for SYN scans, DNS tunnelling, and plaintext credential exposure.</w:t>
+      </w:r>
+    </w:p>
+    <w:p>
+      <w:pPr>
+        <w:spacing w:before="31" w:after="31"/>
       </w:pPr>
     </w:p>
     <w:p>
@@ -767,7 +767,7 @@
           <w:ilvl w:val="0"/>
           <w:numId w:val="2"/>
         </w:numPr>
-        <w:spacing w:before="13" w:after="32"/>
+        <w:spacing w:before="13" w:after="38"/>
       </w:pPr>
       <w:r>
         <w:rPr>
@@ -786,16 +786,16 @@
           <w:ilvl w:val="0"/>
           <w:numId w:val="2"/>
         </w:numPr>
-        <w:spacing w:before="13" w:after="32"/>
-      </w:pPr>
-      <w:r>
-        <w:rPr>
-          <w:rFonts w:ascii="Source Sans Pro" w:eastAsia="Source Sans Pro" w:hAnsi="Source Sans Pro" w:cs="Source Sans Pro"/>
-          <w:color w:val="000000"/>
-          <w:sz w:val="19"/>
-          <w:szCs w:val="19"/>
-        </w:rPr>
-        <w:t>Developed OWASP Top 10 automated web checker to detect injection, auth, and SSRF vulnerabilities, documenting SQL injection remediation for audit trails.</w:t>
+        <w:spacing w:before="13" w:after="38"/>
+      </w:pPr>
+      <w:r>
+        <w:rPr>
+          <w:rFonts w:ascii="Source Sans Pro" w:eastAsia="Source Sans Pro" w:hAnsi="Source Sans Pro" w:cs="Source Sans Pro"/>
+          <w:color w:val="000000"/>
+          <w:sz w:val="19"/>
+          <w:szCs w:val="19"/>
+        </w:rPr>
+        <w:t>Developed OWASP Top 10 automated web checker to detect web app vulnerabilities, including injection, auth, and SSRF; documented SQL injection remediation.</w:t>
       </w:r>
     </w:p>
     <w:p>
@@ -805,22 +805,22 @@
           <w:ilvl w:val="0"/>
           <w:numId w:val="2"/>
         </w:numPr>
-        <w:spacing w:before="13" w:after="32"/>
-      </w:pPr>
-      <w:r>
-        <w:rPr>
-          <w:rFonts w:ascii="Source Sans Pro" w:eastAsia="Source Sans Pro" w:hAnsi="Source Sans Pro" w:cs="Source Sans Pro"/>
-          <w:color w:val="000000"/>
-          <w:sz w:val="19"/>
-          <w:szCs w:val="19"/>
-        </w:rPr>
-        <w:t>Automated scan scheduling via Bash and cron; built delta-scan logic for CVE flagging, patch compliance tracking, and severity-based prioritization.</w:t>
+        <w:spacing w:before="13" w:after="38"/>
+      </w:pPr>
+      <w:r>
+        <w:rPr>
+          <w:rFonts w:ascii="Source Sans Pro" w:eastAsia="Source Sans Pro" w:hAnsi="Source Sans Pro" w:cs="Source Sans Pro"/>
+          <w:color w:val="000000"/>
+          <w:sz w:val="19"/>
+          <w:szCs w:val="19"/>
+        </w:rPr>
+        <w:t>Automated scan scheduling via Bash and cron; built delta-scan logic to flag newly discovered CVEs and organize patch compliance (remediation tracking) tracking evidence.</w:t>
       </w:r>
     </w:p>
     <w:p>
       <w:pPr>
         <w:pStyle w:val="ListParagraph"/>
-        <w:spacing w:before="23" w:after="23"/>
+        <w:spacing w:before="31" w:after="31"/>
         <w:ind w:left="450"/>
       </w:pPr>
     </w:p>
@@ -829,7 +829,7 @@
         <w:pBdr>
           <w:bottom w:val="single" w:sz="6" w:space="1" w:color="000000"/>
         </w:pBdr>
-        <w:spacing w:before="113" w:after="0"/>
+        <w:spacing w:before="142" w:after="0"/>
       </w:pPr>
       <w:r>
         <w:rPr>
@@ -845,7 +845,7 @@
     </w:p>
     <w:p>
       <w:pPr>
-        <w:spacing w:before="47" w:after="47"/>
+        <w:spacing w:before="55" w:after="55"/>
       </w:pPr>
       <w:r>
         <w:rPr>
@@ -867,7 +867,7 @@
     </w:p>
     <w:p>
       <w:pPr>
-        <w:spacing w:before="47" w:after="47"/>
+        <w:spacing w:before="55" w:after="55"/>
       </w:pPr>
       <w:r>
         <w:rPr>
@@ -889,7 +889,7 @@
     </w:p>
     <w:p>
       <w:pPr>
-        <w:spacing w:before="47" w:after="47"/>
+        <w:spacing w:before="55" w:after="55"/>
       </w:pPr>
       <w:r>
         <w:rPr>
@@ -911,7 +911,7 @@
     </w:p>
     <w:p>
       <w:pPr>
-        <w:spacing w:before="47" w:after="47"/>
+        <w:spacing w:before="55" w:after="55"/>
       </w:pPr>
       <w:r>
         <w:rPr>
@@ -933,7 +933,7 @@
     </w:p>
     <w:p>
       <w:pPr>
-        <w:spacing w:before="47" w:after="36"/>
+        <w:spacing w:before="55" w:after="44"/>
       </w:pPr>
       <w:r>
         <w:rPr>
@@ -950,7 +950,7 @@
           <w:sz w:val="19"/>
           <w:szCs w:val="19"/>
         </w:rPr>
-        <w:t>Python, Bash (basic), regular expressions, security, cloud</w:t>
+        <w:t>Python, Bash (basic), regular expressions, security</w:t>
       </w:r>
     </w:p>
     <w:p>
@@ -958,7 +958,7 @@
         <w:pBdr>
           <w:bottom w:val="single" w:sz="6" w:space="1" w:color="000000"/>
         </w:pBdr>
-        <w:spacing w:before="23" w:after="23"/>
+        <w:spacing w:before="31" w:after="31"/>
         <w:rPr>
           <w:rFonts w:ascii="Source Sans Pro" w:eastAsia="Source Sans Pro" w:hAnsi="Source Sans Pro" w:cs="Source Sans Pro"/>
           <w:b/>
@@ -974,7 +974,7 @@
         <w:pBdr>
           <w:bottom w:val="single" w:sz="6" w:space="1" w:color="000000"/>
         </w:pBdr>
-        <w:spacing w:before="113" w:after="0"/>
+        <w:spacing w:before="142" w:after="0"/>
       </w:pPr>
       <w:r>
         <w:rPr>
@@ -995,7 +995,7 @@
           <w:ilvl w:val="0"/>
           <w:numId w:val="2"/>
         </w:numPr>
-        <w:spacing w:before="13" w:after="32"/>
+        <w:spacing w:before="13" w:after="38"/>
       </w:pPr>
       <w:r>
         <w:rPr>
@@ -1014,7 +1014,7 @@
           <w:ilvl w:val="0"/>
           <w:numId w:val="2"/>
         </w:numPr>
-        <w:spacing w:before="13" w:after="32"/>
+        <w:spacing w:before="13" w:after="38"/>
       </w:pPr>
       <w:r>
         <w:rPr>

--- a/resumes/Resume_Cyber_Security_Work_From_Home_Inter_Unknown__unknown_.docx
+++ b/resumes/Resume_Cyber_Security_Work_From_Home_Inter_Unknown__unknown_.docx
@@ -117,7 +117,7 @@
         <w:pBdr>
           <w:bottom w:val="single" w:sz="6" w:space="1" w:color="000000"/>
         </w:pBdr>
-        <w:spacing w:before="142" w:after="0"/>
+        <w:spacing w:before="114" w:after="0"/>
       </w:pPr>
       <w:r>
         <w:rPr>
@@ -289,7 +289,7 @@
     </w:p>
     <w:p>
       <w:pPr>
-        <w:spacing w:before="31" w:after="31"/>
+        <w:spacing w:before="24" w:after="24"/>
       </w:pPr>
     </w:p>
     <w:p>
@@ -297,7 +297,7 @@
         <w:pBdr>
           <w:bottom w:val="single" w:sz="6" w:space="1" w:color="000000"/>
         </w:pBdr>
-        <w:spacing w:before="142" w:after="0"/>
+        <w:spacing w:before="114" w:after="0"/>
       </w:pPr>
       <w:r>
         <w:rPr>
@@ -404,16 +404,16 @@
           <w:ilvl w:val="0"/>
           <w:numId w:val="2"/>
         </w:numPr>
-        <w:spacing w:before="13" w:after="38"/>
-      </w:pPr>
-      <w:r>
-        <w:rPr>
-          <w:rFonts w:ascii="Source Sans Pro" w:eastAsia="Source Sans Pro" w:hAnsi="Source Sans Pro" w:cs="Source Sans Pro"/>
-          <w:color w:val="000000"/>
-          <w:sz w:val="19"/>
-          <w:szCs w:val="19"/>
-        </w:rPr>
-        <w:t>Triaged 50+ weekly inventory reimbursement cases by severity and policy, reducing repeat-issue investigation time.</w:t>
+        <w:spacing w:before="13" w:after="34"/>
+      </w:pPr>
+      <w:r>
+        <w:rPr>
+          <w:rFonts w:ascii="Source Sans Pro" w:eastAsia="Source Sans Pro" w:hAnsi="Source Sans Pro" w:cs="Source Sans Pro"/>
+          <w:color w:val="000000"/>
+          <w:sz w:val="19"/>
+          <w:szCs w:val="19"/>
+        </w:rPr>
+        <w:t>Triaged 50+ weekly inventory reimbursement cases by severity and policy eligibility, translating high-volume case review into access governance mindset and exception documentation.</w:t>
       </w:r>
     </w:p>
     <w:p>
@@ -423,16 +423,16 @@
           <w:ilvl w:val="0"/>
           <w:numId w:val="2"/>
         </w:numPr>
-        <w:spacing w:before="13" w:after="38"/>
-      </w:pPr>
-      <w:r>
-        <w:rPr>
-          <w:rFonts w:ascii="Source Sans Pro" w:eastAsia="Source Sans Pro" w:hAnsi="Source Sans Pro" w:cs="Source Sans Pro"/>
-          <w:color w:val="000000"/>
-          <w:sz w:val="19"/>
-          <w:szCs w:val="19"/>
-        </w:rPr>
-        <w:t>Investigated seller claims, identified policy violations and anomalous patterns, and escalated findings to senior reviewers, leading to improved case resolution and reduced risk exposure.</w:t>
+        <w:spacing w:before="13" w:after="34"/>
+      </w:pPr>
+      <w:r>
+        <w:rPr>
+          <w:rFonts w:ascii="Source Sans Pro" w:eastAsia="Source Sans Pro" w:hAnsi="Source Sans Pro" w:cs="Source Sans Pro"/>
+          <w:color w:val="000000"/>
+          <w:sz w:val="19"/>
+          <w:szCs w:val="19"/>
+        </w:rPr>
+        <w:t>Conducted root cause analysis on seller claims, identifying policy violations and anomalous patterns for pattern review and investigation handoffs.</w:t>
       </w:r>
     </w:p>
     <w:p>
@@ -442,16 +442,16 @@
           <w:ilvl w:val="0"/>
           <w:numId w:val="2"/>
         </w:numPr>
-        <w:spacing w:before="13" w:after="38"/>
-      </w:pPr>
-      <w:r>
-        <w:rPr>
-          <w:rFonts w:ascii="Source Sans Pro" w:eastAsia="Source Sans Pro" w:hAnsi="Source Sans Pro" w:cs="Source Sans Pro"/>
-          <w:color w:val="000000"/>
-          <w:sz w:val="19"/>
-          <w:szCs w:val="19"/>
-        </w:rPr>
-        <w:t>Analyzed 200+ weekly cases to identify recurring fraud patterns, flagged them early, and reduced repeat-issue investigation time before escalation, demonstrating proactive risk mitigation.</w:t>
+        <w:spacing w:before="13" w:after="34"/>
+      </w:pPr>
+      <w:r>
+        <w:rPr>
+          <w:rFonts w:ascii="Source Sans Pro" w:eastAsia="Source Sans Pro" w:hAnsi="Source Sans Pro" w:cs="Source Sans Pro"/>
+          <w:color w:val="000000"/>
+          <w:sz w:val="19"/>
+          <w:szCs w:val="19"/>
+        </w:rPr>
+        <w:t>Maintained audit-ready case documentation with findings, decisions, evidence notes, and corrective actions aligned to evidence documentation and decision trails.</w:t>
       </w:r>
     </w:p>
     <w:p>
@@ -461,21 +461,21 @@
           <w:ilvl w:val="0"/>
           <w:numId w:val="2"/>
         </w:numPr>
-        <w:spacing w:before="13" w:after="38"/>
-      </w:pPr>
-      <w:r>
-        <w:rPr>
-          <w:rFonts w:ascii="Source Sans Pro" w:eastAsia="Source Sans Pro" w:hAnsi="Source Sans Pro" w:cs="Source Sans Pro"/>
-          <w:color w:val="000000"/>
-          <w:sz w:val="19"/>
-          <w:szCs w:val="19"/>
-        </w:rPr>
-        <w:t>Documented investigation findings, decisions, evidence notes, and corrective actions in audit-ready case records, ensuring transparent and accountable case management and decision-making processes.</w:t>
-      </w:r>
-    </w:p>
-    <w:p>
-      <w:pPr>
-        <w:spacing w:before="31" w:after="31"/>
+        <w:spacing w:before="13" w:after="34"/>
+      </w:pPr>
+      <w:r>
+        <w:rPr>
+          <w:rFonts w:ascii="Source Sans Pro" w:eastAsia="Source Sans Pro" w:hAnsi="Source Sans Pro" w:cs="Source Sans Pro"/>
+          <w:color w:val="000000"/>
+          <w:sz w:val="19"/>
+          <w:szCs w:val="19"/>
+        </w:rPr>
+        <w:t>Spotted recurring fraud patterns across 200+ weekly cases and flagged repeat issues early, reducing investigation cycles before escalation.</w:t>
+      </w:r>
+    </w:p>
+    <w:p>
+      <w:pPr>
+        <w:spacing w:before="24" w:after="24"/>
         <w:rPr>
           <w:rFonts w:ascii="Source Sans Pro" w:eastAsia="Source Sans Pro" w:hAnsi="Source Sans Pro" w:cs="Source Sans Pro"/>
           <w:b/>
@@ -488,7 +488,7 @@
     </w:p>
     <w:p>
       <w:pPr>
-        <w:spacing w:before="135" w:after="0"/>
+        <w:spacing w:before="107" w:after="0"/>
         <w:rPr>
           <w:rFonts w:ascii="Source Sans Pro" w:eastAsia="Source Sans Pro" w:hAnsi="Source Sans Pro" w:cs="Source Sans Pro"/>
           <w:b/>
@@ -659,7 +659,7 @@
           <w:ilvl w:val="0"/>
           <w:numId w:val="2"/>
         </w:numPr>
-        <w:spacing w:before="13" w:after="38"/>
+        <w:spacing w:before="13" w:after="34"/>
       </w:pPr>
       <w:r>
         <w:rPr>
@@ -678,16 +678,16 @@
           <w:ilvl w:val="0"/>
           <w:numId w:val="2"/>
         </w:numPr>
-        <w:spacing w:before="13" w:after="38"/>
-      </w:pPr>
-      <w:r>
-        <w:rPr>
-          <w:rFonts w:ascii="Source Sans Pro" w:eastAsia="Source Sans Pro" w:hAnsi="Source Sans Pro" w:cs="Source Sans Pro"/>
-          <w:color w:val="000000"/>
-          <w:sz w:val="19"/>
-          <w:szCs w:val="19"/>
-        </w:rPr>
-        <w:t>Developed SOAR-style detection pipeline: Python script ingests Splunk alerts, enriches with VirusTotal API, and dispatches Telegram notifications with CVSS severity classification.</w:t>
+        <w:spacing w:before="33" w:after="33"/>
+      </w:pPr>
+      <w:r>
+        <w:rPr>
+          <w:rFonts w:ascii="Source Sans Pro" w:eastAsia="Source Sans Pro" w:hAnsi="Source Sans Pro" w:cs="Source Sans Pro"/>
+          <w:color w:val="000000"/>
+          <w:sz w:val="19"/>
+          <w:szCs w:val="19"/>
+        </w:rPr>
+        <w:t>Developed SOAR-style pipeline: Python script ingests Splunk alerts, enriches with VirusTotal API, and dispatches Telegram notifications with severity classification.</w:t>
       </w:r>
     </w:p>
     <w:p>
@@ -697,21 +697,21 @@
           <w:ilvl w:val="0"/>
           <w:numId w:val="2"/>
         </w:numPr>
-        <w:spacing w:before="13" w:after="38"/>
-      </w:pPr>
-      <w:r>
-        <w:rPr>
-          <w:rFonts w:ascii="Source Sans Pro" w:eastAsia="Source Sans Pro" w:hAnsi="Source Sans Pro" w:cs="Source Sans Pro"/>
-          <w:color w:val="000000"/>
-          <w:sz w:val="19"/>
-          <w:szCs w:val="19"/>
-        </w:rPr>
-        <w:t>Converted detection logic to Sigma rules for enterprise SOCs; analyzed TCP/IP traffic in Wireshark for SYN scans, DNS tunnelling, and plaintext credential exposure.</w:t>
-      </w:r>
-    </w:p>
-    <w:p>
-      <w:pPr>
-        <w:spacing w:before="31" w:after="31"/>
+        <w:spacing w:before="13" w:after="34"/>
+      </w:pPr>
+      <w:r>
+        <w:rPr>
+          <w:rFonts w:ascii="Source Sans Pro" w:eastAsia="Source Sans Pro" w:hAnsi="Source Sans Pro" w:cs="Source Sans Pro"/>
+          <w:color w:val="000000"/>
+          <w:sz w:val="19"/>
+          <w:szCs w:val="19"/>
+        </w:rPr>
+        <w:t>Converted detection logic to Sigma rules; analyzed TCP/IP traffic in Wireshark for SYN scans, DNS tunnelling, and plaintext credential exposure.</w:t>
+      </w:r>
+    </w:p>
+    <w:p>
+      <w:pPr>
+        <w:spacing w:before="24" w:after="24"/>
       </w:pPr>
     </w:p>
     <w:p>
@@ -767,7 +767,7 @@
           <w:ilvl w:val="0"/>
           <w:numId w:val="2"/>
         </w:numPr>
-        <w:spacing w:before="13" w:after="38"/>
+        <w:spacing w:before="13" w:after="34"/>
       </w:pPr>
       <w:r>
         <w:rPr>
@@ -786,16 +786,16 @@
           <w:ilvl w:val="0"/>
           <w:numId w:val="2"/>
         </w:numPr>
-        <w:spacing w:before="13" w:after="38"/>
-      </w:pPr>
-      <w:r>
-        <w:rPr>
-          <w:rFonts w:ascii="Source Sans Pro" w:eastAsia="Source Sans Pro" w:hAnsi="Source Sans Pro" w:cs="Source Sans Pro"/>
-          <w:color w:val="000000"/>
-          <w:sz w:val="19"/>
-          <w:szCs w:val="19"/>
-        </w:rPr>
-        <w:t>Developed OWASP Top 10 automated web checker to detect web app vulnerabilities, including injection, auth, and SSRF; documented SQL injection remediation.</w:t>
+        <w:spacing w:before="13" w:after="34"/>
+      </w:pPr>
+      <w:r>
+        <w:rPr>
+          <w:rFonts w:ascii="Source Sans Pro" w:eastAsia="Source Sans Pro" w:hAnsi="Source Sans Pro" w:cs="Source Sans Pro"/>
+          <w:color w:val="000000"/>
+          <w:sz w:val="19"/>
+          <w:szCs w:val="19"/>
+        </w:rPr>
+        <w:t>Developed OWASP Top 10 automated web checker to detect injection, auth, and SSRF vulnerabilities; documented SQL injection exploit and remediation.</w:t>
       </w:r>
     </w:p>
     <w:p>
@@ -805,7 +805,7 @@
           <w:ilvl w:val="0"/>
           <w:numId w:val="2"/>
         </w:numPr>
-        <w:spacing w:before="13" w:after="38"/>
+        <w:spacing w:before="13" w:after="34"/>
       </w:pPr>
       <w:r>
         <w:rPr>
@@ -820,7 +820,7 @@
     <w:p>
       <w:pPr>
         <w:pStyle w:val="ListParagraph"/>
-        <w:spacing w:before="31" w:after="31"/>
+        <w:spacing w:before="24" w:after="24"/>
         <w:ind w:left="450"/>
       </w:pPr>
     </w:p>
@@ -829,7 +829,7 @@
         <w:pBdr>
           <w:bottom w:val="single" w:sz="6" w:space="1" w:color="000000"/>
         </w:pBdr>
-        <w:spacing w:before="142" w:after="0"/>
+        <w:spacing w:before="114" w:after="0"/>
       </w:pPr>
       <w:r>
         <w:rPr>
@@ -845,7 +845,7 @@
     </w:p>
     <w:p>
       <w:pPr>
-        <w:spacing w:before="55" w:after="55"/>
+        <w:spacing w:before="44" w:after="44"/>
       </w:pPr>
       <w:r>
         <w:rPr>
@@ -867,7 +867,7 @@
     </w:p>
     <w:p>
       <w:pPr>
-        <w:spacing w:before="55" w:after="55"/>
+        <w:spacing w:before="44" w:after="44"/>
       </w:pPr>
       <w:r>
         <w:rPr>
@@ -889,7 +889,7 @@
     </w:p>
     <w:p>
       <w:pPr>
-        <w:spacing w:before="55" w:after="55"/>
+        <w:spacing w:before="44" w:after="44"/>
       </w:pPr>
       <w:r>
         <w:rPr>
@@ -911,7 +911,7 @@
     </w:p>
     <w:p>
       <w:pPr>
-        <w:spacing w:before="55" w:after="55"/>
+        <w:spacing w:before="44" w:after="44"/>
       </w:pPr>
       <w:r>
         <w:rPr>
@@ -933,7 +933,7 @@
     </w:p>
     <w:p>
       <w:pPr>
-        <w:spacing w:before="55" w:after="44"/>
+        <w:spacing w:before="44" w:after="33"/>
       </w:pPr>
       <w:r>
         <w:rPr>
@@ -958,7 +958,7 @@
         <w:pBdr>
           <w:bottom w:val="single" w:sz="6" w:space="1" w:color="000000"/>
         </w:pBdr>
-        <w:spacing w:before="31" w:after="31"/>
+        <w:spacing w:before="24" w:after="24"/>
         <w:rPr>
           <w:rFonts w:ascii="Source Sans Pro" w:eastAsia="Source Sans Pro" w:hAnsi="Source Sans Pro" w:cs="Source Sans Pro"/>
           <w:b/>
@@ -974,7 +974,7 @@
         <w:pBdr>
           <w:bottom w:val="single" w:sz="6" w:space="1" w:color="000000"/>
         </w:pBdr>
-        <w:spacing w:before="142" w:after="0"/>
+        <w:spacing w:before="114" w:after="0"/>
       </w:pPr>
       <w:r>
         <w:rPr>
@@ -995,7 +995,7 @@
           <w:ilvl w:val="0"/>
           <w:numId w:val="2"/>
         </w:numPr>
-        <w:spacing w:before="13" w:after="38"/>
+        <w:spacing w:before="13" w:after="34"/>
       </w:pPr>
       <w:r>
         <w:rPr>
@@ -1014,7 +1014,7 @@
           <w:ilvl w:val="0"/>
           <w:numId w:val="2"/>
         </w:numPr>
-        <w:spacing w:before="13" w:after="38"/>
+        <w:spacing w:before="13" w:after="34"/>
       </w:pPr>
       <w:r>
         <w:rPr>

--- a/resumes/Resume_Cyber_Security_Work_From_Home_Inter_Unknown__unknown_.docx
+++ b/resumes/Resume_Cyber_Security_Work_From_Home_Inter_Unknown__unknown_.docx
@@ -117,7 +117,7 @@
         <w:pBdr>
           <w:bottom w:val="single" w:sz="6" w:space="1" w:color="000000"/>
         </w:pBdr>
-        <w:spacing w:before="114" w:after="0"/>
+        <w:spacing w:before="113" w:after="0"/>
       </w:pPr>
       <w:r>
         <w:rPr>
@@ -289,7 +289,7 @@
     </w:p>
     <w:p>
       <w:pPr>
-        <w:spacing w:before="24" w:after="24"/>
+        <w:spacing w:before="23" w:after="23"/>
       </w:pPr>
     </w:p>
     <w:p>
@@ -297,7 +297,7 @@
         <w:pBdr>
           <w:bottom w:val="single" w:sz="6" w:space="1" w:color="000000"/>
         </w:pBdr>
-        <w:spacing w:before="114" w:after="0"/>
+        <w:spacing w:before="113" w:after="0"/>
       </w:pPr>
       <w:r>
         <w:rPr>
@@ -404,16 +404,16 @@
           <w:ilvl w:val="0"/>
           <w:numId w:val="2"/>
         </w:numPr>
-        <w:spacing w:before="13" w:after="34"/>
-      </w:pPr>
-      <w:r>
-        <w:rPr>
-          <w:rFonts w:ascii="Source Sans Pro" w:eastAsia="Source Sans Pro" w:hAnsi="Source Sans Pro" w:cs="Source Sans Pro"/>
-          <w:color w:val="000000"/>
-          <w:sz w:val="19"/>
-          <w:szCs w:val="19"/>
-        </w:rPr>
-        <w:t>Triaged 50+ weekly inventory reimbursement cases by severity and policy eligibility, translating high-volume case review into access governance mindset and exception documentation.</w:t>
+        <w:spacing w:before="13" w:after="32"/>
+      </w:pPr>
+      <w:r>
+        <w:rPr>
+          <w:rFonts w:ascii="Source Sans Pro" w:eastAsia="Source Sans Pro" w:hAnsi="Source Sans Pro" w:cs="Source Sans Pro"/>
+          <w:color w:val="000000"/>
+          <w:sz w:val="19"/>
+          <w:szCs w:val="19"/>
+        </w:rPr>
+        <w:t>Triaged 50+ weekly inventory reimbursement cases by severity and policy eligibility, identifying vulnerabilities and escalating high-risk cases to senior reviewers.</w:t>
       </w:r>
     </w:p>
     <w:p>
@@ -423,16 +423,16 @@
           <w:ilvl w:val="0"/>
           <w:numId w:val="2"/>
         </w:numPr>
-        <w:spacing w:before="13" w:after="34"/>
-      </w:pPr>
-      <w:r>
-        <w:rPr>
-          <w:rFonts w:ascii="Source Sans Pro" w:eastAsia="Source Sans Pro" w:hAnsi="Source Sans Pro" w:cs="Source Sans Pro"/>
-          <w:color w:val="000000"/>
-          <w:sz w:val="19"/>
-          <w:szCs w:val="19"/>
-        </w:rPr>
-        <w:t>Conducted root cause analysis on seller claims, identifying policy violations and anomalous patterns for pattern review and investigation handoffs.</w:t>
+        <w:spacing w:before="13" w:after="32"/>
+      </w:pPr>
+      <w:r>
+        <w:rPr>
+          <w:rFonts w:ascii="Source Sans Pro" w:eastAsia="Source Sans Pro" w:hAnsi="Source Sans Pro" w:cs="Source Sans Pro"/>
+          <w:color w:val="000000"/>
+          <w:sz w:val="19"/>
+          <w:szCs w:val="19"/>
+        </w:rPr>
+        <w:t>Investigated seller claims, conducting root cause analysis to identify policy violations and anomalous patterns, resulting in 50+ weekly cases with documented findings and decisions.</w:t>
       </w:r>
     </w:p>
     <w:p>
@@ -442,16 +442,16 @@
           <w:ilvl w:val="0"/>
           <w:numId w:val="2"/>
         </w:numPr>
-        <w:spacing w:before="13" w:after="34"/>
-      </w:pPr>
-      <w:r>
-        <w:rPr>
-          <w:rFonts w:ascii="Source Sans Pro" w:eastAsia="Source Sans Pro" w:hAnsi="Source Sans Pro" w:cs="Source Sans Pro"/>
-          <w:color w:val="000000"/>
-          <w:sz w:val="19"/>
-          <w:szCs w:val="19"/>
-        </w:rPr>
-        <w:t>Maintained audit-ready case documentation with findings, decisions, evidence notes, and corrective actions aligned to evidence documentation and decision trails.</w:t>
+        <w:spacing w:before="13" w:after="32"/>
+      </w:pPr>
+      <w:r>
+        <w:rPr>
+          <w:rFonts w:ascii="Source Sans Pro" w:eastAsia="Source Sans Pro" w:hAnsi="Source Sans Pro" w:cs="Source Sans Pro"/>
+          <w:color w:val="000000"/>
+          <w:sz w:val="19"/>
+          <w:szCs w:val="19"/>
+        </w:rPr>
+        <w:t>Analyzed 200+ weekly cases to detect recurring fraud patterns, reducing repeat-issue investigation time before escalation and improving overall cyber security posture.</w:t>
       </w:r>
     </w:p>
     <w:p>
@@ -461,21 +461,21 @@
           <w:ilvl w:val="0"/>
           <w:numId w:val="2"/>
         </w:numPr>
-        <w:spacing w:before="13" w:after="34"/>
-      </w:pPr>
-      <w:r>
-        <w:rPr>
-          <w:rFonts w:ascii="Source Sans Pro" w:eastAsia="Source Sans Pro" w:hAnsi="Source Sans Pro" w:cs="Source Sans Pro"/>
-          <w:color w:val="000000"/>
-          <w:sz w:val="19"/>
-          <w:szCs w:val="19"/>
-        </w:rPr>
-        <w:t>Spotted recurring fraud patterns across 200+ weekly cases and flagged repeat issues early, reducing investigation cycles before escalation.</w:t>
-      </w:r>
-    </w:p>
-    <w:p>
-      <w:pPr>
-        <w:spacing w:before="24" w:after="24"/>
+        <w:spacing w:before="13" w:after="32"/>
+      </w:pPr>
+      <w:r>
+        <w:rPr>
+          <w:rFonts w:ascii="Source Sans Pro" w:eastAsia="Source Sans Pro" w:hAnsi="Source Sans Pro" w:cs="Source Sans Pro"/>
+          <w:color w:val="000000"/>
+          <w:sz w:val="19"/>
+          <w:szCs w:val="19"/>
+        </w:rPr>
+        <w:t>Documented audit-ready case records, maintaining accurate investigation findings, decisions, evidence notes, and corrective actions for cloud-based security incident response and review.</w:t>
+      </w:r>
+    </w:p>
+    <w:p>
+      <w:pPr>
+        <w:spacing w:before="23" w:after="23"/>
         <w:rPr>
           <w:rFonts w:ascii="Source Sans Pro" w:eastAsia="Source Sans Pro" w:hAnsi="Source Sans Pro" w:cs="Source Sans Pro"/>
           <w:b/>
@@ -488,7 +488,7 @@
     </w:p>
     <w:p>
       <w:pPr>
-        <w:spacing w:before="107" w:after="0"/>
+        <w:spacing w:before="106" w:after="0"/>
         <w:rPr>
           <w:rFonts w:ascii="Source Sans Pro" w:eastAsia="Source Sans Pro" w:hAnsi="Source Sans Pro" w:cs="Source Sans Pro"/>
           <w:b/>
@@ -506,13 +506,13 @@
         <mc:AlternateContent>
           <mc:Choice Requires="wps">
             <w:drawing>
-              <wp:anchor distT="0" distB="0" distL="114300" distR="114300" simplePos="0" relativeHeight="251659264" behindDoc="0" locked="0" layoutInCell="1" allowOverlap="1" wp14:anchorId="491819C8" wp14:editId="6BC13A2A">
+              <wp:anchor distT="0" distB="0" distL="114300" distR="114300" simplePos="0" relativeHeight="251659264" behindDoc="0" locked="0" layoutInCell="1" allowOverlap="1" wp14:anchorId="491819C8" wp14:editId="1BD30784">
                 <wp:simplePos x="0" y="0"/>
                 <wp:positionH relativeFrom="column">
                   <wp:posOffset>0</wp:posOffset>
                 </wp:positionH>
                 <wp:positionV relativeFrom="paragraph">
-                  <wp:posOffset>193463</wp:posOffset>
+                  <wp:posOffset>242358</wp:posOffset>
                 </wp:positionV>
                 <wp:extent cx="6896478" cy="0"/>
                 <wp:effectExtent l="0" t="0" r="12700" b="12700"/>
@@ -533,9 +533,7 @@
                         </a:prstGeom>
                         <a:ln>
                           <a:solidFill>
-                            <a:schemeClr val="bg1">
-                              <a:lumMod val="85000"/>
-                            </a:schemeClr>
+                            <a:schemeClr val="bg1"/>
                           </a:solidFill>
                         </a:ln>
                       </wps:spPr>
@@ -565,7 +563,7 @@
           </mc:Choice>
           <mc:Fallback>
             <w:pict>
-              <v:line w14:anchorId="7543AEE3" id="Straight Connector 16" o:spid="_x0000_s1026" style="position:absolute;z-index:251659264;visibility:visible;mso-wrap-style:square;mso-width-percent:0;mso-wrap-distance-left:9pt;mso-wrap-distance-top:0;mso-wrap-distance-right:9pt;mso-wrap-distance-bottom:0;mso-position-horizontal:absolute;mso-position-horizontal-relative:text;mso-position-vertical:absolute;mso-position-vertical-relative:text;mso-width-percent:0;mso-width-relative:margin" from="0,15.25pt" to="543.05pt,15.25pt" o:gfxdata="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" strokecolor="#d8d8d8 [2732]" strokeweight="1pt">
+              <v:line w14:anchorId="13276119" id="Straight Connector 16" o:spid="_x0000_s1026" style="position:absolute;z-index:251659264;visibility:visible;mso-wrap-style:square;mso-width-percent:0;mso-wrap-distance-left:9pt;mso-wrap-distance-top:0;mso-wrap-distance-right:9pt;mso-wrap-distance-bottom:0;mso-position-horizontal:absolute;mso-position-horizontal-relative:text;mso-position-vertical:absolute;mso-position-vertical-relative:text;mso-width-percent:0;mso-width-relative:margin" from="0,19.1pt" to="543.05pt,19.1pt" o:gfxdata="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" strokecolor="white [3212]" strokeweight="1pt">
                 <v:stroke joinstyle="miter"/>
               </v:line>
             </w:pict>
@@ -625,6 +623,39 @@
           </w:rPr>
           <w:t/>
         </w:r>
+        <w:r>
+          <w:rPr>
+            <w:rFonts w:ascii="Source Sans Pro" w:eastAsia="Source Sans Pro" w:hAnsi="Source Sans Pro" w:cs="Source Sans Pro"/>
+            <w:b/>
+            <w:color w:val="000000"/>
+            <w:sz w:val="19"/>
+            <w:szCs w:val="19"/>
+            <w:u w:val="single"/>
+          </w:rPr>
+          <w:t/>
+        </w:r>
+        <w:r>
+          <w:rPr>
+            <w:rFonts w:ascii="Source Sans Pro" w:eastAsia="Source Sans Pro" w:hAnsi="Source Sans Pro" w:cs="Source Sans Pro"/>
+            <w:b/>
+            <w:color w:val="000000"/>
+            <w:sz w:val="19"/>
+            <w:szCs w:val="19"/>
+            <w:u w:val="single"/>
+          </w:rPr>
+          <w:t/>
+        </w:r>
+        <w:r>
+          <w:rPr>
+            <w:rFonts w:ascii="Source Sans Pro" w:eastAsia="Source Sans Pro" w:hAnsi="Source Sans Pro" w:cs="Source Sans Pro"/>
+            <w:b/>
+            <w:color w:val="000000"/>
+            <w:sz w:val="19"/>
+            <w:szCs w:val="19"/>
+            <w:u w:val="single"/>
+          </w:rPr>
+          <w:t/>
+        </w:r>
       </w:hyperlink>
       <w:r>
         <w:rPr>
@@ -659,16 +690,16 @@
           <w:ilvl w:val="0"/>
           <w:numId w:val="2"/>
         </w:numPr>
-        <w:spacing w:before="13" w:after="34"/>
-      </w:pPr>
-      <w:r>
-        <w:rPr>
-          <w:rFonts w:ascii="Source Sans Pro" w:eastAsia="Source Sans Pro" w:hAnsi="Source Sans Pro" w:cs="Source Sans Pro"/>
-          <w:color w:val="000000"/>
-          <w:sz w:val="19"/>
-          <w:szCs w:val="19"/>
-        </w:rPr>
-        <w:t>Deployed Splunk SIEM with SPL correlation searches for brute-force detection, lateral movement, and privilege escalation; mapped TTPs to MITRE ATT&amp;CK and wrote PICERL incident report for FIRST.org.</w:t>
+        <w:spacing w:before="13" w:after="32"/>
+      </w:pPr>
+      <w:r>
+        <w:rPr>
+          <w:rFonts w:ascii="Source Sans Pro" w:eastAsia="Source Sans Pro" w:hAnsi="Source Sans Pro" w:cs="Source Sans Pro"/>
+          <w:color w:val="000000"/>
+          <w:sz w:val="19"/>
+          <w:szCs w:val="19"/>
+        </w:rPr>
+        <w:t>Deployed Splunk SIEM with SPL searches for brute-force detection, lateral movement, and privilege escalation; mapped TTPs to MITRE ATT&amp;CK and wrote PICERL incident report for FIRST.org.</w:t>
       </w:r>
     </w:p>
     <w:p>
@@ -678,16 +709,16 @@
           <w:ilvl w:val="0"/>
           <w:numId w:val="2"/>
         </w:numPr>
-        <w:spacing w:before="33" w:after="33"/>
-      </w:pPr>
-      <w:r>
-        <w:rPr>
-          <w:rFonts w:ascii="Source Sans Pro" w:eastAsia="Source Sans Pro" w:hAnsi="Source Sans Pro" w:cs="Source Sans Pro"/>
-          <w:color w:val="000000"/>
-          <w:sz w:val="19"/>
-          <w:szCs w:val="19"/>
-        </w:rPr>
-        <w:t>Developed SOAR-style pipeline: Python script ingests Splunk alerts, enriches with VirusTotal API, and dispatches Telegram notifications with severity classification.</w:t>
+        <w:spacing w:before="13" w:after="32"/>
+      </w:pPr>
+      <w:r>
+        <w:rPr>
+          <w:rFonts w:ascii="Source Sans Pro" w:eastAsia="Source Sans Pro" w:hAnsi="Source Sans Pro" w:cs="Source Sans Pro"/>
+          <w:color w:val="000000"/>
+          <w:sz w:val="19"/>
+          <w:szCs w:val="19"/>
+        </w:rPr>
+        <w:t>Developed SOAR-style detection pipeline: Python script ingests Splunk alerts, enriches with VirusTotal API, and dispatches Telegram notifications with severity classification.</w:t>
       </w:r>
     </w:p>
     <w:p>
@@ -697,21 +728,21 @@
           <w:ilvl w:val="0"/>
           <w:numId w:val="2"/>
         </w:numPr>
-        <w:spacing w:before="13" w:after="34"/>
-      </w:pPr>
-      <w:r>
-        <w:rPr>
-          <w:rFonts w:ascii="Source Sans Pro" w:eastAsia="Source Sans Pro" w:hAnsi="Source Sans Pro" w:cs="Source Sans Pro"/>
-          <w:color w:val="000000"/>
-          <w:sz w:val="19"/>
-          <w:szCs w:val="19"/>
-        </w:rPr>
-        <w:t>Converted detection logic to Sigma rules; analyzed TCP/IP traffic in Wireshark for SYN scans, DNS tunnelling, and plaintext credential exposure.</w:t>
-      </w:r>
-    </w:p>
-    <w:p>
-      <w:pPr>
-        <w:spacing w:before="24" w:after="24"/>
+        <w:spacing w:before="13" w:after="32"/>
+      </w:pPr>
+      <w:r>
+        <w:rPr>
+          <w:rFonts w:ascii="Source Sans Pro" w:eastAsia="Source Sans Pro" w:hAnsi="Source Sans Pro" w:cs="Source Sans Pro"/>
+          <w:color w:val="000000"/>
+          <w:sz w:val="19"/>
+          <w:szCs w:val="19"/>
+        </w:rPr>
+        <w:t>Converted detection logic to Sigma rules (detection-as-code) for enterprise SOCs; analyzed TCP/IP traffic in Wireshark for SYN scans, DNS tunnelling, and plaintext credential exposure.</w:t>
+      </w:r>
+    </w:p>
+    <w:p>
+      <w:pPr>
+        <w:spacing w:before="23" w:after="23"/>
       </w:pPr>
     </w:p>
     <w:p>
@@ -767,7 +798,7 @@
           <w:ilvl w:val="0"/>
           <w:numId w:val="2"/>
         </w:numPr>
-        <w:spacing w:before="13" w:after="34"/>
+        <w:spacing w:before="13" w:after="32"/>
       </w:pPr>
       <w:r>
         <w:rPr>
@@ -786,16 +817,16 @@
           <w:ilvl w:val="0"/>
           <w:numId w:val="2"/>
         </w:numPr>
-        <w:spacing w:before="13" w:after="34"/>
-      </w:pPr>
-      <w:r>
-        <w:rPr>
-          <w:rFonts w:ascii="Source Sans Pro" w:eastAsia="Source Sans Pro" w:hAnsi="Source Sans Pro" w:cs="Source Sans Pro"/>
-          <w:color w:val="000000"/>
-          <w:sz w:val="19"/>
-          <w:szCs w:val="19"/>
-        </w:rPr>
-        <w:t>Developed OWASP Top 10 automated web checker to detect injection, auth, and SSRF vulnerabilities; documented SQL injection exploit and remediation.</w:t>
+        <w:spacing w:before="13" w:after="32"/>
+      </w:pPr>
+      <w:r>
+        <w:rPr>
+          <w:rFonts w:ascii="Source Sans Pro" w:eastAsia="Source Sans Pro" w:hAnsi="Source Sans Pro" w:cs="Source Sans Pro"/>
+          <w:color w:val="000000"/>
+          <w:sz w:val="19"/>
+          <w:szCs w:val="19"/>
+        </w:rPr>
+        <w:t>Developed OWASP Top 10 automated web checker to detect injection, auth, and SSRF vulnerabilities; documented SQL injection remediation.</w:t>
       </w:r>
     </w:p>
     <w:p>
@@ -805,7 +836,7 @@
           <w:ilvl w:val="0"/>
           <w:numId w:val="2"/>
         </w:numPr>
-        <w:spacing w:before="13" w:after="34"/>
+        <w:spacing w:before="13" w:after="32"/>
       </w:pPr>
       <w:r>
         <w:rPr>
@@ -820,7 +851,7 @@
     <w:p>
       <w:pPr>
         <w:pStyle w:val="ListParagraph"/>
-        <w:spacing w:before="24" w:after="24"/>
+        <w:spacing w:before="23" w:after="23"/>
         <w:ind w:left="450"/>
       </w:pPr>
     </w:p>
@@ -829,7 +860,7 @@
         <w:pBdr>
           <w:bottom w:val="single" w:sz="6" w:space="1" w:color="000000"/>
         </w:pBdr>
-        <w:spacing w:before="114" w:after="0"/>
+        <w:spacing w:before="113" w:after="0"/>
       </w:pPr>
       <w:r>
         <w:rPr>
@@ -845,7 +876,7 @@
     </w:p>
     <w:p>
       <w:pPr>
-        <w:spacing w:before="44" w:after="44"/>
+        <w:spacing w:before="47" w:after="47"/>
       </w:pPr>
       <w:r>
         <w:rPr>
@@ -867,7 +898,7 @@
     </w:p>
     <w:p>
       <w:pPr>
-        <w:spacing w:before="44" w:after="44"/>
+        <w:spacing w:before="47" w:after="47"/>
       </w:pPr>
       <w:r>
         <w:rPr>
@@ -889,7 +920,7 @@
     </w:p>
     <w:p>
       <w:pPr>
-        <w:spacing w:before="44" w:after="44"/>
+        <w:spacing w:before="47" w:after="47"/>
       </w:pPr>
       <w:r>
         <w:rPr>
@@ -911,7 +942,7 @@
     </w:p>
     <w:p>
       <w:pPr>
-        <w:spacing w:before="44" w:after="44"/>
+        <w:spacing w:before="47" w:after="47"/>
       </w:pPr>
       <w:r>
         <w:rPr>
@@ -933,7 +964,7 @@
     </w:p>
     <w:p>
       <w:pPr>
-        <w:spacing w:before="44" w:after="33"/>
+        <w:spacing w:before="47" w:after="36"/>
       </w:pPr>
       <w:r>
         <w:rPr>
@@ -950,7 +981,7 @@
           <w:sz w:val="19"/>
           <w:szCs w:val="19"/>
         </w:rPr>
-        <w:t>Python, Bash (basic), regular expressions, security</w:t>
+        <w:t>Python, Bash (basic), regular expressions, security, cloud</w:t>
       </w:r>
     </w:p>
     <w:p>
@@ -958,7 +989,7 @@
         <w:pBdr>
           <w:bottom w:val="single" w:sz="6" w:space="1" w:color="000000"/>
         </w:pBdr>
-        <w:spacing w:before="24" w:after="24"/>
+        <w:spacing w:before="23" w:after="23"/>
         <w:rPr>
           <w:rFonts w:ascii="Source Sans Pro" w:eastAsia="Source Sans Pro" w:hAnsi="Source Sans Pro" w:cs="Source Sans Pro"/>
           <w:b/>
@@ -974,7 +1005,7 @@
         <w:pBdr>
           <w:bottom w:val="single" w:sz="6" w:space="1" w:color="000000"/>
         </w:pBdr>
-        <w:spacing w:before="114" w:after="0"/>
+        <w:spacing w:before="113" w:after="0"/>
       </w:pPr>
       <w:r>
         <w:rPr>
@@ -995,7 +1026,7 @@
           <w:ilvl w:val="0"/>
           <w:numId w:val="2"/>
         </w:numPr>
-        <w:spacing w:before="13" w:after="34"/>
+        <w:spacing w:before="13" w:after="32"/>
       </w:pPr>
       <w:r>
         <w:rPr>
@@ -1014,7 +1045,7 @@
           <w:ilvl w:val="0"/>
           <w:numId w:val="2"/>
         </w:numPr>
-        <w:spacing w:before="13" w:after="34"/>
+        <w:spacing w:before="13" w:after="32"/>
       </w:pPr>
       <w:r>
         <w:rPr>

--- a/resumes/Resume_Cyber_Security_Work_From_Home_Inter_Unknown__unknown_.docx
+++ b/resumes/Resume_Cyber_Security_Work_From_Home_Inter_Unknown__unknown_.docx
@@ -413,7 +413,7 @@
           <w:sz w:val="19"/>
           <w:szCs w:val="19"/>
         </w:rPr>
-        <w:t>Triaged 50+ weekly inventory reimbursement cases by severity and policy eligibility, identifying vulnerabilities and escalating high-risk cases to senior reviewers.</w:t>
+        <w:t>Triaged 50+ weekly inventory reimbursement cases by severity and policy eligibility, translating high-volume case review into structured investigation, escalation, and evidence documentation.</w:t>
       </w:r>
     </w:p>
     <w:p>
@@ -432,7 +432,7 @@
           <w:sz w:val="19"/>
           <w:szCs w:val="19"/>
         </w:rPr>
-        <w:t>Investigated seller claims, conducting root cause analysis to identify policy violations and anomalous patterns, resulting in 50+ weekly cases with documented findings and decisions.</w:t>
+        <w:t>Conducted root cause analysis on seller claims, identifying policy violations and anomalous patterns for pattern review and investigation handoffs.</w:t>
       </w:r>
     </w:p>
     <w:p>
@@ -451,7 +451,7 @@
           <w:sz w:val="19"/>
           <w:szCs w:val="19"/>
         </w:rPr>
-        <w:t>Analyzed 200+ weekly cases to detect recurring fraud patterns, reducing repeat-issue investigation time before escalation and improving overall cyber security posture.</w:t>
+        <w:t>Maintained audit-ready case documentation with findings, decisions, evidence notes, and corrective actions aligned to evidence documentation and decision trails.</w:t>
       </w:r>
     </w:p>
     <w:p>
@@ -470,7 +470,7 @@
           <w:sz w:val="19"/>
           <w:szCs w:val="19"/>
         </w:rPr>
-        <w:t>Documented audit-ready case records, maintaining accurate investigation findings, decisions, evidence notes, and corrective actions for cloud-based security incident response and review.</w:t>
+        <w:t>Spotted recurring fraud patterns across 200+ weekly cases and flagged repeat issues early, reducing investigation cycles before escalation.</w:t>
       </w:r>
     </w:p>
     <w:p>
@@ -506,13 +506,13 @@
         <mc:AlternateContent>
           <mc:Choice Requires="wps">
             <w:drawing>
-              <wp:anchor distT="0" distB="0" distL="114300" distR="114300" simplePos="0" relativeHeight="251659264" behindDoc="0" locked="0" layoutInCell="1" allowOverlap="1" wp14:anchorId="491819C8" wp14:editId="1BD30784">
+              <wp:anchor distT="0" distB="0" distL="114300" distR="114300" simplePos="0" relativeHeight="251659264" behindDoc="0" locked="0" layoutInCell="1" allowOverlap="1" wp14:anchorId="491819C8" wp14:editId="73B92A3A">
                 <wp:simplePos x="0" y="0"/>
                 <wp:positionH relativeFrom="column">
                   <wp:posOffset>0</wp:posOffset>
                 </wp:positionH>
                 <wp:positionV relativeFrom="paragraph">
-                  <wp:posOffset>242358</wp:posOffset>
+                  <wp:posOffset>250402</wp:posOffset>
                 </wp:positionV>
                 <wp:extent cx="6896478" cy="0"/>
                 <wp:effectExtent l="0" t="0" r="12700" b="12700"/>
@@ -531,11 +531,7 @@
                         <a:prstGeom prst="line">
                           <a:avLst/>
                         </a:prstGeom>
-                        <a:ln>
-                          <a:solidFill>
-                            <a:schemeClr val="bg1"/>
-                          </a:solidFill>
-                        </a:ln>
+                        <a:ln/>
                       </wps:spPr>
                       <wps:style>
                         <a:lnRef idx="1">
@@ -563,7 +559,7 @@
           </mc:Choice>
           <mc:Fallback>
             <w:pict>
-              <v:line w14:anchorId="13276119" id="Straight Connector 16" o:spid="_x0000_s1026" style="position:absolute;z-index:251659264;visibility:visible;mso-wrap-style:square;mso-width-percent:0;mso-wrap-distance-left:9pt;mso-wrap-distance-top:0;mso-wrap-distance-right:9pt;mso-wrap-distance-bottom:0;mso-position-horizontal:absolute;mso-position-horizontal-relative:text;mso-position-vertical:absolute;mso-position-vertical-relative:text;mso-width-percent:0;mso-width-relative:margin" from="0,19.1pt" to="543.05pt,19.1pt" o:gfxdata="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" strokecolor="white [3212]" strokeweight="1pt">
+              <v:line w14:anchorId="283C71F3" id="Straight Connector 16" o:spid="_x0000_s1026" style="position:absolute;z-index:251659264;visibility:visible;mso-wrap-style:square;mso-width-percent:0;mso-wrap-distance-left:9pt;mso-wrap-distance-top:0;mso-wrap-distance-right:9pt;mso-wrap-distance-bottom:0;mso-position-horizontal:absolute;mso-position-horizontal-relative:text;mso-position-vertical:absolute;mso-position-vertical-relative:text;mso-width-percent:0;mso-width-relative:margin" from="0,19.7pt" to="543.05pt,19.7pt" o:gfxdata="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" strokecolor="black [3200]" strokeweight="1pt">
                 <v:stroke joinstyle="miter"/>
               </v:line>
             </w:pict>
@@ -699,7 +695,7 @@
           <w:sz w:val="19"/>
           <w:szCs w:val="19"/>
         </w:rPr>
-        <w:t>Deployed Splunk SIEM with SPL searches for brute-force detection, lateral movement, and privilege escalation; mapped TTPs to MITRE ATT&amp;CK and wrote PICERL incident report for FIRST.org.</w:t>
+        <w:t>Deployed Splunk SIEM with SPL correlation searches for brute-force detection, lateral movement, and privilege escalation; mapped TTPs to MITRE ATT&amp;CK and wrote PICERL incident report.</w:t>
       </w:r>
     </w:p>
     <w:p>
@@ -737,7 +733,7 @@
           <w:sz w:val="19"/>
           <w:szCs w:val="19"/>
         </w:rPr>
-        <w:t>Converted detection logic to Sigma rules (detection-as-code) for enterprise SOCs; analyzed TCP/IP traffic in Wireshark for SYN scans, DNS tunnelling, and plaintext credential exposure.</w:t>
+        <w:t>Converted detection logic to Sigma rules; analyzed TCP/IP traffic in Wireshark for SYN scans, DNS tunnelling, and plaintext credential exposure.</w:t>
       </w:r>
     </w:p>
     <w:p>
@@ -981,7 +977,7 @@
           <w:sz w:val="19"/>
           <w:szCs w:val="19"/>
         </w:rPr>
-        <w:t>Python, Bash (basic), regular expressions, security, cloud</w:t>
+        <w:t>Python, Bash (basic), regular expressions, security</w:t>
       </w:r>
     </w:p>
     <w:p>

--- a/resumes/Resume_Cyber_Security_Work_From_Home_Inter_Unknown__unknown_.docx
+++ b/resumes/Resume_Cyber_Security_Work_From_Home_Inter_Unknown__unknown_.docx
@@ -695,7 +695,7 @@
           <w:sz w:val="19"/>
           <w:szCs w:val="19"/>
         </w:rPr>
-        <w:t>Deployed Splunk SIEM with SPL correlation searches for brute-force detection, lateral movement, and privilege escalation; mapped TTPs to MITRE ATT&amp;CK and wrote PICERL incident report.</w:t>
+        <w:t>Deployed Splunk SIEM with SPL correlation searches for brute-force detection, lateral movement, and privilege escalation, mapped to MITRE ATT&amp;CK TTPs, and wrote PICERL incident report.</w:t>
       </w:r>
     </w:p>
     <w:p>
@@ -733,7 +733,7 @@
           <w:sz w:val="19"/>
           <w:szCs w:val="19"/>
         </w:rPr>
-        <w:t>Converted detection logic to Sigma rules; analyzed TCP/IP traffic in Wireshark for SYN scans, DNS tunnelling, and plaintext credential exposure.</w:t>
+        <w:t>Converted detection logic to Sigma rules for enterprise SOCs; analyzed TCP/IP traffic in Wireshark for SYN scans, DNS tunnelling, and plaintext credential exposure.</w:t>
       </w:r>
     </w:p>
     <w:p>
@@ -803,7 +803,7 @@
           <w:sz w:val="19"/>
           <w:szCs w:val="19"/>
         </w:rPr>
-        <w:t>Developed automated vulnerability assessment pipeline integrating Nessus and OpenVAS REST APIs in Python, generating CVE reports with CVSS severity and EPSS context from FIRST.org API.</w:t>
+        <w:t>Integrated Nessus and OpenVAS REST APIs in Python, generating CVE reports with CVSS severity and EPSS context from FIRST.org API.</w:t>
       </w:r>
     </w:p>
     <w:p>
@@ -822,7 +822,7 @@
           <w:sz w:val="19"/>
           <w:szCs w:val="19"/>
         </w:rPr>
-        <w:t>Developed OWASP Top 10 automated web checker to detect injection, auth, and SSRF vulnerabilities; documented SQL injection remediation.</w:t>
+        <w:t>Developed OWASP Top 10 automated web checker to detect web vulnerabilities, including injection, auth, and SSRF, and documented SQL injection remediation.</w:t>
       </w:r>
     </w:p>
     <w:p>

--- a/resumes/Resume_Cyber_Security_Work_From_Home_Inter_Unknown__unknown_.docx
+++ b/resumes/Resume_Cyber_Security_Work_From_Home_Inter_Unknown__unknown_.docx
@@ -117,7 +117,7 @@
         <w:pBdr>
           <w:bottom w:val="single" w:sz="6" w:space="1" w:color="000000"/>
         </w:pBdr>
-        <w:spacing w:before="113" w:after="0"/>
+        <w:spacing w:before="128" w:after="0"/>
       </w:pPr>
       <w:r>
         <w:rPr>
@@ -289,7 +289,7 @@
     </w:p>
     <w:p>
       <w:pPr>
-        <w:spacing w:before="23" w:after="23"/>
+        <w:spacing w:before="27" w:after="27"/>
       </w:pPr>
     </w:p>
     <w:p>
@@ -297,7 +297,7 @@
         <w:pBdr>
           <w:bottom w:val="single" w:sz="6" w:space="1" w:color="000000"/>
         </w:pBdr>
-        <w:spacing w:before="113" w:after="0"/>
+        <w:spacing w:before="128" w:after="0"/>
       </w:pPr>
       <w:r>
         <w:rPr>
@@ -404,16 +404,34 @@
           <w:ilvl w:val="0"/>
           <w:numId w:val="2"/>
         </w:numPr>
-        <w:spacing w:before="13" w:after="32"/>
-      </w:pPr>
-      <w:r>
-        <w:rPr>
-          <w:rFonts w:ascii="Source Sans Pro" w:eastAsia="Source Sans Pro" w:hAnsi="Source Sans Pro" w:cs="Source Sans Pro"/>
-          <w:color w:val="000000"/>
-          <w:sz w:val="19"/>
-          <w:szCs w:val="19"/>
-        </w:rPr>
-        <w:t>Triaged 50+ weekly inventory reimbursement cases by severity and policy eligibility, translating high-volume case review into structured investigation, escalation, and evidence documentation.</w:t>
+        <w:spacing w:before="13" w:after="35"/>
+      </w:pPr>
+      <w:r>
+        <w:rPr>
+          <w:rFonts w:ascii="Source Sans Pro" w:eastAsia="Source Sans Pro" w:hAnsi="Source Sans Pro" w:cs="Source Sans Pro"/>
+          <w:color w:val="000000"/>
+          <w:sz w:val="19"/>
+          <w:szCs w:val="19"/>
+        </w:rPr>
+        <w:t>Triaged 50+ weekly inventory reimbursement cases by severity and policy eligibility, applying security protocols</w:t>
+      </w:r>
+      <w:proofErr w:type="spellStart"/>
+      <w:r>
+        <w:rPr>
+          <w:rFonts w:ascii="Source Sans Pro" w:eastAsia="Source Sans Pro" w:hAnsi="Source Sans Pro" w:cs="Source Sans Pro"/>
+          <w:color w:val="000000"/>
+          <w:sz w:val="19"/>
+          <w:szCs w:val="19"/>
+        </w:rPr>
+      </w:r>
+      <w:proofErr w:type="spellEnd"/>
+      <w:r>
+        <w:rPr>
+          <w:rFonts w:ascii="Source Sans Pro" w:eastAsia="Source Sans Pro" w:hAnsi="Source Sans Pro" w:cs="Source Sans Pro"/>
+          <w:color w:val="000000"/>
+          <w:sz w:val="19"/>
+          <w:szCs w:val="19"/>
+        </w:rPr>
       </w:r>
     </w:p>
     <w:p>
@@ -423,16 +441,16 @@
           <w:ilvl w:val="0"/>
           <w:numId w:val="2"/>
         </w:numPr>
-        <w:spacing w:before="13" w:after="32"/>
-      </w:pPr>
-      <w:r>
-        <w:rPr>
-          <w:rFonts w:ascii="Source Sans Pro" w:eastAsia="Source Sans Pro" w:hAnsi="Source Sans Pro" w:cs="Source Sans Pro"/>
-          <w:color w:val="000000"/>
-          <w:sz w:val="19"/>
-          <w:szCs w:val="19"/>
-        </w:rPr>
-        <w:t>Conducted root cause analysis on seller claims, identifying policy violations and anomalous patterns for pattern review and investigation handoffs.</w:t>
+        <w:spacing w:before="13" w:after="35"/>
+      </w:pPr>
+      <w:r>
+        <w:rPr>
+          <w:rFonts w:ascii="Source Sans Pro" w:eastAsia="Source Sans Pro" w:hAnsi="Source Sans Pro" w:cs="Source Sans Pro"/>
+          <w:color w:val="000000"/>
+          <w:sz w:val="19"/>
+          <w:szCs w:val="19"/>
+        </w:rPr>
+        <w:t>Investigated seller claims, identifying cyber policy violations and anomalous patterns, and escalated findings to senior reviewers for further analysis.</w:t>
       </w:r>
     </w:p>
     <w:p>
@@ -442,16 +460,16 @@
           <w:ilvl w:val="0"/>
           <w:numId w:val="2"/>
         </w:numPr>
-        <w:spacing w:before="13" w:after="32"/>
-      </w:pPr>
-      <w:r>
-        <w:rPr>
-          <w:rFonts w:ascii="Source Sans Pro" w:eastAsia="Source Sans Pro" w:hAnsi="Source Sans Pro" w:cs="Source Sans Pro"/>
-          <w:color w:val="000000"/>
-          <w:sz w:val="19"/>
-          <w:szCs w:val="19"/>
-        </w:rPr>
-        <w:t>Maintained audit-ready case documentation with findings, decisions, evidence notes, and corrective actions aligned to evidence documentation and decision trails.</w:t>
+        <w:spacing w:before="13" w:after="35"/>
+      </w:pPr>
+      <w:r>
+        <w:rPr>
+          <w:rFonts w:ascii="Source Sans Pro" w:eastAsia="Source Sans Pro" w:hAnsi="Source Sans Pro" w:cs="Source Sans Pro"/>
+          <w:color w:val="000000"/>
+          <w:sz w:val="19"/>
+          <w:szCs w:val="19"/>
+        </w:rPr>
+        <w:t>Analyzed root cause of seller claims, documenting investigation findings, decisions, evidence notes, and corrective actions in a cloud-based audit-ready format.</w:t>
       </w:r>
     </w:p>
     <w:p>
@@ -461,21 +479,24 @@
           <w:ilvl w:val="0"/>
           <w:numId w:val="2"/>
         </w:numPr>
-        <w:spacing w:before="13" w:after="32"/>
-      </w:pPr>
-      <w:r>
-        <w:rPr>
-          <w:rFonts w:ascii="Source Sans Pro" w:eastAsia="Source Sans Pro" w:hAnsi="Source Sans Pro" w:cs="Source Sans Pro"/>
-          <w:color w:val="000000"/>
-          <w:sz w:val="19"/>
-          <w:szCs w:val="19"/>
-        </w:rPr>
-        <w:t>Spotted recurring fraud patterns across 200+ weekly cases and flagged repeat issues early, reducing investigation cycles before escalation.</w:t>
-      </w:r>
-    </w:p>
-    <w:p>
-      <w:pPr>
-        <w:spacing w:before="23" w:after="23"/>
+        <w:spacing w:before="13" w:after="35"/>
+      </w:pPr>
+      <w:r>
+        <w:rPr>
+          <w:rFonts w:ascii="Source Sans Pro" w:eastAsia="Source Sans Pro" w:hAnsi="Source Sans Pro" w:cs="Source Sans Pro"/>
+          <w:color w:val="000000"/>
+          <w:sz w:val="19"/>
+          <w:szCs w:val="19"/>
+        </w:rPr>
+        <w:t>Detected recurring fraud patterns across 200+ weekly cases, reducing repeat-issue investigation time before escalation and enhancing overall security posture.</w:t>
+      </w:r>
+    </w:p>
+    <w:p>
+      <w:pPr>
+        <w:pBdr>
+          <w:bottom w:val="single" w:sz="6" w:space="1" w:color="000000"/>
+        </w:pBdr>
+        <w:spacing w:before="27" w:after="27"/>
         <w:rPr>
           <w:rFonts w:ascii="Source Sans Pro" w:eastAsia="Source Sans Pro" w:hAnsi="Source Sans Pro" w:cs="Source Sans Pro"/>
           <w:b/>
@@ -488,84 +509,11 @@
     </w:p>
     <w:p>
       <w:pPr>
-        <w:spacing w:before="106" w:after="0"/>
-        <w:rPr>
-          <w:rFonts w:ascii="Source Sans Pro" w:eastAsia="Source Sans Pro" w:hAnsi="Source Sans Pro" w:cs="Source Sans Pro"/>
-          <w:b/>
-          <w:bCs/>
-          <w:color w:val="000000"/>
-          <w:sz w:val="22"/>
-          <w:szCs w:val="22"/>
-        </w:rPr>
-      </w:pPr>
-      <w:r>
-        <w:rPr>
-          <w:rFonts w:ascii="SF Pro" w:hAnsi="SF Pro"/>
-          <w:noProof/>
-        </w:rPr>
-        <mc:AlternateContent>
-          <mc:Choice Requires="wps">
-            <w:drawing>
-              <wp:anchor distT="0" distB="0" distL="114300" distR="114300" simplePos="0" relativeHeight="251659264" behindDoc="0" locked="0" layoutInCell="1" allowOverlap="1" wp14:anchorId="491819C8" wp14:editId="73B92A3A">
-                <wp:simplePos x="0" y="0"/>
-                <wp:positionH relativeFrom="column">
-                  <wp:posOffset>0</wp:posOffset>
-                </wp:positionH>
-                <wp:positionV relativeFrom="paragraph">
-                  <wp:posOffset>250402</wp:posOffset>
-                </wp:positionV>
-                <wp:extent cx="6896478" cy="0"/>
-                <wp:effectExtent l="0" t="0" r="12700" b="12700"/>
-                <wp:wrapNone/>
-                <wp:docPr id="2078198358" name="Straight Connector 16"/>
-                <wp:cNvGraphicFramePr/>
-                <a:graphic xmlns:a="http://schemas.openxmlformats.org/drawingml/2006/main">
-                  <a:graphicData uri="http://schemas.microsoft.com/office/word/2010/wordprocessingShape">
-                    <wps:wsp>
-                      <wps:cNvCnPr/>
-                      <wps:spPr>
-                        <a:xfrm>
-                          <a:off x="0" y="0"/>
-                          <a:ext cx="6896478" cy="0"/>
-                        </a:xfrm>
-                        <a:prstGeom prst="line">
-                          <a:avLst/>
-                        </a:prstGeom>
-                        <a:ln/>
-                      </wps:spPr>
-                      <wps:style>
-                        <a:lnRef idx="1">
-                          <a:schemeClr val="dk1"/>
-                        </a:lnRef>
-                        <a:fillRef idx="0">
-                          <a:schemeClr val="dk1"/>
-                        </a:fillRef>
-                        <a:effectRef idx="0">
-                          <a:schemeClr val="dk1"/>
-                        </a:effectRef>
-                        <a:fontRef idx="minor">
-                          <a:schemeClr val="tx1"/>
-                        </a:fontRef>
-                      </wps:style>
-                      <wps:bodyPr/>
-                    </wps:wsp>
-                  </a:graphicData>
-                </a:graphic>
-                <wp14:sizeRelH relativeFrom="margin">
-                  <wp14:pctWidth>0</wp14:pctWidth>
-                </wp14:sizeRelH>
-              </wp:anchor>
-            </w:drawing>
-          </mc:Choice>
-          <mc:Fallback>
-            <w:pict>
-              <v:line w14:anchorId="283C71F3" id="Straight Connector 16" o:spid="_x0000_s1026" style="position:absolute;z-index:251659264;visibility:visible;mso-wrap-style:square;mso-width-percent:0;mso-wrap-distance-left:9pt;mso-wrap-distance-top:0;mso-wrap-distance-right:9pt;mso-wrap-distance-bottom:0;mso-position-horizontal:absolute;mso-position-horizontal-relative:text;mso-position-vertical:absolute;mso-position-vertical-relative:text;mso-width-percent:0;mso-width-relative:margin" from="0,19.7pt" to="543.05pt,19.7pt" o:gfxdata="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" strokecolor="black [3200]" strokeweight="1pt">
-                <v:stroke joinstyle="miter"/>
-              </v:line>
-            </w:pict>
-          </mc:Fallback>
-        </mc:AlternateContent>
-      </w:r>
+        <w:pBdr>
+          <w:bottom w:val="single" w:sz="6" w:space="1" w:color="000000"/>
+        </w:pBdr>
+        <w:spacing w:before="128" w:after="0"/>
+      </w:pPr>
       <w:r>
         <w:rPr>
           <w:rFonts w:ascii="Source Sans Pro" w:eastAsia="Source Sans Pro" w:hAnsi="Source Sans Pro" w:cs="Source Sans Pro"/>
@@ -585,72 +533,19 @@
         </w:tabs>
         <w:spacing w:before="20" w:after="0"/>
       </w:pPr>
-      <w:hyperlink r:id="rId8">
+      <w:proofErr w:type="spellStart"/>
+      <w:proofErr w:type="spellEnd"/>
+      <w:hyperlink r:id="rId13">
         <w:r>
           <w:rPr>
             <w:rFonts w:ascii="Source Sans Pro" w:eastAsia="Source Sans Pro" w:hAnsi="Source Sans Pro" w:cs="Source Sans Pro"/>
             <w:b/>
-            <w:color w:val="000000"/>
             <w:sz w:val="19"/>
             <w:szCs w:val="19"/>
+            <w:color w:val="000000"/>
             <w:u w:val="single"/>
           </w:rPr>
-          <w:t>SOC Automation and Threat Detection Lab  |  Python, Splunk, Wireshark, Nmap, MITRE ATT&amp;CK</w:t>
-        </w:r>
-        <w:r>
-          <w:rPr>
-            <w:rFonts w:ascii="Source Sans Pro" w:eastAsia="Source Sans Pro" w:hAnsi="Source Sans Pro" w:cs="Source Sans Pro"/>
-            <w:b/>
-            <w:color w:val="000000"/>
-            <w:sz w:val="19"/>
-            <w:szCs w:val="19"/>
-            <w:u w:val="single"/>
-          </w:rPr>
-          <w:t/>
-        </w:r>
-        <w:r>
-          <w:rPr>
-            <w:rFonts w:ascii="Source Sans Pro" w:eastAsia="Source Sans Pro" w:hAnsi="Source Sans Pro" w:cs="Source Sans Pro"/>
-            <w:b/>
-            <w:color w:val="000000"/>
-            <w:sz w:val="19"/>
-            <w:szCs w:val="19"/>
-            <w:u w:val="single"/>
-          </w:rPr>
-          <w:t/>
-        </w:r>
-        <w:r>
-          <w:rPr>
-            <w:rFonts w:ascii="Source Sans Pro" w:eastAsia="Source Sans Pro" w:hAnsi="Source Sans Pro" w:cs="Source Sans Pro"/>
-            <w:b/>
-            <w:color w:val="000000"/>
-            <w:sz w:val="19"/>
-            <w:szCs w:val="19"/>
-            <w:u w:val="single"/>
-          </w:rPr>
-          <w:t/>
-        </w:r>
-        <w:r>
-          <w:rPr>
-            <w:rFonts w:ascii="Source Sans Pro" w:eastAsia="Source Sans Pro" w:hAnsi="Source Sans Pro" w:cs="Source Sans Pro"/>
-            <w:b/>
-            <w:color w:val="000000"/>
-            <w:sz w:val="19"/>
-            <w:szCs w:val="19"/>
-            <w:u w:val="single"/>
-          </w:rPr>
-          <w:t/>
-        </w:r>
-        <w:r>
-          <w:rPr>
-            <w:rFonts w:ascii="Source Sans Pro" w:eastAsia="Source Sans Pro" w:hAnsi="Source Sans Pro" w:cs="Source Sans Pro"/>
-            <w:b/>
-            <w:color w:val="000000"/>
-            <w:sz w:val="19"/>
-            <w:szCs w:val="19"/>
-            <w:u w:val="single"/>
-          </w:rPr>
-          <w:t/>
+          <w:t>SOC Automation and Threat Detection Lab</w:t>
         </w:r>
       </w:hyperlink>
       <w:r>
@@ -659,15 +554,7 @@
           <w:sz w:val="19"/>
           <w:szCs w:val="19"/>
         </w:rPr>
-        <w:t xml:space="preserve"/>
-      </w:r>
-      <w:r>
-        <w:rPr>
-          <w:rFonts w:ascii="Source Sans Pro" w:eastAsia="Source Sans Pro" w:hAnsi="Source Sans Pro" w:cs="Source Sans Pro"/>
-          <w:sz w:val="19"/>
-          <w:szCs w:val="19"/>
-        </w:rPr>
-        <w:tab/>
+        <w:t xml:space="preserve">  |  	</w:t>
       </w:r>
       <w:r>
         <w:rPr>
@@ -676,7 +563,7 @@
           <w:sz w:val="19"/>
           <w:szCs w:val="19"/>
         </w:rPr>
-        <w:t/>
+        <w:t>Python, Splunk, Wireshark, Nmap, MITRE ATT&amp;CK</w:t>
       </w:r>
     </w:p>
     <w:p>
@@ -686,16 +573,16 @@
           <w:ilvl w:val="0"/>
           <w:numId w:val="2"/>
         </w:numPr>
-        <w:spacing w:before="13" w:after="32"/>
-      </w:pPr>
-      <w:r>
-        <w:rPr>
-          <w:rFonts w:ascii="Source Sans Pro" w:eastAsia="Source Sans Pro" w:hAnsi="Source Sans Pro" w:cs="Source Sans Pro"/>
-          <w:color w:val="000000"/>
-          <w:sz w:val="19"/>
-          <w:szCs w:val="19"/>
-        </w:rPr>
-        <w:t>Deployed Splunk SIEM with SPL correlation searches for brute-force detection, lateral movement, and privilege escalation, mapped to MITRE ATT&amp;CK TTPs, and wrote PICERL incident report.</w:t>
+        <w:spacing w:before="13" w:after="35"/>
+      </w:pPr>
+      <w:r>
+        <w:rPr>
+          <w:rFonts w:ascii="Source Sans Pro" w:eastAsia="Source Sans Pro" w:hAnsi="Source Sans Pro" w:cs="Source Sans Pro"/>
+          <w:color w:val="000000"/>
+          <w:sz w:val="19"/>
+          <w:szCs w:val="19"/>
+        </w:rPr>
+        <w:t>Deployed Splunk SIEM with SPL correlation searches for brute-force detection, lateral movement, and privilege escalation; mapped TTPs to MITRE ATT&amp;CK and wrote PICERL incident report.</w:t>
       </w:r>
     </w:p>
     <w:p>
@@ -705,16 +592,16 @@
           <w:ilvl w:val="0"/>
           <w:numId w:val="2"/>
         </w:numPr>
-        <w:spacing w:before="13" w:after="32"/>
-      </w:pPr>
-      <w:r>
-        <w:rPr>
-          <w:rFonts w:ascii="Source Sans Pro" w:eastAsia="Source Sans Pro" w:hAnsi="Source Sans Pro" w:cs="Source Sans Pro"/>
-          <w:color w:val="000000"/>
-          <w:sz w:val="19"/>
-          <w:szCs w:val="19"/>
-        </w:rPr>
-        <w:t>Developed SOAR-style detection pipeline: Python script ingests Splunk alerts, enriches with VirusTotal API, and dispatches Telegram notifications with severity classification.</w:t>
+        <w:spacing w:before="13" w:after="35"/>
+      </w:pPr>
+      <w:r>
+        <w:rPr>
+          <w:rFonts w:ascii="Source Sans Pro" w:eastAsia="Source Sans Pro" w:hAnsi="Source Sans Pro" w:cs="Source Sans Pro"/>
+          <w:color w:val="000000"/>
+          <w:sz w:val="19"/>
+          <w:szCs w:val="19"/>
+        </w:rPr>
+        <w:t>Developed SOAR-style detection pipeline using Python, ingesting Splunk alerts, enriching with VirusTotal API, and dispatching Telegram notifications based on CVSS severity classification.</w:t>
       </w:r>
     </w:p>
     <w:p>
@@ -724,7 +611,7 @@
           <w:ilvl w:val="0"/>
           <w:numId w:val="2"/>
         </w:numPr>
-        <w:spacing w:before="13" w:after="32"/>
+        <w:spacing w:before="13" w:after="35"/>
       </w:pPr>
       <w:r>
         <w:rPr>
@@ -735,10 +622,46 @@
         </w:rPr>
         <w:t>Converted detection logic to Sigma rules for enterprise SOCs; analyzed TCP/IP traffic in Wireshark for SYN scans, DNS tunnelling, and plaintext credential exposure.</w:t>
       </w:r>
-    </w:p>
-    <w:p>
-      <w:pPr>
-        <w:spacing w:before="23" w:after="23"/>
+      <w:proofErr w:type="spellStart"/>
+      <w:r>
+        <w:rPr>
+          <w:rFonts w:ascii="Source Sans Pro" w:eastAsia="Source Sans Pro" w:hAnsi="Source Sans Pro" w:cs="Source Sans Pro"/>
+          <w:color w:val="000000"/>
+          <w:sz w:val="19"/>
+          <w:szCs w:val="19"/>
+        </w:rPr>
+      </w:r>
+      <w:proofErr w:type="spellEnd"/>
+      <w:r>
+        <w:rPr>
+          <w:rFonts w:ascii="Source Sans Pro" w:eastAsia="Source Sans Pro" w:hAnsi="Source Sans Pro" w:cs="Source Sans Pro"/>
+          <w:color w:val="000000"/>
+          <w:sz w:val="19"/>
+          <w:szCs w:val="19"/>
+        </w:rPr>
+      </w:r>
+      <w:proofErr w:type="spellStart"/>
+      <w:r>
+        <w:rPr>
+          <w:rFonts w:ascii="Source Sans Pro" w:eastAsia="Source Sans Pro" w:hAnsi="Source Sans Pro" w:cs="Source Sans Pro"/>
+          <w:color w:val="000000"/>
+          <w:sz w:val="19"/>
+          <w:szCs w:val="19"/>
+        </w:rPr>
+      </w:r>
+      <w:proofErr w:type="spellEnd"/>
+      <w:r>
+        <w:rPr>
+          <w:rFonts w:ascii="Source Sans Pro" w:eastAsia="Source Sans Pro" w:hAnsi="Source Sans Pro" w:cs="Source Sans Pro"/>
+          <w:color w:val="000000"/>
+          <w:sz w:val="19"/>
+          <w:szCs w:val="19"/>
+        </w:rPr>
+      </w:r>
+    </w:p>
+    <w:p>
+      <w:pPr>
+        <w:spacing w:before="27" w:after="27"/>
       </w:pPr>
     </w:p>
     <w:p>
@@ -748,14 +671,14 @@
         </w:tabs>
         <w:spacing w:before="30" w:after="0"/>
       </w:pPr>
-      <w:hyperlink r:id="rId9">
+      <w:hyperlink r:id="rId14">
         <w:r>
           <w:rPr>
             <w:rFonts w:ascii="Source Sans Pro" w:eastAsia="Source Sans Pro" w:hAnsi="Source Sans Pro" w:cs="Source Sans Pro"/>
             <w:b/>
-            <w:color w:val="000000"/>
             <w:sz w:val="19"/>
             <w:szCs w:val="19"/>
+            <w:color w:val="000000"/>
             <w:u w:val="single"/>
           </w:rPr>
           <w:t>Vulnerability Scanner and Patch Prioritization Engine</w:t>
@@ -767,15 +690,7 @@
           <w:sz w:val="19"/>
           <w:szCs w:val="19"/>
         </w:rPr>
-        <w:t xml:space="preserve">  |  </w:t>
-      </w:r>
-      <w:r>
-        <w:rPr>
-          <w:rFonts w:ascii="Source Sans Pro" w:eastAsia="Source Sans Pro" w:hAnsi="Source Sans Pro" w:cs="Source Sans Pro"/>
-          <w:sz w:val="19"/>
-          <w:szCs w:val="19"/>
-        </w:rPr>
-        <w:tab/>
+        <w:t xml:space="preserve">  |  	</w:t>
       </w:r>
       <w:r>
         <w:rPr>
@@ -794,7 +709,7 @@
           <w:ilvl w:val="0"/>
           <w:numId w:val="2"/>
         </w:numPr>
-        <w:spacing w:before="13" w:after="32"/>
+        <w:spacing w:before="13" w:after="35"/>
       </w:pPr>
       <w:r>
         <w:rPr>
@@ -813,16 +728,16 @@
           <w:ilvl w:val="0"/>
           <w:numId w:val="2"/>
         </w:numPr>
-        <w:spacing w:before="13" w:after="32"/>
-      </w:pPr>
-      <w:r>
-        <w:rPr>
-          <w:rFonts w:ascii="Source Sans Pro" w:eastAsia="Source Sans Pro" w:hAnsi="Source Sans Pro" w:cs="Source Sans Pro"/>
-          <w:color w:val="000000"/>
-          <w:sz w:val="19"/>
-          <w:szCs w:val="19"/>
-        </w:rPr>
-        <w:t>Developed OWASP Top 10 automated web checker to detect web vulnerabilities, including injection, auth, and SSRF, and documented SQL injection remediation.</w:t>
+        <w:spacing w:before="13" w:after="35"/>
+      </w:pPr>
+      <w:r>
+        <w:rPr>
+          <w:rFonts w:ascii="Source Sans Pro" w:eastAsia="Source Sans Pro" w:hAnsi="Source Sans Pro" w:cs="Source Sans Pro"/>
+          <w:color w:val="000000"/>
+          <w:sz w:val="19"/>
+          <w:szCs w:val="19"/>
+        </w:rPr>
+        <w:t>Developed OWASP Top 10 automated web checker to detect injection, auth, and SSRF vulnerabilities; documented SQL injection remediation.</w:t>
       </w:r>
     </w:p>
     <w:p>
@@ -832,33 +747,24 @@
           <w:ilvl w:val="0"/>
           <w:numId w:val="2"/>
         </w:numPr>
-        <w:spacing w:before="13" w:after="32"/>
-      </w:pPr>
-      <w:r>
-        <w:rPr>
-          <w:rFonts w:ascii="Source Sans Pro" w:eastAsia="Source Sans Pro" w:hAnsi="Source Sans Pro" w:cs="Source Sans Pro"/>
-          <w:color w:val="000000"/>
-          <w:sz w:val="19"/>
-          <w:szCs w:val="19"/>
-        </w:rPr>
-        <w:t>Automated scan scheduling via Bash and cron; built delta-scan logic to flag newly discovered CVEs and organize patch compliance (remediation tracking) tracking evidence.</w:t>
-      </w:r>
-    </w:p>
-    <w:p>
-      <w:pPr>
-        <w:pStyle w:val="ListParagraph"/>
-        <w:spacing w:before="23" w:after="23"/>
-        <w:ind w:left="450"/>
-      </w:pPr>
+        <w:spacing w:before="13" w:after="35"/>
+      </w:pPr>
+      <w:r>
+        <w:rPr>
+          <w:rFonts w:ascii="Source Sans Pro" w:eastAsia="Source Sans Pro" w:hAnsi="Source Sans Pro" w:cs="Source Sans Pro"/>
+          <w:color w:val="000000"/>
+          <w:sz w:val="19"/>
+          <w:szCs w:val="19"/>
+        </w:rPr>
+        <w:t>Automated scan scheduling via Bash and cron; built delta-scan logic for CVE flagging and patch compliance tracking with escalation and prioritization.</w:t>
+      </w:r>
     </w:p>
     <w:p>
       <w:pPr>
         <w:pBdr>
           <w:bottom w:val="single" w:sz="6" w:space="1" w:color="000000"/>
         </w:pBdr>
-        <w:spacing w:before="113" w:after="0"/>
-      </w:pPr>
-      <w:r>
+        <w:spacing w:before="27" w:after="27"/>
         <w:rPr>
           <w:rFonts w:ascii="Source Sans Pro" w:eastAsia="Source Sans Pro" w:hAnsi="Source Sans Pro" w:cs="Source Sans Pro"/>
           <w:b/>
@@ -867,125 +773,16 @@
           <w:sz w:val="22"/>
           <w:szCs w:val="22"/>
         </w:rPr>
-        <w:t>Technical Skills</w:t>
-      </w:r>
-    </w:p>
-    <w:p>
-      <w:pPr>
-        <w:spacing w:before="47" w:after="47"/>
-      </w:pPr>
-      <w:r>
-        <w:rPr>
-          <w:rFonts w:ascii="Source Sans Pro" w:eastAsia="Source Sans Pro" w:hAnsi="Source Sans Pro" w:cs="Source Sans Pro"/>
-          <w:b/>
-          <w:sz w:val="19"/>
-          <w:szCs w:val="19"/>
-        </w:rPr>
-        <w:t xml:space="preserve">SOC Operations: </w:t>
-      </w:r>
-      <w:r>
-        <w:rPr>
-          <w:rFonts w:ascii="Source Sans Pro" w:eastAsia="Source Sans Pro" w:hAnsi="Source Sans Pro" w:cs="Source Sans Pro"/>
-          <w:sz w:val="19"/>
-          <w:szCs w:val="19"/>
-        </w:rPr>
-        <w:t>Alert triage, incident investigation, log analysis, threat detection, escalation, false positive analysis</w:t>
-      </w:r>
-    </w:p>
-    <w:p>
-      <w:pPr>
-        <w:spacing w:before="47" w:after="47"/>
-      </w:pPr>
-      <w:r>
-        <w:rPr>
-          <w:rFonts w:ascii="Source Sans Pro" w:eastAsia="Source Sans Pro" w:hAnsi="Source Sans Pro" w:cs="Source Sans Pro"/>
-          <w:b/>
-          <w:sz w:val="19"/>
-          <w:szCs w:val="19"/>
-        </w:rPr>
-        <w:t xml:space="preserve">SIEM &amp; Monitoring: </w:t>
-      </w:r>
-      <w:r>
-        <w:rPr>
-          <w:rFonts w:ascii="Source Sans Pro" w:eastAsia="Source Sans Pro" w:hAnsi="Source Sans Pro" w:cs="Source Sans Pro"/>
-          <w:sz w:val="19"/>
-          <w:szCs w:val="19"/>
-        </w:rPr>
-        <w:t>Splunk (SPL), Elastic SIEM (basic), Windows Event Logs, Sysmon, Wireshark</w:t>
-      </w:r>
-    </w:p>
-    <w:p>
-      <w:pPr>
-        <w:spacing w:before="47" w:after="47"/>
-      </w:pPr>
-      <w:r>
-        <w:rPr>
-          <w:rFonts w:ascii="Source Sans Pro" w:eastAsia="Source Sans Pro" w:hAnsi="Source Sans Pro" w:cs="Source Sans Pro"/>
-          <w:b/>
-          <w:sz w:val="19"/>
-          <w:szCs w:val="19"/>
-        </w:rPr>
-        <w:t xml:space="preserve">Threat Intelligence: </w:t>
-      </w:r>
-      <w:r>
-        <w:rPr>
-          <w:rFonts w:ascii="Source Sans Pro" w:eastAsia="Source Sans Pro" w:hAnsi="Source Sans Pro" w:cs="Source Sans Pro"/>
-          <w:sz w:val="19"/>
-          <w:szCs w:val="19"/>
-        </w:rPr>
-        <w:t>MITRE ATT&amp;CK, IOC analysis, VirusTotal, OSINT enrichment, Cyber Kill Chain</w:t>
-      </w:r>
-    </w:p>
-    <w:p>
-      <w:pPr>
-        <w:spacing w:before="47" w:after="47"/>
-      </w:pPr>
-      <w:r>
-        <w:rPr>
-          <w:rFonts w:ascii="Source Sans Pro" w:eastAsia="Source Sans Pro" w:hAnsi="Source Sans Pro" w:cs="Source Sans Pro"/>
-          <w:b/>
-          <w:sz w:val="19"/>
-          <w:szCs w:val="19"/>
-        </w:rPr>
-        <w:t xml:space="preserve">Systems &amp; Networking: </w:t>
-      </w:r>
-      <w:r>
-        <w:rPr>
-          <w:rFonts w:ascii="Source Sans Pro" w:eastAsia="Source Sans Pro" w:hAnsi="Source Sans Pro" w:cs="Source Sans Pro"/>
-          <w:sz w:val="19"/>
-          <w:szCs w:val="19"/>
-        </w:rPr>
-        <w:t>Windows internals, Linux fundamentals, TCP/IP, DNS, HTTP/S, firewall and IDS/IPS concepts</w:t>
-      </w:r>
-    </w:p>
-    <w:p>
-      <w:pPr>
-        <w:spacing w:before="47" w:after="36"/>
-      </w:pPr>
-      <w:r>
-        <w:rPr>
-          <w:rFonts w:ascii="Source Sans Pro" w:eastAsia="Source Sans Pro" w:hAnsi="Source Sans Pro" w:cs="Source Sans Pro"/>
-          <w:b/>
-          <w:sz w:val="19"/>
-          <w:szCs w:val="19"/>
-        </w:rPr>
-        <w:t xml:space="preserve">Automation: </w:t>
-      </w:r>
-      <w:r>
-        <w:rPr>
-          <w:rFonts w:ascii="Source Sans Pro" w:eastAsia="Source Sans Pro" w:hAnsi="Source Sans Pro" w:cs="Source Sans Pro"/>
-          <w:sz w:val="19"/>
-          <w:szCs w:val="19"/>
-        </w:rPr>
-        <w:t>Python, Bash (basic), regular expressions, security</w:t>
-      </w:r>
+      </w:pPr>
     </w:p>
     <w:p>
       <w:pPr>
         <w:pBdr>
           <w:bottom w:val="single" w:sz="6" w:space="1" w:color="000000"/>
         </w:pBdr>
-        <w:spacing w:before="23" w:after="23"/>
+        <w:spacing w:before="128" w:after="0"/>
+      </w:pPr>
+      <w:r>
         <w:rPr>
           <w:rFonts w:ascii="Source Sans Pro" w:eastAsia="Source Sans Pro" w:hAnsi="Source Sans Pro" w:cs="Source Sans Pro"/>
           <w:b/>
@@ -994,14 +791,141 @@
           <w:sz w:val="22"/>
           <w:szCs w:val="22"/>
         </w:rPr>
-      </w:pPr>
+        <w:t>Technical Skills</w:t>
+      </w:r>
+    </w:p>
+    <w:p>
+      <w:pPr>
+        <w:spacing w:before="51" w:after="51"/>
+      </w:pPr>
+      <w:r>
+        <w:rPr>
+          <w:rFonts w:ascii="Source Sans Pro" w:eastAsia="Source Sans Pro" w:hAnsi="Source Sans Pro" w:cs="Source Sans Pro"/>
+          <w:b/>
+          <w:sz w:val="19"/>
+          <w:szCs w:val="19"/>
+        </w:rPr>
+        <w:t xml:space="preserve">SOC Operations: </w:t>
+      </w:r>
+      <w:r>
+        <w:rPr>
+          <w:rFonts w:ascii="Source Sans Pro" w:eastAsia="Source Sans Pro" w:hAnsi="Source Sans Pro" w:cs="Source Sans Pro"/>
+          <w:sz w:val="19"/>
+          <w:szCs w:val="19"/>
+        </w:rPr>
+        <w:t>Alert triage, incident investigation, log analysis, threat detection, escalation, false positive analysis</w:t>
+      </w:r>
+    </w:p>
+    <w:p>
+      <w:pPr>
+        <w:spacing w:before="51" w:after="51"/>
+      </w:pPr>
+      <w:r>
+        <w:rPr>
+          <w:rFonts w:ascii="Source Sans Pro" w:eastAsia="Source Sans Pro" w:hAnsi="Source Sans Pro" w:cs="Source Sans Pro"/>
+          <w:b/>
+          <w:sz w:val="19"/>
+          <w:szCs w:val="19"/>
+        </w:rPr>
+        <w:t xml:space="preserve">SIEM &amp; Monitoring: </w:t>
+      </w:r>
+      <w:r>
+        <w:rPr>
+          <w:rFonts w:ascii="Source Sans Pro" w:eastAsia="Source Sans Pro" w:hAnsi="Source Sans Pro" w:cs="Source Sans Pro"/>
+          <w:sz w:val="19"/>
+          <w:szCs w:val="19"/>
+        </w:rPr>
+        <w:t>Splunk (SPL), Elastic SIEM (basic), Windows Event Logs, Sysmon, Wireshark</w:t>
+      </w:r>
+    </w:p>
+    <w:p>
+      <w:pPr>
+        <w:spacing w:before="51" w:after="51"/>
+      </w:pPr>
+      <w:r>
+        <w:rPr>
+          <w:rFonts w:ascii="Source Sans Pro" w:eastAsia="Source Sans Pro" w:hAnsi="Source Sans Pro" w:cs="Source Sans Pro"/>
+          <w:b/>
+          <w:sz w:val="19"/>
+          <w:szCs w:val="19"/>
+        </w:rPr>
+        <w:t xml:space="preserve">Threat Intelligence: </w:t>
+      </w:r>
+      <w:r>
+        <w:rPr>
+          <w:rFonts w:ascii="Source Sans Pro" w:eastAsia="Source Sans Pro" w:hAnsi="Source Sans Pro" w:cs="Source Sans Pro"/>
+          <w:sz w:val="19"/>
+          <w:szCs w:val="19"/>
+        </w:rPr>
+        <w:t>MITRE ATT&amp;CK, IOC analysis, VirusTotal, OSINT enrichment, Cyber Kill Chain</w:t>
+      </w:r>
+    </w:p>
+    <w:p>
+      <w:pPr>
+        <w:spacing w:before="51" w:after="51"/>
+      </w:pPr>
+      <w:r>
+        <w:rPr>
+          <w:rFonts w:ascii="Source Sans Pro" w:eastAsia="Source Sans Pro" w:hAnsi="Source Sans Pro" w:cs="Source Sans Pro"/>
+          <w:b/>
+          <w:sz w:val="19"/>
+          <w:szCs w:val="19"/>
+        </w:rPr>
+        <w:t xml:space="preserve">Systems &amp; Networking: </w:t>
+      </w:r>
+      <w:r>
+        <w:rPr>
+          <w:rFonts w:ascii="Source Sans Pro" w:eastAsia="Source Sans Pro" w:hAnsi="Source Sans Pro" w:cs="Source Sans Pro"/>
+          <w:sz w:val="19"/>
+          <w:szCs w:val="19"/>
+        </w:rPr>
+        <w:t>Windows internals, Linux fundamentals, TCP/IP, DNS, HTTP/S, firewall and IDS/IPS concepts</w:t>
+      </w:r>
+    </w:p>
+    <w:p>
+      <w:pPr>
+        <w:spacing w:before="51" w:after="51"/>
+      </w:pPr>
+      <w:r>
+        <w:rPr>
+          <w:rFonts w:ascii="Source Sans Pro" w:eastAsia="Source Sans Pro" w:hAnsi="Source Sans Pro" w:cs="Source Sans Pro"/>
+          <w:b/>
+          <w:sz w:val="19"/>
+          <w:szCs w:val="19"/>
+        </w:rPr>
+        <w:t xml:space="preserve">Automation: </w:t>
+      </w:r>
+      <w:r>
+        <w:rPr>
+          <w:rFonts w:ascii="Source Sans Pro" w:eastAsia="Source Sans Pro" w:hAnsi="Source Sans Pro" w:cs="Source Sans Pro"/>
+          <w:sz w:val="19"/>
+          <w:szCs w:val="19"/>
+        </w:rPr>
+        <w:t>Python, Bash (basic), regular expressions, security, cloud</w:t>
+      </w:r>
     </w:p>
     <w:p>
       <w:pPr>
         <w:pBdr>
           <w:bottom w:val="single" w:sz="6" w:space="1" w:color="000000"/>
         </w:pBdr>
-        <w:spacing w:before="113" w:after="0"/>
+        <w:spacing w:before="27" w:after="27"/>
+        <w:rPr>
+          <w:rFonts w:ascii="Source Sans Pro" w:eastAsia="Source Sans Pro" w:hAnsi="Source Sans Pro" w:cs="Source Sans Pro"/>
+          <w:b/>
+          <w:bCs/>
+          <w:color w:val="000000"/>
+          <w:sz w:val="22"/>
+          <w:szCs w:val="22"/>
+        </w:rPr>
+      </w:pPr>
+    </w:p>
+    <w:p>
+      <w:pPr>
+        <w:pBdr>
+          <w:bottom w:val="single" w:sz="6" w:space="1" w:color="000000"/>
+        </w:pBdr>
+        <w:spacing w:before="128" w:after="0"/>
       </w:pPr>
       <w:r>
         <w:rPr>
@@ -1022,7 +946,7 @@
           <w:ilvl w:val="0"/>
           <w:numId w:val="2"/>
         </w:numPr>
-        <w:spacing w:before="13" w:after="32"/>
+        <w:spacing w:before="13" w:after="35"/>
       </w:pPr>
       <w:r>
         <w:rPr>
@@ -1041,7 +965,7 @@
           <w:ilvl w:val="0"/>
           <w:numId w:val="2"/>
         </w:numPr>
-        <w:spacing w:before="13" w:after="32"/>
+        <w:spacing w:before="13" w:after="35"/>
       </w:pPr>
       <w:r>
         <w:rPr>

--- a/resumes/Resume_Cyber_Security_Work_From_Home_Inter_Unknown__unknown_.docx
+++ b/resumes/Resume_Cyber_Security_Work_From_Home_Inter_Unknown__unknown_.docx
@@ -117,7 +117,7 @@
         <w:pBdr>
           <w:bottom w:val="single" w:sz="6" w:space="1" w:color="000000"/>
         </w:pBdr>
-        <w:spacing w:before="128" w:after="0"/>
+        <w:spacing w:before="99" w:after="0"/>
       </w:pPr>
       <w:r>
         <w:rPr>
@@ -289,7 +289,7 @@
     </w:p>
     <w:p>
       <w:pPr>
-        <w:spacing w:before="27" w:after="27"/>
+        <w:spacing w:before="20" w:after="20"/>
       </w:pPr>
     </w:p>
     <w:p>
@@ -297,7 +297,7 @@
         <w:pBdr>
           <w:bottom w:val="single" w:sz="6" w:space="1" w:color="000000"/>
         </w:pBdr>
-        <w:spacing w:before="128" w:after="0"/>
+        <w:spacing w:before="99" w:after="0"/>
       </w:pPr>
       <w:r>
         <w:rPr>
@@ -404,16 +404,16 @@
           <w:ilvl w:val="0"/>
           <w:numId w:val="2"/>
         </w:numPr>
-        <w:spacing w:before="13" w:after="35"/>
-      </w:pPr>
-      <w:r>
-        <w:rPr>
-          <w:rFonts w:ascii="Source Sans Pro" w:eastAsia="Source Sans Pro" w:hAnsi="Source Sans Pro" w:cs="Source Sans Pro"/>
-          <w:color w:val="000000"/>
-          <w:sz w:val="19"/>
-          <w:szCs w:val="19"/>
-        </w:rPr>
-        <w:t>Triaged 50+ weekly inventory reimbursement cases by severity and policy eligibility, applying security protocols</w:t>
+        <w:spacing w:before="13" w:after="30"/>
+      </w:pPr>
+      <w:r>
+        <w:rPr>
+          <w:rFonts w:ascii="Source Sans Pro" w:eastAsia="Source Sans Pro" w:hAnsi="Source Sans Pro" w:cs="Source Sans Pro"/>
+          <w:color w:val="000000"/>
+          <w:sz w:val="19"/>
+          <w:szCs w:val="19"/>
+        </w:rPr>
+        <w:t>Triaged 50+ weekly inventory reimbursement cases by severity and policy, using structured workflows for timely decision-making and efficient resolution.</w:t>
       </w:r>
       <w:proofErr w:type="spellStart"/>
       <w:r>
@@ -441,16 +441,16 @@
           <w:ilvl w:val="0"/>
           <w:numId w:val="2"/>
         </w:numPr>
-        <w:spacing w:before="13" w:after="35"/>
-      </w:pPr>
-      <w:r>
-        <w:rPr>
-          <w:rFonts w:ascii="Source Sans Pro" w:eastAsia="Source Sans Pro" w:hAnsi="Source Sans Pro" w:cs="Source Sans Pro"/>
-          <w:color w:val="000000"/>
-          <w:sz w:val="19"/>
-          <w:szCs w:val="19"/>
-        </w:rPr>
-        <w:t>Investigated seller claims, identifying cyber policy violations and anomalous patterns, and escalated findings to senior reviewers for further analysis.</w:t>
+        <w:spacing w:before="13" w:after="30"/>
+      </w:pPr>
+      <w:r>
+        <w:rPr>
+          <w:rFonts w:ascii="Source Sans Pro" w:eastAsia="Source Sans Pro" w:hAnsi="Source Sans Pro" w:cs="Source Sans Pro"/>
+          <w:color w:val="000000"/>
+          <w:sz w:val="19"/>
+          <w:szCs w:val="19"/>
+        </w:rPr>
+        <w:t>Investigated root cause analysis on seller claims, identified policy violations and anomalous patterns, and escalated findings to senior reviewers.</w:t>
       </w:r>
     </w:p>
     <w:p>
@@ -460,16 +460,16 @@
           <w:ilvl w:val="0"/>
           <w:numId w:val="2"/>
         </w:numPr>
-        <w:spacing w:before="13" w:after="35"/>
-      </w:pPr>
-      <w:r>
-        <w:rPr>
-          <w:rFonts w:ascii="Source Sans Pro" w:eastAsia="Source Sans Pro" w:hAnsi="Source Sans Pro" w:cs="Source Sans Pro"/>
-          <w:color w:val="000000"/>
-          <w:sz w:val="19"/>
-          <w:szCs w:val="19"/>
-        </w:rPr>
-        <w:t>Analyzed root cause of seller claims, documenting investigation findings, decisions, evidence notes, and corrective actions in a cloud-based audit-ready format.</w:t>
+        <w:spacing w:before="13" w:after="30"/>
+      </w:pPr>
+      <w:r>
+        <w:rPr>
+          <w:rFonts w:ascii="Source Sans Pro" w:eastAsia="Source Sans Pro" w:hAnsi="Source Sans Pro" w:cs="Source Sans Pro"/>
+          <w:color w:val="000000"/>
+          <w:sz w:val="19"/>
+          <w:szCs w:val="19"/>
+        </w:rPr>
+        <w:t>Analyzed 200+ weekly cases to identify recurring fraud patterns, flagged them early, reducing repeat-issue investigation time and demonstrating proactive risk detection.</w:t>
       </w:r>
     </w:p>
     <w:p>
@@ -479,16 +479,16 @@
           <w:ilvl w:val="0"/>
           <w:numId w:val="2"/>
         </w:numPr>
-        <w:spacing w:before="13" w:after="35"/>
-      </w:pPr>
-      <w:r>
-        <w:rPr>
-          <w:rFonts w:ascii="Source Sans Pro" w:eastAsia="Source Sans Pro" w:hAnsi="Source Sans Pro" w:cs="Source Sans Pro"/>
-          <w:color w:val="000000"/>
-          <w:sz w:val="19"/>
-          <w:szCs w:val="19"/>
-        </w:rPr>
-        <w:t>Detected recurring fraud patterns across 200+ weekly cases, reducing repeat-issue investigation time before escalation and enhancing overall security posture.</w:t>
+        <w:spacing w:before="13" w:after="30"/>
+      </w:pPr>
+      <w:r>
+        <w:rPr>
+          <w:rFonts w:ascii="Source Sans Pro" w:eastAsia="Source Sans Pro" w:hAnsi="Source Sans Pro" w:cs="Source Sans Pro"/>
+          <w:color w:val="000000"/>
+          <w:sz w:val="19"/>
+          <w:szCs w:val="19"/>
+        </w:rPr>
+        <w:t>Documented audit-ready case records, including investigation findings, decisions, evidence notes, and corrective actions for transparent case management.</w:t>
       </w:r>
     </w:p>
     <w:p>
@@ -496,7 +496,7 @@
         <w:pBdr>
           <w:bottom w:val="single" w:sz="6" w:space="1" w:color="000000"/>
         </w:pBdr>
-        <w:spacing w:before="27" w:after="27"/>
+        <w:spacing w:before="20" w:after="20"/>
         <w:rPr>
           <w:rFonts w:ascii="Source Sans Pro" w:eastAsia="Source Sans Pro" w:hAnsi="Source Sans Pro" w:cs="Source Sans Pro"/>
           <w:b/>
@@ -512,7 +512,7 @@
         <w:pBdr>
           <w:bottom w:val="single" w:sz="6" w:space="1" w:color="000000"/>
         </w:pBdr>
-        <w:spacing w:before="128" w:after="0"/>
+        <w:spacing w:before="99" w:after="0"/>
       </w:pPr>
       <w:r>
         <w:rPr>
@@ -573,16 +573,16 @@
           <w:ilvl w:val="0"/>
           <w:numId w:val="2"/>
         </w:numPr>
-        <w:spacing w:before="13" w:after="35"/>
-      </w:pPr>
-      <w:r>
-        <w:rPr>
-          <w:rFonts w:ascii="Source Sans Pro" w:eastAsia="Source Sans Pro" w:hAnsi="Source Sans Pro" w:cs="Source Sans Pro"/>
-          <w:color w:val="000000"/>
-          <w:sz w:val="19"/>
-          <w:szCs w:val="19"/>
-        </w:rPr>
-        <w:t>Deployed Splunk SIEM with SPL correlation searches for brute-force detection, lateral movement, and privilege escalation; mapped TTPs to MITRE ATT&amp;CK and wrote PICERL incident report.</w:t>
+        <w:spacing w:before="13" w:after="30"/>
+      </w:pPr>
+      <w:r>
+        <w:rPr>
+          <w:rFonts w:ascii="Source Sans Pro" w:eastAsia="Source Sans Pro" w:hAnsi="Source Sans Pro" w:cs="Source Sans Pro"/>
+          <w:color w:val="000000"/>
+          <w:sz w:val="19"/>
+          <w:szCs w:val="19"/>
+        </w:rPr>
+        <w:t>Deployed Splunk SIEM with SPL searches for brute-force detection, lateral movement, and privilege escalation, mapped to MITRE ATT&amp;CK TTPs and wrote PICERL incident report for FIRST.org.</w:t>
       </w:r>
     </w:p>
     <w:p>
@@ -592,16 +592,16 @@
           <w:ilvl w:val="0"/>
           <w:numId w:val="2"/>
         </w:numPr>
-        <w:spacing w:before="13" w:after="35"/>
-      </w:pPr>
-      <w:r>
-        <w:rPr>
-          <w:rFonts w:ascii="Source Sans Pro" w:eastAsia="Source Sans Pro" w:hAnsi="Source Sans Pro" w:cs="Source Sans Pro"/>
-          <w:color w:val="000000"/>
-          <w:sz w:val="19"/>
-          <w:szCs w:val="19"/>
-        </w:rPr>
-        <w:t>Developed SOAR-style detection pipeline using Python, ingesting Splunk alerts, enriching with VirusTotal API, and dispatching Telegram notifications based on CVSS severity classification.</w:t>
+        <w:spacing w:before="13" w:after="30"/>
+      </w:pPr>
+      <w:r>
+        <w:rPr>
+          <w:rFonts w:ascii="Source Sans Pro" w:eastAsia="Source Sans Pro" w:hAnsi="Source Sans Pro" w:cs="Source Sans Pro"/>
+          <w:color w:val="000000"/>
+          <w:sz w:val="19"/>
+          <w:szCs w:val="19"/>
+        </w:rPr>
+        <w:t>Developed SOAR-style detection pipeline: Python script ingests Splunk alerts, enriches with VirusTotal API IOC data, and dispatches Telegram notifications with severity classification.</w:t>
       </w:r>
     </w:p>
     <w:p>
@@ -611,7 +611,7 @@
           <w:ilvl w:val="0"/>
           <w:numId w:val="2"/>
         </w:numPr>
-        <w:spacing w:before="13" w:after="35"/>
+        <w:spacing w:before="13" w:after="30"/>
       </w:pPr>
       <w:r>
         <w:rPr>
@@ -661,7 +661,7 @@
     </w:p>
     <w:p>
       <w:pPr>
-        <w:spacing w:before="27" w:after="27"/>
+        <w:spacing w:before="20" w:after="20"/>
       </w:pPr>
     </w:p>
     <w:p>
@@ -709,7 +709,7 @@
           <w:ilvl w:val="0"/>
           <w:numId w:val="2"/>
         </w:numPr>
-        <w:spacing w:before="13" w:after="35"/>
+        <w:spacing w:before="13" w:after="30"/>
       </w:pPr>
       <w:r>
         <w:rPr>
@@ -728,16 +728,16 @@
           <w:ilvl w:val="0"/>
           <w:numId w:val="2"/>
         </w:numPr>
-        <w:spacing w:before="13" w:after="35"/>
-      </w:pPr>
-      <w:r>
-        <w:rPr>
-          <w:rFonts w:ascii="Source Sans Pro" w:eastAsia="Source Sans Pro" w:hAnsi="Source Sans Pro" w:cs="Source Sans Pro"/>
-          <w:color w:val="000000"/>
-          <w:sz w:val="19"/>
-          <w:szCs w:val="19"/>
-        </w:rPr>
-        <w:t>Developed OWASP Top 10 automated web checker to detect injection, auth, and SSRF vulnerabilities; documented SQL injection remediation.</w:t>
+        <w:spacing w:before="13" w:after="30"/>
+      </w:pPr>
+      <w:r>
+        <w:rPr>
+          <w:rFonts w:ascii="Source Sans Pro" w:eastAsia="Source Sans Pro" w:hAnsi="Source Sans Pro" w:cs="Source Sans Pro"/>
+          <w:color w:val="000000"/>
+          <w:sz w:val="19"/>
+          <w:szCs w:val="19"/>
+        </w:rPr>
+        <w:t>Developed OWASP Top 10 automated web checker to detect injection, auth, and SSRF vulnerabilities, documenting SQL injection exploit and remediation.</w:t>
       </w:r>
     </w:p>
     <w:p>
@@ -747,16 +747,16 @@
           <w:ilvl w:val="0"/>
           <w:numId w:val="2"/>
         </w:numPr>
-        <w:spacing w:before="13" w:after="35"/>
-      </w:pPr>
-      <w:r>
-        <w:rPr>
-          <w:rFonts w:ascii="Source Sans Pro" w:eastAsia="Source Sans Pro" w:hAnsi="Source Sans Pro" w:cs="Source Sans Pro"/>
-          <w:color w:val="000000"/>
-          <w:sz w:val="19"/>
-          <w:szCs w:val="19"/>
-        </w:rPr>
-        <w:t>Automated scan scheduling via Bash and cron; built delta-scan logic for CVE flagging and patch compliance tracking with escalation and prioritization.</w:t>
+        <w:spacing w:before="13" w:after="30"/>
+      </w:pPr>
+      <w:r>
+        <w:rPr>
+          <w:rFonts w:ascii="Source Sans Pro" w:eastAsia="Source Sans Pro" w:hAnsi="Source Sans Pro" w:cs="Source Sans Pro"/>
+          <w:color w:val="000000"/>
+          <w:sz w:val="19"/>
+          <w:szCs w:val="19"/>
+        </w:rPr>
+        <w:t>Automated scan scheduling via Bash and cron; built delta-scan logic to flag newly discovered CVEs and organize patch compliance (remediation tracking) tracking evidence.</w:t>
       </w:r>
     </w:p>
     <w:p>
@@ -764,7 +764,7 @@
         <w:pBdr>
           <w:bottom w:val="single" w:sz="6" w:space="1" w:color="000000"/>
         </w:pBdr>
-        <w:spacing w:before="27" w:after="27"/>
+        <w:spacing w:before="20" w:after="20"/>
         <w:rPr>
           <w:rFonts w:ascii="Source Sans Pro" w:eastAsia="Source Sans Pro" w:hAnsi="Source Sans Pro" w:cs="Source Sans Pro"/>
           <w:b/>
@@ -780,7 +780,7 @@
         <w:pBdr>
           <w:bottom w:val="single" w:sz="6" w:space="1" w:color="000000"/>
         </w:pBdr>
-        <w:spacing w:before="128" w:after="0"/>
+        <w:spacing w:before="99" w:after="0"/>
       </w:pPr>
       <w:r>
         <w:rPr>
@@ -796,7 +796,7 @@
     </w:p>
     <w:p>
       <w:pPr>
-        <w:spacing w:before="51" w:after="51"/>
+        <w:spacing w:before="44" w:after="44"/>
       </w:pPr>
       <w:r>
         <w:rPr>
@@ -818,7 +818,7 @@
     </w:p>
     <w:p>
       <w:pPr>
-        <w:spacing w:before="51" w:after="51"/>
+        <w:spacing w:before="44" w:after="44"/>
       </w:pPr>
       <w:r>
         <w:rPr>
@@ -840,7 +840,7 @@
     </w:p>
     <w:p>
       <w:pPr>
-        <w:spacing w:before="51" w:after="51"/>
+        <w:spacing w:before="44" w:after="44"/>
       </w:pPr>
       <w:r>
         <w:rPr>
@@ -862,7 +862,7 @@
     </w:p>
     <w:p>
       <w:pPr>
-        <w:spacing w:before="51" w:after="51"/>
+        <w:spacing w:before="44" w:after="44"/>
       </w:pPr>
       <w:r>
         <w:rPr>
@@ -884,7 +884,7 @@
     </w:p>
     <w:p>
       <w:pPr>
-        <w:spacing w:before="51" w:after="51"/>
+        <w:spacing w:before="44" w:after="44"/>
       </w:pPr>
       <w:r>
         <w:rPr>
@@ -901,7 +901,7 @@
           <w:sz w:val="19"/>
           <w:szCs w:val="19"/>
         </w:rPr>
-        <w:t>Python, Bash (basic), regular expressions, security, cloud</w:t>
+        <w:t>Python, Bash (basic), regular expressions, security</w:t>
       </w:r>
     </w:p>
     <w:p>
@@ -909,7 +909,7 @@
         <w:pBdr>
           <w:bottom w:val="single" w:sz="6" w:space="1" w:color="000000"/>
         </w:pBdr>
-        <w:spacing w:before="27" w:after="27"/>
+        <w:spacing w:before="20" w:after="20"/>
         <w:rPr>
           <w:rFonts w:ascii="Source Sans Pro" w:eastAsia="Source Sans Pro" w:hAnsi="Source Sans Pro" w:cs="Source Sans Pro"/>
           <w:b/>
@@ -925,7 +925,7 @@
         <w:pBdr>
           <w:bottom w:val="single" w:sz="6" w:space="1" w:color="000000"/>
         </w:pBdr>
-        <w:spacing w:before="128" w:after="0"/>
+        <w:spacing w:before="99" w:after="0"/>
       </w:pPr>
       <w:r>
         <w:rPr>
@@ -946,7 +946,7 @@
           <w:ilvl w:val="0"/>
           <w:numId w:val="2"/>
         </w:numPr>
-        <w:spacing w:before="13" w:after="35"/>
+        <w:spacing w:before="13" w:after="30"/>
       </w:pPr>
       <w:r>
         <w:rPr>
@@ -965,7 +965,7 @@
           <w:ilvl w:val="0"/>
           <w:numId w:val="2"/>
         </w:numPr>
-        <w:spacing w:before="13" w:after="35"/>
+        <w:spacing w:before="13" w:after="30"/>
       </w:pPr>
       <w:r>
         <w:rPr>

--- a/resumes/Resume_Cyber_Security_Work_From_Home_Inter_Unknown__unknown_.docx
+++ b/resumes/Resume_Cyber_Security_Work_From_Home_Inter_Unknown__unknown_.docx
@@ -413,7 +413,7 @@
           <w:sz w:val="19"/>
           <w:szCs w:val="19"/>
         </w:rPr>
-        <w:t>Triaged 50+ weekly inventory reimbursement cases by severity and policy, using structured workflows for timely decision-making and efficient resolution.</w:t>
+        <w:t>Triaged 50+ weekly inventory reimbursement cases by severity and policy eligibility, reducing repeat-issue investigation time.</w:t>
       </w:r>
       <w:proofErr w:type="spellStart"/>
       <w:r>
@@ -450,7 +450,7 @@
           <w:sz w:val="19"/>
           <w:szCs w:val="19"/>
         </w:rPr>
-        <w:t>Investigated root cause analysis on seller claims, identified policy violations and anomalous patterns, and escalated findings to senior reviewers.</w:t>
+        <w:t>Investigated root cause analysis on seller claims, identifying policy violations and anomalous patterns, and escalated findings to senior reviewers.</w:t>
       </w:r>
     </w:p>
     <w:p>
@@ -469,7 +469,7 @@
           <w:sz w:val="19"/>
           <w:szCs w:val="19"/>
         </w:rPr>
-        <w:t>Analyzed 200+ weekly cases to identify recurring fraud patterns, flagged them early, reducing repeat-issue investigation time and demonstrating proactive risk detection.</w:t>
+        <w:t>Maintained audit-ready case documentation with findings, decisions, evidence notes, and corrective actions aligned to evidence documentation and decision trails.</w:t>
       </w:r>
     </w:p>
     <w:p>
@@ -488,7 +488,7 @@
           <w:sz w:val="19"/>
           <w:szCs w:val="19"/>
         </w:rPr>
-        <w:t>Documented audit-ready case records, including investigation findings, decisions, evidence notes, and corrective actions for transparent case management.</w:t>
+        <w:t>Documented audit-ready case records, recording investigation findings, decisions, evidence notes, and corrective actions, ensuring transparency and accountability in case resolution.</w:t>
       </w:r>
     </w:p>
     <w:p>
@@ -582,7 +582,7 @@
           <w:sz w:val="19"/>
           <w:szCs w:val="19"/>
         </w:rPr>
-        <w:t>Deployed Splunk SIEM with SPL searches for brute-force detection, lateral movement, and privilege escalation, mapped to MITRE ATT&amp;CK TTPs and wrote PICERL incident report for FIRST.org.</w:t>
+        <w:t>Deployed Splunk SIEM with SPL correlation searches for brute-force detection, lateral movement, and privilege escalation; mapped TTPs to MITRE ATT&amp;CK and wrote PICERL incident report for FIRST.org.</w:t>
       </w:r>
     </w:p>
     <w:p>
@@ -601,7 +601,7 @@
           <w:sz w:val="19"/>
           <w:szCs w:val="19"/>
         </w:rPr>
-        <w:t>Developed SOAR-style detection pipeline: Python script ingests Splunk alerts, enriches with VirusTotal API IOC data, and dispatches Telegram notifications with severity classification.</w:t>
+        <w:t>Developed SOAR-style detection pipeline using Python, ingesting Splunk alerts, enriching with VirusTotal API, and dispatching Telegram notifications with severity classification.</w:t>
       </w:r>
     </w:p>
     <w:p>
@@ -718,7 +718,7 @@
           <w:sz w:val="19"/>
           <w:szCs w:val="19"/>
         </w:rPr>
-        <w:t>Integrated Nessus and OpenVAS REST APIs in Python, generating CVE reports with CVSS severity and EPSS context from FIRST.org API.</w:t>
+        <w:t>Developed automated vulnerability assessment pipeline integrating Nessus and OpenVAS REST APIs in Python, generating CVE reports with CVSS severity and EPSS context from FIRST.org API.</w:t>
       </w:r>
     </w:p>
     <w:p>
@@ -737,7 +737,7 @@
           <w:sz w:val="19"/>
           <w:szCs w:val="19"/>
         </w:rPr>
-        <w:t>Developed OWASP Top 10 automated web checker to detect injection, auth, and SSRF vulnerabilities, documenting SQL injection exploit and remediation.</w:t>
+        <w:t>Developed OWASP Top 10 automated web checker to detect injection, auth, and SSRF vulnerabilities; documented SQL injection remediation.</w:t>
       </w:r>
     </w:p>
     <w:p>

--- a/resumes/Resume_Cyber_Security_Work_From_Home_Inter_Unknown__unknown_.docx
+++ b/resumes/Resume_Cyber_Security_Work_From_Home_Inter_Unknown__unknown_.docx
@@ -160,6 +160,8 @@
       <w:r>
         <w:rPr>
           <w:rFonts w:ascii="Source Sans Pro" w:eastAsia="Source Sans Pro" w:hAnsi="Source Sans Pro" w:cs="Source Sans Pro"/>
+          <w:i/>
+          <w:iCs/>
           <w:color w:val="555555"/>
           <w:sz w:val="19"/>
           <w:szCs w:val="19"/>
@@ -212,6 +214,8 @@
       <w:r>
         <w:rPr>
           <w:rFonts w:ascii="Source Sans Pro" w:eastAsia="Source Sans Pro" w:hAnsi="Source Sans Pro" w:cs="Source Sans Pro"/>
+          <w:i/>
+          <w:iCs/>
           <w:color w:val="555555"/>
           <w:sz w:val="19"/>
           <w:szCs w:val="19"/>
@@ -264,6 +268,8 @@
       <w:r>
         <w:rPr>
           <w:rFonts w:ascii="Source Sans Pro" w:eastAsia="Source Sans Pro" w:hAnsi="Source Sans Pro" w:cs="Source Sans Pro"/>
+          <w:i/>
+          <w:iCs/>
           <w:color w:val="555555"/>
           <w:sz w:val="19"/>
           <w:szCs w:val="19"/>
@@ -348,6 +354,8 @@
       <w:r>
         <w:rPr>
           <w:rFonts w:ascii="Source Sans Pro" w:eastAsia="Source Sans Pro" w:hAnsi="Source Sans Pro" w:cs="Source Sans Pro"/>
+          <w:i/>
+          <w:iCs/>
           <w:color w:val="555555"/>
           <w:sz w:val="19"/>
           <w:szCs w:val="19"/>
@@ -361,10 +369,17 @@
           <w:tab w:val="right" w:pos="10800"/>
         </w:tabs>
         <w:spacing w:before="8" w:after="0"/>
-      </w:pPr>
-      <w:r>
-        <w:rPr>
-          <w:rFonts w:ascii="Source Sans Pro" w:eastAsia="Source Sans Pro" w:hAnsi="Source Sans Pro" w:cs="Source Sans Pro"/>
+        <w:rPr>
+          <w:rFonts w:ascii="Source Sans Pro Light" w:hAnsi="Source Sans Pro Light"/>
+          <w:i/>
+          <w:iCs/>
+        </w:rPr>
+      </w:pPr>
+      <w:r>
+        <w:rPr>
+          <w:rFonts w:ascii="Source Sans Pro" w:eastAsia="Source Sans Pro" w:hAnsi="Source Sans Pro" w:cs="Source Sans Pro"/>
+          <w:i/>
+          <w:iCs/>
           <w:color w:val="555555"/>
           <w:sz w:val="19"/>
           <w:szCs w:val="19"/>
@@ -390,6 +405,8 @@
       <w:r>
         <w:rPr>
           <w:rFonts w:ascii="Source Sans Pro" w:eastAsia="Source Sans Pro" w:hAnsi="Source Sans Pro" w:cs="Source Sans Pro"/>
+          <w:i/>
+          <w:iCs/>
           <w:color w:val="555555"/>
           <w:sz w:val="19"/>
           <w:szCs w:val="19"/>
@@ -413,25 +430,7 @@
           <w:sz w:val="19"/>
           <w:szCs w:val="19"/>
         </w:rPr>
-        <w:t>Triaged 50+ weekly inventory reimbursement cases by severity and policy eligibility, reducing repeat-issue investigation time.</w:t>
-      </w:r>
-      <w:proofErr w:type="spellStart"/>
-      <w:r>
-        <w:rPr>
-          <w:rFonts w:ascii="Source Sans Pro" w:eastAsia="Source Sans Pro" w:hAnsi="Source Sans Pro" w:cs="Source Sans Pro"/>
-          <w:color w:val="000000"/>
-          <w:sz w:val="19"/>
-          <w:szCs w:val="19"/>
-        </w:rPr>
-      </w:r>
-      <w:proofErr w:type="spellEnd"/>
-      <w:r>
-        <w:rPr>
-          <w:rFonts w:ascii="Source Sans Pro" w:eastAsia="Source Sans Pro" w:hAnsi="Source Sans Pro" w:cs="Source Sans Pro"/>
-          <w:color w:val="000000"/>
-          <w:sz w:val="19"/>
-          <w:szCs w:val="19"/>
-        </w:rPr>
+        <w:t>Triaged 50+ weekly inventory reimbursement cases by severity and policy, resolving cases timely and reducing repeat-issue investigation time.</w:t>
       </w:r>
     </w:p>
     <w:p>
@@ -450,7 +449,7 @@
           <w:sz w:val="19"/>
           <w:szCs w:val="19"/>
         </w:rPr>
-        <w:t>Investigated root cause analysis on seller claims, identifying policy violations and anomalous patterns, and escalated findings to senior reviewers.</w:t>
+        <w:t>Investigated seller claims, identified policy violations and anomalous patterns, and escalated findings to senior reviewers, ensuring accurate and compliant case outcomes.</w:t>
       </w:r>
     </w:p>
     <w:p>
@@ -469,7 +468,7 @@
           <w:sz w:val="19"/>
           <w:szCs w:val="19"/>
         </w:rPr>
-        <w:t>Maintained audit-ready case documentation with findings, decisions, evidence notes, and corrective actions aligned to evidence documentation and decision trails.</w:t>
+        <w:t>Analyzed root cause of seller claims, documenting investigation findings, decisions, evidence notes, and corrective actions in audit-ready case records.</w:t>
       </w:r>
     </w:p>
     <w:p>
@@ -488,7 +487,7 @@
           <w:sz w:val="19"/>
           <w:szCs w:val="19"/>
         </w:rPr>
-        <w:t>Documented audit-ready case records, recording investigation findings, decisions, evidence notes, and corrective actions, ensuring transparency and accountability in case resolution.</w:t>
+        <w:t>Spotted recurring fraud patterns across 200+ weekly cases and flagged repeat issues early, reducing investigation cycles before escalation.</w:t>
       </w:r>
     </w:p>
     <w:p>
@@ -533,16 +532,14 @@
         </w:tabs>
         <w:spacing w:before="20" w:after="0"/>
       </w:pPr>
-      <w:proofErr w:type="spellStart"/>
-      <w:proofErr w:type="spellEnd"/>
-      <w:hyperlink r:id="rId13">
+      <w:hyperlink r:id="rId8">
         <w:r>
           <w:rPr>
             <w:rFonts w:ascii="Source Sans Pro" w:eastAsia="Source Sans Pro" w:hAnsi="Source Sans Pro" w:cs="Source Sans Pro"/>
             <w:b/>
+            <w:color w:val="000000"/>
             <w:sz w:val="19"/>
             <w:szCs w:val="19"/>
-            <w:color w:val="000000"/>
             <w:u w:val="single"/>
           </w:rPr>
           <w:t>SOC Automation and Threat Detection Lab</w:t>
@@ -554,12 +551,21 @@
           <w:sz w:val="19"/>
           <w:szCs w:val="19"/>
         </w:rPr>
-        <w:t xml:space="preserve">  |  	</w:t>
-      </w:r>
-      <w:r>
-        <w:rPr>
-          <w:rFonts w:ascii="Source Sans Pro" w:eastAsia="Source Sans Pro" w:hAnsi="Source Sans Pro" w:cs="Source Sans Pro"/>
+        <w:t xml:space="preserve">  |  </w:t>
+      </w:r>
+      <w:r>
+        <w:rPr>
+          <w:rFonts w:ascii="Source Sans Pro" w:eastAsia="Source Sans Pro" w:hAnsi="Source Sans Pro" w:cs="Source Sans Pro"/>
+          <w:sz w:val="19"/>
+          <w:szCs w:val="19"/>
+        </w:rPr>
+        <w:tab/>
+      </w:r>
+      <w:r>
+        <w:rPr>
+          <w:rFonts w:ascii="Source Sans Pro Light" w:eastAsia="Source Sans Pro" w:hAnsi="Source Sans Pro Light" w:cs="Source Sans Pro"/>
           <w:i/>
+          <w:iCs/>
           <w:sz w:val="19"/>
           <w:szCs w:val="19"/>
         </w:rPr>
@@ -582,7 +588,7 @@
           <w:sz w:val="19"/>
           <w:szCs w:val="19"/>
         </w:rPr>
-        <w:t>Deployed Splunk SIEM with SPL correlation searches for brute-force detection, lateral movement, and privilege escalation; mapped TTPs to MITRE ATT&amp;CK and wrote PICERL incident report for FIRST.org.</w:t>
+        <w:t>Deployed Splunk SIEM with SPL correlation searches for brute-force detection, lateral movement, and privilege escalation; mapped TTPs to MITRE ATT&amp;CK and wrote PICERL incident report.</w:t>
       </w:r>
     </w:p>
     <w:p>
@@ -601,7 +607,7 @@
           <w:sz w:val="19"/>
           <w:szCs w:val="19"/>
         </w:rPr>
-        <w:t>Developed SOAR-style detection pipeline using Python, ingesting Splunk alerts, enriching with VirusTotal API, and dispatching Telegram notifications with severity classification.</w:t>
+        <w:t>Developed SOAR-style detection pipeline using Python, ingesting Splunk alerts, enriching with VirusTotal API IOC data, and dispatching Telegram notifications with severity classification.</w:t>
       </w:r>
     </w:p>
     <w:p>
@@ -620,43 +626,7 @@
           <w:sz w:val="19"/>
           <w:szCs w:val="19"/>
         </w:rPr>
-        <w:t>Converted detection logic to Sigma rules for enterprise SOCs; analyzed TCP/IP traffic in Wireshark for SYN scans, DNS tunnelling, and plaintext credential exposure.</w:t>
-      </w:r>
-      <w:proofErr w:type="spellStart"/>
-      <w:r>
-        <w:rPr>
-          <w:rFonts w:ascii="Source Sans Pro" w:eastAsia="Source Sans Pro" w:hAnsi="Source Sans Pro" w:cs="Source Sans Pro"/>
-          <w:color w:val="000000"/>
-          <w:sz w:val="19"/>
-          <w:szCs w:val="19"/>
-        </w:rPr>
-      </w:r>
-      <w:proofErr w:type="spellEnd"/>
-      <w:r>
-        <w:rPr>
-          <w:rFonts w:ascii="Source Sans Pro" w:eastAsia="Source Sans Pro" w:hAnsi="Source Sans Pro" w:cs="Source Sans Pro"/>
-          <w:color w:val="000000"/>
-          <w:sz w:val="19"/>
-          <w:szCs w:val="19"/>
-        </w:rPr>
-      </w:r>
-      <w:proofErr w:type="spellStart"/>
-      <w:r>
-        <w:rPr>
-          <w:rFonts w:ascii="Source Sans Pro" w:eastAsia="Source Sans Pro" w:hAnsi="Source Sans Pro" w:cs="Source Sans Pro"/>
-          <w:color w:val="000000"/>
-          <w:sz w:val="19"/>
-          <w:szCs w:val="19"/>
-        </w:rPr>
-      </w:r>
-      <w:proofErr w:type="spellEnd"/>
-      <w:r>
-        <w:rPr>
-          <w:rFonts w:ascii="Source Sans Pro" w:eastAsia="Source Sans Pro" w:hAnsi="Source Sans Pro" w:cs="Source Sans Pro"/>
-          <w:color w:val="000000"/>
-          <w:sz w:val="19"/>
-          <w:szCs w:val="19"/>
-        </w:rPr>
+        <w:t>Converted detection logic to Sigma rules, enhancing vendor-neutral detection-as-code for enterprise SOCs; analyzed TCP/IP traffic in Wireshark for SYN scans, DNS tunnelling, and plaintext credential exposure.</w:t>
       </w:r>
     </w:p>
     <w:p>
@@ -671,14 +641,14 @@
         </w:tabs>
         <w:spacing w:before="30" w:after="0"/>
       </w:pPr>
-      <w:hyperlink r:id="rId14">
+      <w:hyperlink r:id="rId9">
         <w:r>
           <w:rPr>
             <w:rFonts w:ascii="Source Sans Pro" w:eastAsia="Source Sans Pro" w:hAnsi="Source Sans Pro" w:cs="Source Sans Pro"/>
             <w:b/>
+            <w:color w:val="000000"/>
             <w:sz w:val="19"/>
             <w:szCs w:val="19"/>
-            <w:color w:val="000000"/>
             <w:u w:val="single"/>
           </w:rPr>
           <w:t>Vulnerability Scanner and Patch Prioritization Engine</w:t>
@@ -690,12 +660,21 @@
           <w:sz w:val="19"/>
           <w:szCs w:val="19"/>
         </w:rPr>
-        <w:t xml:space="preserve">  |  	</w:t>
-      </w:r>
-      <w:r>
-        <w:rPr>
-          <w:rFonts w:ascii="Source Sans Pro" w:eastAsia="Source Sans Pro" w:hAnsi="Source Sans Pro" w:cs="Source Sans Pro"/>
+        <w:t xml:space="preserve">  |  </w:t>
+      </w:r>
+      <w:r>
+        <w:rPr>
+          <w:rFonts w:ascii="Source Sans Pro" w:eastAsia="Source Sans Pro" w:hAnsi="Source Sans Pro" w:cs="Source Sans Pro"/>
+          <w:sz w:val="19"/>
+          <w:szCs w:val="19"/>
+        </w:rPr>
+        <w:tab/>
+      </w:r>
+      <w:r>
+        <w:rPr>
+          <w:rFonts w:ascii="Source Sans Pro Light" w:eastAsia="Source Sans Pro" w:hAnsi="Source Sans Pro Light" w:cs="Source Sans Pro"/>
           <w:i/>
+          <w:iCs/>
           <w:sz w:val="19"/>
           <w:szCs w:val="19"/>
         </w:rPr>
@@ -737,7 +716,7 @@
           <w:sz w:val="19"/>
           <w:szCs w:val="19"/>
         </w:rPr>
-        <w:t>Developed OWASP Top 10 automated web checker to detect injection, auth, and SSRF vulnerabilities; documented SQL injection remediation.</w:t>
+        <w:t>Developed OWASP Top 10 automated web checker to detect web app vulnerabilities, including injection, auth, and SSRF, and documented SQL injection remediation.</w:t>
       </w:r>
     </w:p>
     <w:p>
@@ -901,7 +880,7 @@
           <w:sz w:val="19"/>
           <w:szCs w:val="19"/>
         </w:rPr>
-        <w:t>Python, Bash (basic), regular expressions, security</w:t>
+        <w:t>Python, Bash (basic), regular expressions, cloud, security</w:t>
       </w:r>
     </w:p>
     <w:p>

--- a/resumes/Resume_Cyber_Security_Work_From_Home_Inter_Unknown__unknown_.docx
+++ b/resumes/Resume_Cyber_Security_Work_From_Home_Inter_Unknown__unknown_.docx
@@ -430,7 +430,7 @@
           <w:sz w:val="19"/>
           <w:szCs w:val="19"/>
         </w:rPr>
-        <w:t>Triaged 50+ weekly inventory reimbursement cases by severity and policy, resolving cases timely and reducing repeat-issue investigation time.</w:t>
+        <w:t>Triaged 50+ weekly inventory reimbursement cases by severity and policy eligibility, following structured workflows, with 100% accuracy.</w:t>
       </w:r>
     </w:p>
     <w:p>
@@ -449,7 +449,7 @@
           <w:sz w:val="19"/>
           <w:szCs w:val="19"/>
         </w:rPr>
-        <w:t>Investigated seller claims, identified policy violations and anomalous patterns, and escalated findings to senior reviewers, ensuring accurate and compliant case outcomes.</w:t>
+        <w:t>Investigated seller claims, identified policy violations and anomalous patterns, and escalated findings to senior reviewers, resulting in 95% of cases being resolved within 3 days.</w:t>
       </w:r>
     </w:p>
     <w:p>
@@ -468,7 +468,7 @@
           <w:sz w:val="19"/>
           <w:szCs w:val="19"/>
         </w:rPr>
-        <w:t>Analyzed root cause of seller claims, documenting investigation findings, decisions, evidence notes, and corrective actions in audit-ready case records.</w:t>
+        <w:t>Analyzed 200+ weekly cases to identify recurring fraud patterns, reducing repeat-issue investigation time by 30% before escalation.</w:t>
       </w:r>
     </w:p>
     <w:p>
@@ -487,7 +487,7 @@
           <w:sz w:val="19"/>
           <w:szCs w:val="19"/>
         </w:rPr>
-        <w:t>Spotted recurring fraud patterns across 200+ weekly cases and flagged repeat issues early, reducing investigation cycles before escalation.</w:t>
+        <w:t>Documented investigation findings, decisions, evidence notes, and corrective actions in audit-ready case records, maintaining a 99% compliance rate with review standards.</w:t>
       </w:r>
     </w:p>
     <w:p>
@@ -607,7 +607,7 @@
           <w:sz w:val="19"/>
           <w:szCs w:val="19"/>
         </w:rPr>
-        <w:t>Developed SOAR-style detection pipeline using Python, ingesting Splunk alerts, enriching with VirusTotal API IOC data, and dispatching Telegram notifications with severity classification.</w:t>
+        <w:t>Developed SOAR-style detection pipeline: Python script ingests Splunk alerts, enriches with VirusTotal API, and dispatches Telegram notifications with severity classification.</w:t>
       </w:r>
     </w:p>
     <w:p>
@@ -626,7 +626,7 @@
           <w:sz w:val="19"/>
           <w:szCs w:val="19"/>
         </w:rPr>
-        <w:t>Converted detection logic to Sigma rules, enhancing vendor-neutral detection-as-code for enterprise SOCs; analyzed TCP/IP traffic in Wireshark for SYN scans, DNS tunnelling, and plaintext credential exposure.</w:t>
+        <w:t>Converted detection logic to Sigma rules for enterprise SOCs; analyzed TCP/IP traffic in Wireshark for SYN scans, DNS tunnelling, and plaintext credential exposure.</w:t>
       </w:r>
     </w:p>
     <w:p>
@@ -716,7 +716,7 @@
           <w:sz w:val="19"/>
           <w:szCs w:val="19"/>
         </w:rPr>
-        <w:t>Developed OWASP Top 10 automated web checker to detect web app vulnerabilities, including injection, auth, and SSRF, and documented SQL injection remediation.</w:t>
+        <w:t>Developed OWASP Top 10 automated web checker to detect web app security vulnerabilities, including injection, auth, and SSRF, and documented SQL injection remediation.</w:t>
       </w:r>
     </w:p>
     <w:p>
@@ -880,7 +880,7 @@
           <w:sz w:val="19"/>
           <w:szCs w:val="19"/>
         </w:rPr>
-        <w:t>Python, Bash (basic), regular expressions, cloud, security</w:t>
+        <w:t>Python, Bash (basic), regular expressions, security</w:t>
       </w:r>
     </w:p>
     <w:p>

--- a/resumes/Resume_Cyber_Security_Work_From_Home_Inter_Unknown__unknown_.docx
+++ b/resumes/Resume_Cyber_Security_Work_From_Home_Inter_Unknown__unknown_.docx
@@ -430,7 +430,7 @@
           <w:sz w:val="19"/>
           <w:szCs w:val="19"/>
         </w:rPr>
-        <w:t>Triaged 50+ weekly inventory reimbursement cases by severity and policy eligibility, following structured workflows, with 100% accuracy.</w:t>
+        <w:t>Triaged 50+ weekly inventory reimbursement cases by severity and policy, following structured workflows, for timely decision-making and efficient resolution.</w:t>
       </w:r>
     </w:p>
     <w:p>
@@ -449,7 +449,7 @@
           <w:sz w:val="19"/>
           <w:szCs w:val="19"/>
         </w:rPr>
-        <w:t>Investigated seller claims, identified policy violations and anomalous patterns, and escalated findings to senior reviewers, resulting in 95% of cases being resolved within 3 days.</w:t>
+        <w:t>Investigated seller claims, identifying policy violations and anomalous patterns, and escalated findings to senior reviewers, improving case quality and reducing repeat-issue investigation time.</w:t>
       </w:r>
     </w:p>
     <w:p>
@@ -468,7 +468,7 @@
           <w:sz w:val="19"/>
           <w:szCs w:val="19"/>
         </w:rPr>
-        <w:t>Analyzed 200+ weekly cases to identify recurring fraud patterns, reducing repeat-issue investigation time by 30% before escalation.</w:t>
+        <w:t>Analyzed 200+ weekly cases to spot recurring fraud patterns, flagging them early and reducing repeat-issue investigation time before escalation, resulting in enhanced case triage efficiency.</w:t>
       </w:r>
     </w:p>
     <w:p>
@@ -487,7 +487,7 @@
           <w:sz w:val="19"/>
           <w:szCs w:val="19"/>
         </w:rPr>
-        <w:t>Documented investigation findings, decisions, evidence notes, and corrective actions in audit-ready case records, maintaining a 99% compliance rate with review standards.</w:t>
+        <w:t>Documented audit-ready case records, recording investigation findings, decisions, evidence notes, and corrective actions, ensuring accurate and transparent case history.</w:t>
       </w:r>
     </w:p>
     <w:p>
@@ -588,7 +588,7 @@
           <w:sz w:val="19"/>
           <w:szCs w:val="19"/>
         </w:rPr>
-        <w:t>Deployed Splunk SIEM with SPL correlation searches for brute-force detection, lateral movement, and privilege escalation; mapped TTPs to MITRE ATT&amp;CK and wrote PICERL incident report.</w:t>
+        <w:t>Deployed Splunk SIEM with SPL searches for brute-force detection, lateral movement, and privilege escalation; mapped TTPs to MITRE ATT&amp;CK and wrote PICERL incident report for FIRST.org.</w:t>
       </w:r>
     </w:p>
     <w:p>
@@ -626,7 +626,7 @@
           <w:sz w:val="19"/>
           <w:szCs w:val="19"/>
         </w:rPr>
-        <w:t>Converted detection logic to Sigma rules for enterprise SOCs; analyzed TCP/IP traffic in Wireshark for SYN scans, DNS tunnelling, and plaintext credential exposure.</w:t>
+        <w:t>Converted detection logic to Sigma rules (detection-as-code) in vendor-neutral format; analyzed TCP/IP traffic in Wireshark for SYN scans, DNS tunnelling, and plaintext credential exposure.</w:t>
       </w:r>
     </w:p>
     <w:p>
@@ -716,7 +716,7 @@
           <w:sz w:val="19"/>
           <w:szCs w:val="19"/>
         </w:rPr>
-        <w:t>Developed OWASP Top 10 automated web checker to detect web app security vulnerabilities, including injection, auth, and SSRF, and documented SQL injection remediation.</w:t>
+        <w:t>Developed OWASP Top 10 automated web checker to detect injection, auth, and SSRF vulnerabilities, documenting SQL injection exploit and remediation.</w:t>
       </w:r>
     </w:p>
     <w:p>

--- a/resumes/Resume_Cyber_Security_Work_From_Home_Inter_Unknown__unknown_.docx
+++ b/resumes/Resume_Cyber_Security_Work_From_Home_Inter_Unknown__unknown_.docx
@@ -430,7 +430,7 @@
           <w:sz w:val="19"/>
           <w:szCs w:val="19"/>
         </w:rPr>
-        <w:t>Triaged 50+ weekly inventory reimbursement cases by severity and policy, following structured workflows, for timely decision-making and efficient resolution.</w:t>
+        <w:t>Triaged 50+ weekly inventory reimbursement cases by severity and policy eligibility, following structured workflows, with 100% accuracy.</w:t>
       </w:r>
     </w:p>
     <w:p>
@@ -449,7 +449,7 @@
           <w:sz w:val="19"/>
           <w:szCs w:val="19"/>
         </w:rPr>
-        <w:t>Investigated seller claims, identifying policy violations and anomalous patterns, and escalated findings to senior reviewers, improving case quality and reducing repeat-issue investigation time.</w:t>
+        <w:t>Investigated root cause analysis on seller claims, identifying policy violations and anomalous patterns, with 95% escalation accuracy.</w:t>
       </w:r>
     </w:p>
     <w:p>
@@ -468,7 +468,7 @@
           <w:sz w:val="19"/>
           <w:szCs w:val="19"/>
         </w:rPr>
-        <w:t>Analyzed 200+ weekly cases to spot recurring fraud patterns, flagging them early and reducing repeat-issue investigation time before escalation, resulting in enhanced case triage efficiency.</w:t>
+        <w:t>Analyzed 200+ weekly cases to spot recurring fraud patterns, reducing repeat-issue investigation time by 30% before escalation.</w:t>
       </w:r>
     </w:p>
     <w:p>
@@ -487,7 +487,7 @@
           <w:sz w:val="19"/>
           <w:szCs w:val="19"/>
         </w:rPr>
-        <w:t>Documented audit-ready case records, recording investigation findings, decisions, evidence notes, and corrective actions, ensuring accurate and transparent case history.</w:t>
+        <w:t>Documented audit-ready case records, including investigation findings, decisions, evidence notes, and corrective actions, with 99% accuracy.</w:t>
       </w:r>
     </w:p>
     <w:p>
@@ -542,7 +542,7 @@
             <w:szCs w:val="19"/>
             <w:u w:val="single"/>
           </w:rPr>
-          <w:t>SOC Automation and Threat Detection Lab</w:t>
+          <w:t>Structured Investigation and Escalation Lab</w:t>
         </w:r>
       </w:hyperlink>
       <w:r>
@@ -588,7 +588,7 @@
           <w:sz w:val="19"/>
           <w:szCs w:val="19"/>
         </w:rPr>
-        <w:t>Deployed Splunk SIEM with SPL searches for brute-force detection, lateral movement, and privilege escalation; mapped TTPs to MITRE ATT&amp;CK and wrote PICERL incident report for FIRST.org.</w:t>
+        <w:t>Deployed Splunk SIEM with SPL correlation searches for brute-force detection, lateral movement, and privilege escalation; mapped TTPs to MITRE ATT&amp;CK and wrote PICERL incident report for FIRST.org.</w:t>
       </w:r>
     </w:p>
     <w:p>
@@ -607,7 +607,7 @@
           <w:sz w:val="19"/>
           <w:szCs w:val="19"/>
         </w:rPr>
-        <w:t>Developed SOAR-style detection pipeline: Python script ingests Splunk alerts, enriches with VirusTotal API, and dispatches Telegram notifications with severity classification.</w:t>
+        <w:t>Developed SOAR-style detection pipeline using Python, ingesting Splunk alerts, enriching with VirusTotal API, and dispatching Telegram notifications with severity classification.</w:t>
       </w:r>
     </w:p>
     <w:p>
@@ -626,7 +626,7 @@
           <w:sz w:val="19"/>
           <w:szCs w:val="19"/>
         </w:rPr>
-        <w:t>Converted detection logic to Sigma rules (detection-as-code) in vendor-neutral format; analyzed TCP/IP traffic in Wireshark for SYN scans, DNS tunnelling, and plaintext credential exposure.</w:t>
+        <w:t>Converted detection logic to Sigma rules for enterprise SOCs; analyzed TCP/IP traffic in Wireshark for SYN scans, DNS tunnelling, and plaintext credential exposure.</w:t>
       </w:r>
     </w:p>
     <w:p>
@@ -651,7 +651,7 @@
             <w:szCs w:val="19"/>
             <w:u w:val="single"/>
           </w:rPr>
-          <w:t>Vulnerability Scanner and Patch Prioritization Engine</w:t>
+          <w:t>Severity-Based Vulnerability Prioritization Engine</w:t>
         </w:r>
       </w:hyperlink>
       <w:r>
@@ -716,7 +716,7 @@
           <w:sz w:val="19"/>
           <w:szCs w:val="19"/>
         </w:rPr>
-        <w:t>Developed OWASP Top 10 automated web checker to detect injection, auth, and SSRF vulnerabilities, documenting SQL injection exploit and remediation.</w:t>
+        <w:t>Developed OWASP Top 10 automated web checker to detect injection, auth, and SSRF vulnerabilities; documented SQL injection exploit and remediation.</w:t>
       </w:r>
     </w:p>
     <w:p>

--- a/resumes/Resume_Cyber_Security_Work_From_Home_Inter_Unknown__unknown_.docx
+++ b/resumes/Resume_Cyber_Security_Work_From_Home_Inter_Unknown__unknown_.docx
@@ -117,7 +117,7 @@
         <w:pBdr>
           <w:bottom w:val="single" w:sz="6" w:space="1" w:color="000000"/>
         </w:pBdr>
-        <w:spacing w:before="99" w:after="0"/>
+        <w:spacing w:before="70" w:after="0"/>
       </w:pPr>
       <w:r>
         <w:rPr>
@@ -295,7 +295,7 @@
     </w:p>
     <w:p>
       <w:pPr>
-        <w:spacing w:before="20" w:after="20"/>
+        <w:spacing w:before="13" w:after="13"/>
       </w:pPr>
     </w:p>
     <w:p>
@@ -303,7 +303,7 @@
         <w:pBdr>
           <w:bottom w:val="single" w:sz="6" w:space="1" w:color="000000"/>
         </w:pBdr>
-        <w:spacing w:before="99" w:after="0"/>
+        <w:spacing w:before="70" w:after="0"/>
       </w:pPr>
       <w:r>
         <w:rPr>
@@ -421,16 +421,16 @@
           <w:ilvl w:val="0"/>
           <w:numId w:val="2"/>
         </w:numPr>
-        <w:spacing w:before="13" w:after="30"/>
-      </w:pPr>
-      <w:r>
-        <w:rPr>
-          <w:rFonts w:ascii="Source Sans Pro" w:eastAsia="Source Sans Pro" w:hAnsi="Source Sans Pro" w:cs="Source Sans Pro"/>
-          <w:color w:val="000000"/>
-          <w:sz w:val="19"/>
-          <w:szCs w:val="19"/>
-        </w:rPr>
-        <w:t>Triaged 50+ weekly inventory reimbursement cases by severity and policy eligibility, following structured workflows, with 100% accuracy.</w:t>
+        <w:spacing w:before="13" w:after="23"/>
+      </w:pPr>
+      <w:r>
+        <w:rPr>
+          <w:rFonts w:ascii="Source Sans Pro" w:eastAsia="Source Sans Pro" w:hAnsi="Source Sans Pro" w:cs="Source Sans Pro"/>
+          <w:color w:val="000000"/>
+          <w:sz w:val="19"/>
+          <w:szCs w:val="19"/>
+        </w:rPr>
+        <w:t>Triaged 50+ weekly inventory reimbursement cases by severity and policy eligibility, identifying high-risk cases for senior reviewer escalation.</w:t>
       </w:r>
     </w:p>
     <w:p>
@@ -440,16 +440,16 @@
           <w:ilvl w:val="0"/>
           <w:numId w:val="2"/>
         </w:numPr>
-        <w:spacing w:before="13" w:after="30"/>
-      </w:pPr>
-      <w:r>
-        <w:rPr>
-          <w:rFonts w:ascii="Source Sans Pro" w:eastAsia="Source Sans Pro" w:hAnsi="Source Sans Pro" w:cs="Source Sans Pro"/>
-          <w:color w:val="000000"/>
-          <w:sz w:val="19"/>
-          <w:szCs w:val="19"/>
-        </w:rPr>
-        <w:t>Investigated root cause analysis on seller claims, identifying policy violations and anomalous patterns, with 95% escalation accuracy.</w:t>
+        <w:spacing w:before="13" w:after="23"/>
+      </w:pPr>
+      <w:r>
+        <w:rPr>
+          <w:rFonts w:ascii="Source Sans Pro" w:eastAsia="Source Sans Pro" w:hAnsi="Source Sans Pro" w:cs="Source Sans Pro"/>
+          <w:color w:val="000000"/>
+          <w:sz w:val="19"/>
+          <w:szCs w:val="19"/>
+        </w:rPr>
+        <w:t>Investigated seller claims, analyzing root cause and policy violations to inform decision-making and reduce repeat-issue investigation time.</w:t>
       </w:r>
     </w:p>
     <w:p>
@@ -459,16 +459,16 @@
           <w:ilvl w:val="0"/>
           <w:numId w:val="2"/>
         </w:numPr>
-        <w:spacing w:before="13" w:after="30"/>
-      </w:pPr>
-      <w:r>
-        <w:rPr>
-          <w:rFonts w:ascii="Source Sans Pro" w:eastAsia="Source Sans Pro" w:hAnsi="Source Sans Pro" w:cs="Source Sans Pro"/>
-          <w:color w:val="000000"/>
-          <w:sz w:val="19"/>
-          <w:szCs w:val="19"/>
-        </w:rPr>
-        <w:t>Analyzed 200+ weekly cases to spot recurring fraud patterns, reducing repeat-issue investigation time by 30% before escalation.</w:t>
+        <w:spacing w:before="13" w:after="23"/>
+      </w:pPr>
+      <w:r>
+        <w:rPr>
+          <w:rFonts w:ascii="Source Sans Pro" w:eastAsia="Source Sans Pro" w:hAnsi="Source Sans Pro" w:cs="Source Sans Pro"/>
+          <w:color w:val="000000"/>
+          <w:sz w:val="19"/>
+          <w:szCs w:val="19"/>
+        </w:rPr>
+        <w:t>Analyzed 200+ weekly cases for recurring fraud patterns, detecting anomalies and flagging them early to prevent repeat issues.</w:t>
       </w:r>
     </w:p>
     <w:p>
@@ -478,16 +478,16 @@
           <w:ilvl w:val="0"/>
           <w:numId w:val="2"/>
         </w:numPr>
-        <w:spacing w:before="13" w:after="30"/>
-      </w:pPr>
-      <w:r>
-        <w:rPr>
-          <w:rFonts w:ascii="Source Sans Pro" w:eastAsia="Source Sans Pro" w:hAnsi="Source Sans Pro" w:cs="Source Sans Pro"/>
-          <w:color w:val="000000"/>
-          <w:sz w:val="19"/>
-          <w:szCs w:val="19"/>
-        </w:rPr>
-        <w:t>Documented audit-ready case records, including investigation findings, decisions, evidence notes, and corrective actions, with 99% accuracy.</w:t>
+        <w:spacing w:before="13" w:after="23"/>
+      </w:pPr>
+      <w:r>
+        <w:rPr>
+          <w:rFonts w:ascii="Source Sans Pro" w:eastAsia="Source Sans Pro" w:hAnsi="Source Sans Pro" w:cs="Source Sans Pro"/>
+          <w:color w:val="000000"/>
+          <w:sz w:val="19"/>
+          <w:szCs w:val="19"/>
+        </w:rPr>
+        <w:t>Documented investigation findings, decisions, evidence notes, and corrective actions in audit-ready case records, maintaining accurate and transparent case histories.</w:t>
       </w:r>
     </w:p>
     <w:p>
@@ -495,7 +495,7 @@
         <w:pBdr>
           <w:bottom w:val="single" w:sz="6" w:space="1" w:color="000000"/>
         </w:pBdr>
-        <w:spacing w:before="20" w:after="20"/>
+        <w:spacing w:before="13" w:after="13"/>
         <w:rPr>
           <w:rFonts w:ascii="Source Sans Pro" w:eastAsia="Source Sans Pro" w:hAnsi="Source Sans Pro" w:cs="Source Sans Pro"/>
           <w:b/>
@@ -511,7 +511,7 @@
         <w:pBdr>
           <w:bottom w:val="single" w:sz="6" w:space="1" w:color="000000"/>
         </w:pBdr>
-        <w:spacing w:before="99" w:after="0"/>
+        <w:spacing w:before="70" w:after="0"/>
       </w:pPr>
       <w:r>
         <w:rPr>
@@ -579,16 +579,16 @@
           <w:ilvl w:val="0"/>
           <w:numId w:val="2"/>
         </w:numPr>
-        <w:spacing w:before="13" w:after="30"/>
-      </w:pPr>
-      <w:r>
-        <w:rPr>
-          <w:rFonts w:ascii="Source Sans Pro" w:eastAsia="Source Sans Pro" w:hAnsi="Source Sans Pro" w:cs="Source Sans Pro"/>
-          <w:color w:val="000000"/>
-          <w:sz w:val="19"/>
-          <w:szCs w:val="19"/>
-        </w:rPr>
-        <w:t>Deployed Splunk SIEM with SPL correlation searches for brute-force detection, lateral movement, and privilege escalation; mapped TTPs to MITRE ATT&amp;CK and wrote PICERL incident report for FIRST.org.</w:t>
+        <w:spacing w:before="13" w:after="23"/>
+      </w:pPr>
+      <w:r>
+        <w:rPr>
+          <w:rFonts w:ascii="Source Sans Pro" w:eastAsia="Source Sans Pro" w:hAnsi="Source Sans Pro" w:cs="Source Sans Pro"/>
+          <w:color w:val="000000"/>
+          <w:sz w:val="19"/>
+          <w:szCs w:val="19"/>
+        </w:rPr>
+        <w:t>Developed structured escalation workflow using Splunk SIEM with SPL correlation searches for brute-force detection, lateral movement, and privilege escalation; mapped TTPs to MITRE ATT&amp;CK and wrote PICERL incident report for FIRST.org.</w:t>
       </w:r>
     </w:p>
     <w:p>
@@ -598,16 +598,16 @@
           <w:ilvl w:val="0"/>
           <w:numId w:val="2"/>
         </w:numPr>
-        <w:spacing w:before="13" w:after="30"/>
-      </w:pPr>
-      <w:r>
-        <w:rPr>
-          <w:rFonts w:ascii="Source Sans Pro" w:eastAsia="Source Sans Pro" w:hAnsi="Source Sans Pro" w:cs="Source Sans Pro"/>
-          <w:color w:val="000000"/>
-          <w:sz w:val="19"/>
-          <w:szCs w:val="19"/>
-        </w:rPr>
-        <w:t>Developed SOAR-style detection pipeline using Python, ingesting Splunk alerts, enriching with VirusTotal API, and dispatching Telegram notifications with severity classification.</w:t>
+        <w:spacing w:before="13" w:after="23"/>
+      </w:pPr>
+      <w:r>
+        <w:rPr>
+          <w:rFonts w:ascii="Source Sans Pro" w:eastAsia="Source Sans Pro" w:hAnsi="Source Sans Pro" w:cs="Source Sans Pro"/>
+          <w:color w:val="000000"/>
+          <w:sz w:val="19"/>
+          <w:szCs w:val="19"/>
+        </w:rPr>
+        <w:t>Developed Python pipeline ingesting Splunk alerts, enriching with VirusTotal API, and dispatching Telegram notifications with CVSS severity classification.</w:t>
       </w:r>
     </w:p>
     <w:p>
@@ -617,7 +617,7 @@
           <w:ilvl w:val="0"/>
           <w:numId w:val="2"/>
         </w:numPr>
-        <w:spacing w:before="13" w:after="30"/>
+        <w:spacing w:before="13" w:after="23"/>
       </w:pPr>
       <w:r>
         <w:rPr>
@@ -631,7 +631,7 @@
     </w:p>
     <w:p>
       <w:pPr>
-        <w:spacing w:before="20" w:after="20"/>
+        <w:spacing w:before="13" w:after="13"/>
       </w:pPr>
     </w:p>
     <w:p>
@@ -651,7 +651,7 @@
             <w:szCs w:val="19"/>
             <w:u w:val="single"/>
           </w:rPr>
-          <w:t>Severity-Based Vulnerability Prioritization Engine</w:t>
+          <w:t>Vulnerability Scanner and Patch Prioritization Engine</w:t>
         </w:r>
       </w:hyperlink>
       <w:r>
@@ -688,16 +688,16 @@
           <w:ilvl w:val="0"/>
           <w:numId w:val="2"/>
         </w:numPr>
-        <w:spacing w:before="13" w:after="30"/>
-      </w:pPr>
-      <w:r>
-        <w:rPr>
-          <w:rFonts w:ascii="Source Sans Pro" w:eastAsia="Source Sans Pro" w:hAnsi="Source Sans Pro" w:cs="Source Sans Pro"/>
-          <w:color w:val="000000"/>
-          <w:sz w:val="19"/>
-          <w:szCs w:val="19"/>
-        </w:rPr>
-        <w:t>Developed automated vulnerability assessment pipeline integrating Nessus and OpenVAS REST APIs in Python, generating CVE reports with CVSS severity and EPSS context from FIRST.org API.</w:t>
+        <w:spacing w:before="13" w:after="23"/>
+      </w:pPr>
+      <w:r>
+        <w:rPr>
+          <w:rFonts w:ascii="Source Sans Pro" w:eastAsia="Source Sans Pro" w:hAnsi="Source Sans Pro" w:cs="Source Sans Pro"/>
+          <w:color w:val="000000"/>
+          <w:sz w:val="19"/>
+          <w:szCs w:val="19"/>
+        </w:rPr>
+        <w:t>Integrated Nessus and OpenVAS APIs in Python to build automated vulnerability pipeline, generating CVE reports with CVSS severity and EPSS context from FIRST.org API.</w:t>
       </w:r>
     </w:p>
     <w:p>
@@ -707,16 +707,16 @@
           <w:ilvl w:val="0"/>
           <w:numId w:val="2"/>
         </w:numPr>
-        <w:spacing w:before="13" w:after="30"/>
-      </w:pPr>
-      <w:r>
-        <w:rPr>
-          <w:rFonts w:ascii="Source Sans Pro" w:eastAsia="Source Sans Pro" w:hAnsi="Source Sans Pro" w:cs="Source Sans Pro"/>
-          <w:color w:val="000000"/>
-          <w:sz w:val="19"/>
-          <w:szCs w:val="19"/>
-        </w:rPr>
-        <w:t>Developed OWASP Top 10 automated web checker to detect injection, auth, and SSRF vulnerabilities; documented SQL injection exploit and remediation.</w:t>
+        <w:spacing w:before="13" w:after="23"/>
+      </w:pPr>
+      <w:r>
+        <w:rPr>
+          <w:rFonts w:ascii="Source Sans Pro" w:eastAsia="Source Sans Pro" w:hAnsi="Source Sans Pro" w:cs="Source Sans Pro"/>
+          <w:color w:val="000000"/>
+          <w:sz w:val="19"/>
+          <w:szCs w:val="19"/>
+        </w:rPr>
+        <w:t>Developed OWASP Top 10 automated web checker to detect injection, auth, and SSRF vulnerabilities, documenting SQL injection remediation.</w:t>
       </w:r>
     </w:p>
     <w:p>
@@ -726,7 +726,7 @@
           <w:ilvl w:val="0"/>
           <w:numId w:val="2"/>
         </w:numPr>
-        <w:spacing w:before="13" w:after="30"/>
+        <w:spacing w:before="13" w:after="23"/>
       </w:pPr>
       <w:r>
         <w:rPr>
@@ -743,7 +743,7 @@
         <w:pBdr>
           <w:bottom w:val="single" w:sz="6" w:space="1" w:color="000000"/>
         </w:pBdr>
-        <w:spacing w:before="20" w:after="20"/>
+        <w:spacing w:before="13" w:after="13"/>
         <w:rPr>
           <w:rFonts w:ascii="Source Sans Pro" w:eastAsia="Source Sans Pro" w:hAnsi="Source Sans Pro" w:cs="Source Sans Pro"/>
           <w:b/>
@@ -759,7 +759,7 @@
         <w:pBdr>
           <w:bottom w:val="single" w:sz="6" w:space="1" w:color="000000"/>
         </w:pBdr>
-        <w:spacing w:before="99" w:after="0"/>
+        <w:spacing w:before="70" w:after="0"/>
       </w:pPr>
       <w:r>
         <w:rPr>
@@ -775,7 +775,7 @@
     </w:p>
     <w:p>
       <w:pPr>
-        <w:spacing w:before="44" w:after="44"/>
+        <w:spacing w:before="37" w:after="37"/>
       </w:pPr>
       <w:r>
         <w:rPr>
@@ -797,7 +797,7 @@
     </w:p>
     <w:p>
       <w:pPr>
-        <w:spacing w:before="44" w:after="44"/>
+        <w:spacing w:before="37" w:after="37"/>
       </w:pPr>
       <w:r>
         <w:rPr>
@@ -819,7 +819,7 @@
     </w:p>
     <w:p>
       <w:pPr>
-        <w:spacing w:before="44" w:after="44"/>
+        <w:spacing w:before="37" w:after="37"/>
       </w:pPr>
       <w:r>
         <w:rPr>
@@ -841,7 +841,7 @@
     </w:p>
     <w:p>
       <w:pPr>
-        <w:spacing w:before="44" w:after="44"/>
+        <w:spacing w:before="37" w:after="37"/>
       </w:pPr>
       <w:r>
         <w:rPr>
@@ -863,7 +863,7 @@
     </w:p>
     <w:p>
       <w:pPr>
-        <w:spacing w:before="44" w:after="44"/>
+        <w:spacing w:before="37" w:after="37"/>
       </w:pPr>
       <w:r>
         <w:rPr>
@@ -888,7 +888,7 @@
         <w:pBdr>
           <w:bottom w:val="single" w:sz="6" w:space="1" w:color="000000"/>
         </w:pBdr>
-        <w:spacing w:before="20" w:after="20"/>
+        <w:spacing w:before="13" w:after="13"/>
         <w:rPr>
           <w:rFonts w:ascii="Source Sans Pro" w:eastAsia="Source Sans Pro" w:hAnsi="Source Sans Pro" w:cs="Source Sans Pro"/>
           <w:b/>
@@ -904,7 +904,7 @@
         <w:pBdr>
           <w:bottom w:val="single" w:sz="6" w:space="1" w:color="000000"/>
         </w:pBdr>
-        <w:spacing w:before="99" w:after="0"/>
+        <w:spacing w:before="70" w:after="0"/>
       </w:pPr>
       <w:r>
         <w:rPr>
@@ -925,7 +925,7 @@
           <w:ilvl w:val="0"/>
           <w:numId w:val="2"/>
         </w:numPr>
-        <w:spacing w:before="13" w:after="30"/>
+        <w:spacing w:before="13" w:after="23"/>
       </w:pPr>
       <w:r>
         <w:rPr>
@@ -944,7 +944,7 @@
           <w:ilvl w:val="0"/>
           <w:numId w:val="2"/>
         </w:numPr>
-        <w:spacing w:before="13" w:after="30"/>
+        <w:spacing w:before="13" w:after="23"/>
       </w:pPr>
       <w:r>
         <w:rPr>

--- a/resumes/Resume_Cyber_Security_Work_From_Home_Inter_Unknown__unknown_.docx
+++ b/resumes/Resume_Cyber_Security_Work_From_Home_Inter_Unknown__unknown_.docx
@@ -117,7 +117,7 @@
         <w:pBdr>
           <w:bottom w:val="single" w:sz="6" w:space="1" w:color="000000"/>
         </w:pBdr>
-        <w:spacing w:before="70" w:after="0"/>
+        <w:spacing w:before="99" w:after="0"/>
       </w:pPr>
       <w:r>
         <w:rPr>
@@ -295,7 +295,7 @@
     </w:p>
     <w:p>
       <w:pPr>
-        <w:spacing w:before="13" w:after="13"/>
+        <w:spacing w:before="20" w:after="20"/>
       </w:pPr>
     </w:p>
     <w:p>
@@ -303,7 +303,7 @@
         <w:pBdr>
           <w:bottom w:val="single" w:sz="6" w:space="1" w:color="000000"/>
         </w:pBdr>
-        <w:spacing w:before="70" w:after="0"/>
+        <w:spacing w:before="99" w:after="0"/>
       </w:pPr>
       <w:r>
         <w:rPr>
@@ -421,16 +421,16 @@
           <w:ilvl w:val="0"/>
           <w:numId w:val="2"/>
         </w:numPr>
-        <w:spacing w:before="13" w:after="23"/>
-      </w:pPr>
-      <w:r>
-        <w:rPr>
-          <w:rFonts w:ascii="Source Sans Pro" w:eastAsia="Source Sans Pro" w:hAnsi="Source Sans Pro" w:cs="Source Sans Pro"/>
-          <w:color w:val="000000"/>
-          <w:sz w:val="19"/>
-          <w:szCs w:val="19"/>
-        </w:rPr>
-        <w:t>Triaged 50+ weekly inventory reimbursement cases by severity and policy eligibility, identifying high-risk cases for senior reviewer escalation.</w:t>
+        <w:spacing w:before="13" w:after="30"/>
+      </w:pPr>
+      <w:r>
+        <w:rPr>
+          <w:rFonts w:ascii="Source Sans Pro" w:eastAsia="Source Sans Pro" w:hAnsi="Source Sans Pro" w:cs="Source Sans Pro"/>
+          <w:color w:val="000000"/>
+          <w:sz w:val="19"/>
+          <w:szCs w:val="19"/>
+        </w:rPr>
+        <w:t>Triaged 50+ weekly inventory reimbursement cases by severity and policy, using structured workflows to ensure timely decision-making and reduced escalations.</w:t>
       </w:r>
     </w:p>
     <w:p>
@@ -440,16 +440,16 @@
           <w:ilvl w:val="0"/>
           <w:numId w:val="2"/>
         </w:numPr>
-        <w:spacing w:before="13" w:after="23"/>
-      </w:pPr>
-      <w:r>
-        <w:rPr>
-          <w:rFonts w:ascii="Source Sans Pro" w:eastAsia="Source Sans Pro" w:hAnsi="Source Sans Pro" w:cs="Source Sans Pro"/>
-          <w:color w:val="000000"/>
-          <w:sz w:val="19"/>
-          <w:szCs w:val="19"/>
-        </w:rPr>
-        <w:t>Investigated seller claims, analyzing root cause and policy violations to inform decision-making and reduce repeat-issue investigation time.</w:t>
+        <w:spacing w:before="13" w:after="30"/>
+      </w:pPr>
+      <w:r>
+        <w:rPr>
+          <w:rFonts w:ascii="Source Sans Pro" w:eastAsia="Source Sans Pro" w:hAnsi="Source Sans Pro" w:cs="Source Sans Pro"/>
+          <w:color w:val="000000"/>
+          <w:sz w:val="19"/>
+          <w:szCs w:val="19"/>
+        </w:rPr>
+        <w:t>Investigated seller claims, identifying policy violations and anomalous patterns, and escalated findings to senior reviewers for informed decision-making.</w:t>
       </w:r>
     </w:p>
     <w:p>
@@ -459,16 +459,16 @@
           <w:ilvl w:val="0"/>
           <w:numId w:val="2"/>
         </w:numPr>
-        <w:spacing w:before="13" w:after="23"/>
-      </w:pPr>
-      <w:r>
-        <w:rPr>
-          <w:rFonts w:ascii="Source Sans Pro" w:eastAsia="Source Sans Pro" w:hAnsi="Source Sans Pro" w:cs="Source Sans Pro"/>
-          <w:color w:val="000000"/>
-          <w:sz w:val="19"/>
-          <w:szCs w:val="19"/>
-        </w:rPr>
-        <w:t>Analyzed 200+ weekly cases for recurring fraud patterns, detecting anomalies and flagging them early to prevent repeat issues.</w:t>
+        <w:spacing w:before="13" w:after="30"/>
+      </w:pPr>
+      <w:r>
+        <w:rPr>
+          <w:rFonts w:ascii="Source Sans Pro" w:eastAsia="Source Sans Pro" w:hAnsi="Source Sans Pro" w:cs="Source Sans Pro"/>
+          <w:color w:val="000000"/>
+          <w:sz w:val="19"/>
+          <w:szCs w:val="19"/>
+        </w:rPr>
+        <w:t>Maintained audit-ready case documentation with findings, decisions, evidence notes, and corrective actions aligned to evidence documentation and decision trails.</w:t>
       </w:r>
     </w:p>
     <w:p>
@@ -478,16 +478,16 @@
           <w:ilvl w:val="0"/>
           <w:numId w:val="2"/>
         </w:numPr>
-        <w:spacing w:before="13" w:after="23"/>
-      </w:pPr>
-      <w:r>
-        <w:rPr>
-          <w:rFonts w:ascii="Source Sans Pro" w:eastAsia="Source Sans Pro" w:hAnsi="Source Sans Pro" w:cs="Source Sans Pro"/>
-          <w:color w:val="000000"/>
-          <w:sz w:val="19"/>
-          <w:szCs w:val="19"/>
-        </w:rPr>
-        <w:t>Documented investigation findings, decisions, evidence notes, and corrective actions in audit-ready case records, maintaining accurate and transparent case histories.</w:t>
+        <w:spacing w:before="13" w:after="30"/>
+      </w:pPr>
+      <w:r>
+        <w:rPr>
+          <w:rFonts w:ascii="Source Sans Pro" w:eastAsia="Source Sans Pro" w:hAnsi="Source Sans Pro" w:cs="Source Sans Pro"/>
+          <w:color w:val="000000"/>
+          <w:sz w:val="19"/>
+          <w:szCs w:val="19"/>
+        </w:rPr>
+        <w:t>Documented audit-ready case records, capturing investigation findings, decisions, evidence notes, and corrective actions, ensuring transparent and accountable case management.</w:t>
       </w:r>
     </w:p>
     <w:p>
@@ -495,7 +495,7 @@
         <w:pBdr>
           <w:bottom w:val="single" w:sz="6" w:space="1" w:color="000000"/>
         </w:pBdr>
-        <w:spacing w:before="13" w:after="13"/>
+        <w:spacing w:before="20" w:after="20"/>
         <w:rPr>
           <w:rFonts w:ascii="Source Sans Pro" w:eastAsia="Source Sans Pro" w:hAnsi="Source Sans Pro" w:cs="Source Sans Pro"/>
           <w:b/>
@@ -511,7 +511,7 @@
         <w:pBdr>
           <w:bottom w:val="single" w:sz="6" w:space="1" w:color="000000"/>
         </w:pBdr>
-        <w:spacing w:before="70" w:after="0"/>
+        <w:spacing w:before="99" w:after="0"/>
       </w:pPr>
       <w:r>
         <w:rPr>
@@ -542,7 +542,7 @@
             <w:szCs w:val="19"/>
             <w:u w:val="single"/>
           </w:rPr>
-          <w:t>Structured Investigation and Escalation Lab</w:t>
+          <w:t>Structured Investigation and Evidence Documentation Lab</w:t>
         </w:r>
       </w:hyperlink>
       <w:r>
@@ -579,16 +579,16 @@
           <w:ilvl w:val="0"/>
           <w:numId w:val="2"/>
         </w:numPr>
-        <w:spacing w:before="13" w:after="23"/>
-      </w:pPr>
-      <w:r>
-        <w:rPr>
-          <w:rFonts w:ascii="Source Sans Pro" w:eastAsia="Source Sans Pro" w:hAnsi="Source Sans Pro" w:cs="Source Sans Pro"/>
-          <w:color w:val="000000"/>
-          <w:sz w:val="19"/>
-          <w:szCs w:val="19"/>
-        </w:rPr>
-        <w:t>Developed structured escalation workflow using Splunk SIEM with SPL correlation searches for brute-force detection, lateral movement, and privilege escalation; mapped TTPs to MITRE ATT&amp;CK and wrote PICERL incident report for FIRST.org.</w:t>
+        <w:spacing w:before="13" w:after="30"/>
+      </w:pPr>
+      <w:r>
+        <w:rPr>
+          <w:rFonts w:ascii="Source Sans Pro" w:eastAsia="Source Sans Pro" w:hAnsi="Source Sans Pro" w:cs="Source Sans Pro"/>
+          <w:color w:val="000000"/>
+          <w:sz w:val="19"/>
+          <w:szCs w:val="19"/>
+        </w:rPr>
+        <w:t>Deployed Splunk SIEM with SPL correlation searches for brute-force detection, lateral movement, and privilege escalation; mapped TTPs to MITRE ATT&amp;CK and wrote incident report in PICERL format.</w:t>
       </w:r>
     </w:p>
     <w:p>
@@ -598,16 +598,16 @@
           <w:ilvl w:val="0"/>
           <w:numId w:val="2"/>
         </w:numPr>
-        <w:spacing w:before="13" w:after="23"/>
-      </w:pPr>
-      <w:r>
-        <w:rPr>
-          <w:rFonts w:ascii="Source Sans Pro" w:eastAsia="Source Sans Pro" w:hAnsi="Source Sans Pro" w:cs="Source Sans Pro"/>
-          <w:color w:val="000000"/>
-          <w:sz w:val="19"/>
-          <w:szCs w:val="19"/>
-        </w:rPr>
-        <w:t>Developed Python pipeline ingesting Splunk alerts, enriching with VirusTotal API, and dispatching Telegram notifications with CVSS severity classification.</w:t>
+        <w:spacing w:before="13" w:after="30"/>
+      </w:pPr>
+      <w:r>
+        <w:rPr>
+          <w:rFonts w:ascii="Source Sans Pro" w:eastAsia="Source Sans Pro" w:hAnsi="Source Sans Pro" w:cs="Source Sans Pro"/>
+          <w:color w:val="000000"/>
+          <w:sz w:val="19"/>
+          <w:szCs w:val="19"/>
+        </w:rPr>
+        <w:t>Built automated detection pipeline: Python script ingests Splunk alerts, enriches with VirusTotal API, and dispatches Telegram notifications with CVSS-based severity classification.</w:t>
       </w:r>
     </w:p>
     <w:p>
@@ -617,21 +617,21 @@
           <w:ilvl w:val="0"/>
           <w:numId w:val="2"/>
         </w:numPr>
-        <w:spacing w:before="13" w:after="23"/>
-      </w:pPr>
-      <w:r>
-        <w:rPr>
-          <w:rFonts w:ascii="Source Sans Pro" w:eastAsia="Source Sans Pro" w:hAnsi="Source Sans Pro" w:cs="Source Sans Pro"/>
-          <w:color w:val="000000"/>
-          <w:sz w:val="19"/>
-          <w:szCs w:val="19"/>
-        </w:rPr>
-        <w:t>Converted detection logic to Sigma rules for enterprise SOCs; analyzed TCP/IP traffic in Wireshark for SYN scans, DNS tunnelling, and plaintext credential exposure.</w:t>
-      </w:r>
-    </w:p>
-    <w:p>
-      <w:pPr>
-        <w:spacing w:before="13" w:after="13"/>
+        <w:spacing w:before="13" w:after="30"/>
+      </w:pPr>
+      <w:r>
+        <w:rPr>
+          <w:rFonts w:ascii="Source Sans Pro" w:eastAsia="Source Sans Pro" w:hAnsi="Source Sans Pro" w:cs="Source Sans Pro"/>
+          <w:color w:val="000000"/>
+          <w:sz w:val="19"/>
+          <w:szCs w:val="19"/>
+        </w:rPr>
+        <w:t>Converted detection logic to Sigma rules (detection-as-code); performed TCP/IP analysis in Wireshark to detect SYN scans, DNS tunnelling, and plaintext credential exposure on unencrypted sessions.</w:t>
+      </w:r>
+    </w:p>
+    <w:p>
+      <w:pPr>
+        <w:spacing w:before="20" w:after="20"/>
       </w:pPr>
     </w:p>
     <w:p>
@@ -651,7 +651,7 @@
             <w:szCs w:val="19"/>
             <w:u w:val="single"/>
           </w:rPr>
-          <w:t>Vulnerability Scanner and Patch Prioritization Engine</w:t>
+          <w:t>Severity-Based Vulnerability Prioritization Engine</w:t>
         </w:r>
       </w:hyperlink>
       <w:r>
@@ -688,16 +688,16 @@
           <w:ilvl w:val="0"/>
           <w:numId w:val="2"/>
         </w:numPr>
-        <w:spacing w:before="13" w:after="23"/>
-      </w:pPr>
-      <w:r>
-        <w:rPr>
-          <w:rFonts w:ascii="Source Sans Pro" w:eastAsia="Source Sans Pro" w:hAnsi="Source Sans Pro" w:cs="Source Sans Pro"/>
-          <w:color w:val="000000"/>
-          <w:sz w:val="19"/>
-          <w:szCs w:val="19"/>
-        </w:rPr>
-        <w:t>Integrated Nessus and OpenVAS APIs in Python to build automated vulnerability pipeline, generating CVE reports with CVSS severity and EPSS context from FIRST.org API.</w:t>
+        <w:spacing w:before="13" w:after="30"/>
+      </w:pPr>
+      <w:r>
+        <w:rPr>
+          <w:rFonts w:ascii="Source Sans Pro" w:eastAsia="Source Sans Pro" w:hAnsi="Source Sans Pro" w:cs="Source Sans Pro"/>
+          <w:color w:val="000000"/>
+          <w:sz w:val="19"/>
+          <w:szCs w:val="19"/>
+        </w:rPr>
+        <w:t>Developed automated vulnerability assessment pipeline integrating Nessus and OpenVAS REST APIs in Python, generating CVE reports with CVSS severity and EPSS context from FIRST.org API.</w:t>
       </w:r>
     </w:p>
     <w:p>
@@ -707,16 +707,16 @@
           <w:ilvl w:val="0"/>
           <w:numId w:val="2"/>
         </w:numPr>
-        <w:spacing w:before="13" w:after="23"/>
-      </w:pPr>
-      <w:r>
-        <w:rPr>
-          <w:rFonts w:ascii="Source Sans Pro" w:eastAsia="Source Sans Pro" w:hAnsi="Source Sans Pro" w:cs="Source Sans Pro"/>
-          <w:color w:val="000000"/>
-          <w:sz w:val="19"/>
-          <w:szCs w:val="19"/>
-        </w:rPr>
-        <w:t>Developed OWASP Top 10 automated web checker to detect injection, auth, and SSRF vulnerabilities, documenting SQL injection remediation.</w:t>
+        <w:spacing w:before="13" w:after="30"/>
+      </w:pPr>
+      <w:r>
+        <w:rPr>
+          <w:rFonts w:ascii="Source Sans Pro" w:eastAsia="Source Sans Pro" w:hAnsi="Source Sans Pro" w:cs="Source Sans Pro"/>
+          <w:color w:val="000000"/>
+          <w:sz w:val="19"/>
+          <w:szCs w:val="19"/>
+        </w:rPr>
+        <w:t>Developed OWASP Top 10 automated web checker to detect injection, auth, and SSRF vulnerabilities; documented SQL injection remediation.</w:t>
       </w:r>
     </w:p>
     <w:p>
@@ -726,7 +726,7 @@
           <w:ilvl w:val="0"/>
           <w:numId w:val="2"/>
         </w:numPr>
-        <w:spacing w:before="13" w:after="23"/>
+        <w:spacing w:before="13" w:after="30"/>
       </w:pPr>
       <w:r>
         <w:rPr>
@@ -743,7 +743,7 @@
         <w:pBdr>
           <w:bottom w:val="single" w:sz="6" w:space="1" w:color="000000"/>
         </w:pBdr>
-        <w:spacing w:before="13" w:after="13"/>
+        <w:spacing w:before="20" w:after="20"/>
         <w:rPr>
           <w:rFonts w:ascii="Source Sans Pro" w:eastAsia="Source Sans Pro" w:hAnsi="Source Sans Pro" w:cs="Source Sans Pro"/>
           <w:b/>
@@ -759,7 +759,7 @@
         <w:pBdr>
           <w:bottom w:val="single" w:sz="6" w:space="1" w:color="000000"/>
         </w:pBdr>
-        <w:spacing w:before="70" w:after="0"/>
+        <w:spacing w:before="99" w:after="0"/>
       </w:pPr>
       <w:r>
         <w:rPr>
@@ -775,7 +775,7 @@
     </w:p>
     <w:p>
       <w:pPr>
-        <w:spacing w:before="37" w:after="37"/>
+        <w:spacing w:before="44" w:after="44"/>
       </w:pPr>
       <w:r>
         <w:rPr>
@@ -797,7 +797,7 @@
     </w:p>
     <w:p>
       <w:pPr>
-        <w:spacing w:before="37" w:after="37"/>
+        <w:spacing w:before="44" w:after="44"/>
       </w:pPr>
       <w:r>
         <w:rPr>
@@ -819,7 +819,7 @@
     </w:p>
     <w:p>
       <w:pPr>
-        <w:spacing w:before="37" w:after="37"/>
+        <w:spacing w:before="44" w:after="44"/>
       </w:pPr>
       <w:r>
         <w:rPr>
@@ -841,7 +841,7 @@
     </w:p>
     <w:p>
       <w:pPr>
-        <w:spacing w:before="37" w:after="37"/>
+        <w:spacing w:before="44" w:after="44"/>
       </w:pPr>
       <w:r>
         <w:rPr>
@@ -863,7 +863,7 @@
     </w:p>
     <w:p>
       <w:pPr>
-        <w:spacing w:before="37" w:after="37"/>
+        <w:spacing w:before="44" w:after="44"/>
       </w:pPr>
       <w:r>
         <w:rPr>
@@ -888,7 +888,7 @@
         <w:pBdr>
           <w:bottom w:val="single" w:sz="6" w:space="1" w:color="000000"/>
         </w:pBdr>
-        <w:spacing w:before="13" w:after="13"/>
+        <w:spacing w:before="20" w:after="20"/>
         <w:rPr>
           <w:rFonts w:ascii="Source Sans Pro" w:eastAsia="Source Sans Pro" w:hAnsi="Source Sans Pro" w:cs="Source Sans Pro"/>
           <w:b/>
@@ -904,7 +904,7 @@
         <w:pBdr>
           <w:bottom w:val="single" w:sz="6" w:space="1" w:color="000000"/>
         </w:pBdr>
-        <w:spacing w:before="70" w:after="0"/>
+        <w:spacing w:before="99" w:after="0"/>
       </w:pPr>
       <w:r>
         <w:rPr>
@@ -925,7 +925,7 @@
           <w:ilvl w:val="0"/>
           <w:numId w:val="2"/>
         </w:numPr>
-        <w:spacing w:before="13" w:after="23"/>
+        <w:spacing w:before="13" w:after="30"/>
       </w:pPr>
       <w:r>
         <w:rPr>
@@ -944,7 +944,7 @@
           <w:ilvl w:val="0"/>
           <w:numId w:val="2"/>
         </w:numPr>
-        <w:spacing w:before="13" w:after="23"/>
+        <w:spacing w:before="13" w:after="30"/>
       </w:pPr>
       <w:r>
         <w:rPr>

--- a/resumes/Resume_Cyber_Security_Work_From_Home_Inter_Unknown__unknown_.docx
+++ b/resumes/Resume_Cyber_Security_Work_From_Home_Inter_Unknown__unknown_.docx
@@ -117,7 +117,7 @@
         <w:pBdr>
           <w:bottom w:val="single" w:sz="6" w:space="1" w:color="000000"/>
         </w:pBdr>
-        <w:spacing w:before="99" w:after="0"/>
+        <w:spacing w:before="185" w:after="0"/>
       </w:pPr>
       <w:r>
         <w:rPr>
@@ -295,7 +295,7 @@
     </w:p>
     <w:p>
       <w:pPr>
-        <w:spacing w:before="20" w:after="20"/>
+        <w:spacing w:before="41" w:after="41"/>
       </w:pPr>
     </w:p>
     <w:p>
@@ -303,7 +303,7 @@
         <w:pBdr>
           <w:bottom w:val="single" w:sz="6" w:space="1" w:color="000000"/>
         </w:pBdr>
-        <w:spacing w:before="99" w:after="0"/>
+        <w:spacing w:before="185" w:after="0"/>
       </w:pPr>
       <w:r>
         <w:rPr>
@@ -421,16 +421,16 @@
           <w:ilvl w:val="0"/>
           <w:numId w:val="2"/>
         </w:numPr>
-        <w:spacing w:before="13" w:after="30"/>
-      </w:pPr>
-      <w:r>
-        <w:rPr>
-          <w:rFonts w:ascii="Source Sans Pro" w:eastAsia="Source Sans Pro" w:hAnsi="Source Sans Pro" w:cs="Source Sans Pro"/>
-          <w:color w:val="000000"/>
-          <w:sz w:val="19"/>
-          <w:szCs w:val="19"/>
-        </w:rPr>
-        <w:t>Triaged 50+ weekly inventory reimbursement cases by severity and policy, using structured workflows to ensure timely decision-making and reduced escalations.</w:t>
+        <w:spacing w:before="13" w:after="47"/>
+      </w:pPr>
+      <w:r>
+        <w:rPr>
+          <w:rFonts w:ascii="Source Sans Pro" w:eastAsia="Source Sans Pro" w:hAnsi="Source Sans Pro" w:cs="Source Sans Pro"/>
+          <w:color w:val="000000"/>
+          <w:sz w:val="19"/>
+          <w:szCs w:val="19"/>
+        </w:rPr>
+        <w:t>Triaged 50+ weekly inventory reimbursement cases by severity and policy eligibility, translating high-volume case review into structured investigation, escalation, and evidence documentation.</w:t>
       </w:r>
     </w:p>
     <w:p>
@@ -440,16 +440,16 @@
           <w:ilvl w:val="0"/>
           <w:numId w:val="2"/>
         </w:numPr>
-        <w:spacing w:before="13" w:after="30"/>
-      </w:pPr>
-      <w:r>
-        <w:rPr>
-          <w:rFonts w:ascii="Source Sans Pro" w:eastAsia="Source Sans Pro" w:hAnsi="Source Sans Pro" w:cs="Source Sans Pro"/>
-          <w:color w:val="000000"/>
-          <w:sz w:val="19"/>
-          <w:szCs w:val="19"/>
-        </w:rPr>
-        <w:t>Investigated seller claims, identifying policy violations and anomalous patterns, and escalated findings to senior reviewers for informed decision-making.</w:t>
+        <w:spacing w:before="13" w:after="47"/>
+      </w:pPr>
+      <w:r>
+        <w:rPr>
+          <w:rFonts w:ascii="Source Sans Pro" w:eastAsia="Source Sans Pro" w:hAnsi="Source Sans Pro" w:cs="Source Sans Pro"/>
+          <w:color w:val="000000"/>
+          <w:sz w:val="19"/>
+          <w:szCs w:val="19"/>
+        </w:rPr>
+        <w:t>Investigated seller claims, identifying policy violations and anomalous patterns, escalating findings to senior reviewers</w:t>
       </w:r>
     </w:p>
     <w:p>
@@ -459,16 +459,16 @@
           <w:ilvl w:val="0"/>
           <w:numId w:val="2"/>
         </w:numPr>
-        <w:spacing w:before="13" w:after="30"/>
-      </w:pPr>
-      <w:r>
-        <w:rPr>
-          <w:rFonts w:ascii="Source Sans Pro" w:eastAsia="Source Sans Pro" w:hAnsi="Source Sans Pro" w:cs="Source Sans Pro"/>
-          <w:color w:val="000000"/>
-          <w:sz w:val="19"/>
-          <w:szCs w:val="19"/>
-        </w:rPr>
-        <w:t>Maintained audit-ready case documentation with findings, decisions, evidence notes, and corrective actions aligned to evidence documentation and decision trails.</w:t>
+        <w:spacing w:before="13" w:after="47"/>
+      </w:pPr>
+      <w:r>
+        <w:rPr>
+          <w:rFonts w:ascii="Source Sans Pro" w:eastAsia="Source Sans Pro" w:hAnsi="Source Sans Pro" w:cs="Source Sans Pro"/>
+          <w:color w:val="000000"/>
+          <w:sz w:val="19"/>
+          <w:szCs w:val="19"/>
+        </w:rPr>
+        <w:t>Maintained audit-ready documentation, recording investigation findings and evidence notes for 50+ weekly cases</w:t>
       </w:r>
     </w:p>
     <w:p>
@@ -478,16 +478,16 @@
           <w:ilvl w:val="0"/>
           <w:numId w:val="2"/>
         </w:numPr>
-        <w:spacing w:before="13" w:after="30"/>
-      </w:pPr>
-      <w:r>
-        <w:rPr>
-          <w:rFonts w:ascii="Source Sans Pro" w:eastAsia="Source Sans Pro" w:hAnsi="Source Sans Pro" w:cs="Source Sans Pro"/>
-          <w:color w:val="000000"/>
-          <w:sz w:val="19"/>
-          <w:szCs w:val="19"/>
-        </w:rPr>
-        <w:t>Documented audit-ready case records, capturing investigation findings, decisions, evidence notes, and corrective actions, ensuring transparent and accountable case management.</w:t>
+        <w:spacing w:before="13" w:after="47"/>
+      </w:pPr>
+      <w:r>
+        <w:rPr>
+          <w:rFonts w:ascii="Source Sans Pro" w:eastAsia="Source Sans Pro" w:hAnsi="Source Sans Pro" w:cs="Source Sans Pro"/>
+          <w:color w:val="000000"/>
+          <w:sz w:val="19"/>
+          <w:szCs w:val="19"/>
+        </w:rPr>
+        <w:t>Spotted recurring patterns across 200+ weekly cases, reducing repeat-issue investigation time by early escalation</w:t>
       </w:r>
     </w:p>
     <w:p>
@@ -495,7 +495,7 @@
         <w:pBdr>
           <w:bottom w:val="single" w:sz="6" w:space="1" w:color="000000"/>
         </w:pBdr>
-        <w:spacing w:before="20" w:after="20"/>
+        <w:spacing w:before="41" w:after="41"/>
         <w:rPr>
           <w:rFonts w:ascii="Source Sans Pro" w:eastAsia="Source Sans Pro" w:hAnsi="Source Sans Pro" w:cs="Source Sans Pro"/>
           <w:b/>
@@ -511,7 +511,7 @@
         <w:pBdr>
           <w:bottom w:val="single" w:sz="6" w:space="1" w:color="000000"/>
         </w:pBdr>
-        <w:spacing w:before="99" w:after="0"/>
+        <w:spacing w:before="185" w:after="0"/>
       </w:pPr>
       <w:r>
         <w:rPr>
@@ -542,7 +542,7 @@
             <w:szCs w:val="19"/>
             <w:u w:val="single"/>
           </w:rPr>
-          <w:t>Structured Investigation and Evidence Documentation Lab</w:t>
+          <w:t>SOC Automation and Threat Detection Lab</w:t>
         </w:r>
       </w:hyperlink>
       <w:r>
@@ -579,16 +579,16 @@
           <w:ilvl w:val="0"/>
           <w:numId w:val="2"/>
         </w:numPr>
-        <w:spacing w:before="13" w:after="30"/>
-      </w:pPr>
-      <w:r>
-        <w:rPr>
-          <w:rFonts w:ascii="Source Sans Pro" w:eastAsia="Source Sans Pro" w:hAnsi="Source Sans Pro" w:cs="Source Sans Pro"/>
-          <w:color w:val="000000"/>
-          <w:sz w:val="19"/>
-          <w:szCs w:val="19"/>
-        </w:rPr>
-        <w:t>Deployed Splunk SIEM with SPL correlation searches for brute-force detection, lateral movement, and privilege escalation; mapped TTPs to MITRE ATT&amp;CK and wrote incident report in PICERL format.</w:t>
+        <w:spacing w:before="13" w:after="47"/>
+      </w:pPr>
+      <w:r>
+        <w:rPr>
+          <w:rFonts w:ascii="Source Sans Pro" w:eastAsia="Source Sans Pro" w:hAnsi="Source Sans Pro" w:cs="Source Sans Pro"/>
+          <w:color w:val="000000"/>
+          <w:sz w:val="19"/>
+          <w:szCs w:val="19"/>
+        </w:rPr>
+        <w:t>Deployed Splunk SIEM for threat detection at home in India with SPL correlation searches for brute-force detection, lateral movement.</w:t>
       </w:r>
     </w:p>
     <w:p>
@@ -598,16 +598,16 @@
           <w:ilvl w:val="0"/>
           <w:numId w:val="2"/>
         </w:numPr>
-        <w:spacing w:before="13" w:after="30"/>
-      </w:pPr>
-      <w:r>
-        <w:rPr>
-          <w:rFonts w:ascii="Source Sans Pro" w:eastAsia="Source Sans Pro" w:hAnsi="Source Sans Pro" w:cs="Source Sans Pro"/>
-          <w:color w:val="000000"/>
-          <w:sz w:val="19"/>
-          <w:szCs w:val="19"/>
-        </w:rPr>
-        <w:t>Built automated detection pipeline: Python script ingests Splunk alerts, enriches with VirusTotal API, and dispatches Telegram notifications with CVSS-based severity classification.</w:t>
+        <w:spacing w:before="13" w:after="47"/>
+      </w:pPr>
+      <w:r>
+        <w:rPr>
+          <w:rFonts w:ascii="Source Sans Pro" w:eastAsia="Source Sans Pro" w:hAnsi="Source Sans Pro" w:cs="Source Sans Pro"/>
+          <w:color w:val="000000"/>
+          <w:sz w:val="19"/>
+          <w:szCs w:val="19"/>
+        </w:rPr>
+        <w:t>Built automated SOAR-style detection pipeline using Python, and performed TCP/IP analysis in Wireshark to detect SYN scans, DNS tunnelling.</w:t>
       </w:r>
     </w:p>
     <w:p>
@@ -617,21 +617,21 @@
           <w:ilvl w:val="0"/>
           <w:numId w:val="2"/>
         </w:numPr>
-        <w:spacing w:before="13" w:after="30"/>
-      </w:pPr>
-      <w:r>
-        <w:rPr>
-          <w:rFonts w:ascii="Source Sans Pro" w:eastAsia="Source Sans Pro" w:hAnsi="Source Sans Pro" w:cs="Source Sans Pro"/>
-          <w:color w:val="000000"/>
-          <w:sz w:val="19"/>
-          <w:szCs w:val="19"/>
-        </w:rPr>
-        <w:t>Converted detection logic to Sigma rules (detection-as-code); performed TCP/IP analysis in Wireshark to detect SYN scans, DNS tunnelling, and plaintext credential exposure on unencrypted sessions.</w:t>
-      </w:r>
-    </w:p>
-    <w:p>
-      <w:pPr>
-        <w:spacing w:before="20" w:after="20"/>
+        <w:spacing w:before="13" w:after="47"/>
+      </w:pPr>
+      <w:r>
+        <w:rPr>
+          <w:rFonts w:ascii="Source Sans Pro" w:eastAsia="Source Sans Pro" w:hAnsi="Source Sans Pro" w:cs="Source Sans Pro"/>
+          <w:color w:val="000000"/>
+          <w:sz w:val="19"/>
+          <w:szCs w:val="19"/>
+        </w:rPr>
+        <w:t>Converted detection logic to Sigma rules, and wrote PICERL incident report with severity classification, and evidence documentation for audit trail.</w:t>
+      </w:r>
+    </w:p>
+    <w:p>
+      <w:pPr>
+        <w:spacing w:before="41" w:after="41"/>
       </w:pPr>
     </w:p>
     <w:p>
@@ -651,7 +651,7 @@
             <w:szCs w:val="19"/>
             <w:u w:val="single"/>
           </w:rPr>
-          <w:t>Severity-Based Vulnerability Prioritization Engine</w:t>
+          <w:t>Vulnerability Scanner and Patch Prioritization Engine</w:t>
         </w:r>
       </w:hyperlink>
       <w:r>
@@ -688,16 +688,16 @@
           <w:ilvl w:val="0"/>
           <w:numId w:val="2"/>
         </w:numPr>
-        <w:spacing w:before="13" w:after="30"/>
-      </w:pPr>
-      <w:r>
-        <w:rPr>
-          <w:rFonts w:ascii="Source Sans Pro" w:eastAsia="Source Sans Pro" w:hAnsi="Source Sans Pro" w:cs="Source Sans Pro"/>
-          <w:color w:val="000000"/>
-          <w:sz w:val="19"/>
-          <w:szCs w:val="19"/>
-        </w:rPr>
-        <w:t>Developed automated vulnerability assessment pipeline integrating Nessus and OpenVAS REST APIs in Python, generating CVE reports with CVSS severity and EPSS context from FIRST.org API.</w:t>
+        <w:spacing w:before="13" w:after="47"/>
+      </w:pPr>
+      <w:r>
+        <w:rPr>
+          <w:rFonts w:ascii="Source Sans Pro" w:eastAsia="Source Sans Pro" w:hAnsi="Source Sans Pro" w:cs="Source Sans Pro"/>
+          <w:color w:val="000000"/>
+          <w:sz w:val="19"/>
+          <w:szCs w:val="19"/>
+        </w:rPr>
+        <w:t>Built automated vulnerability assessment pipeline integrating Nessus and OpenVAS REST APIs in Python.</w:t>
       </w:r>
     </w:p>
     <w:p>
@@ -707,16 +707,16 @@
           <w:ilvl w:val="0"/>
           <w:numId w:val="2"/>
         </w:numPr>
-        <w:spacing w:before="13" w:after="30"/>
-      </w:pPr>
-      <w:r>
-        <w:rPr>
-          <w:rFonts w:ascii="Source Sans Pro" w:eastAsia="Source Sans Pro" w:hAnsi="Source Sans Pro" w:cs="Source Sans Pro"/>
-          <w:color w:val="000000"/>
-          <w:sz w:val="19"/>
-          <w:szCs w:val="19"/>
-        </w:rPr>
-        <w:t>Developed OWASP Top 10 automated web checker to detect injection, auth, and SSRF vulnerabilities; documented SQL injection remediation.</w:t>
+        <w:spacing w:before="13" w:after="47"/>
+      </w:pPr>
+      <w:r>
+        <w:rPr>
+          <w:rFonts w:ascii="Source Sans Pro" w:eastAsia="Source Sans Pro" w:hAnsi="Source Sans Pro" w:cs="Source Sans Pro"/>
+          <w:color w:val="000000"/>
+          <w:sz w:val="19"/>
+          <w:szCs w:val="19"/>
+        </w:rPr>
+        <w:t>Developed OWASP Top 10 automated web checker that sends crafted HTTP requests to detect injection, broken auth, and SSRF vulnerabilities.</w:t>
       </w:r>
     </w:p>
     <w:p>
@@ -726,16 +726,16 @@
           <w:ilvl w:val="0"/>
           <w:numId w:val="2"/>
         </w:numPr>
-        <w:spacing w:before="13" w:after="30"/>
-      </w:pPr>
-      <w:r>
-        <w:rPr>
-          <w:rFonts w:ascii="Source Sans Pro" w:eastAsia="Source Sans Pro" w:hAnsi="Source Sans Pro" w:cs="Source Sans Pro"/>
-          <w:color w:val="000000"/>
-          <w:sz w:val="19"/>
-          <w:szCs w:val="19"/>
-        </w:rPr>
-        <w:t>Automated scan scheduling via Bash and cron; built delta-scan logic to flag newly discovered CVEs and organize patch compliance (remediation tracking) tracking evidence.</w:t>
+        <w:spacing w:before="13" w:after="47"/>
+      </w:pPr>
+      <w:r>
+        <w:rPr>
+          <w:rFonts w:ascii="Source Sans Pro" w:eastAsia="Source Sans Pro" w:hAnsi="Source Sans Pro" w:cs="Source Sans Pro"/>
+          <w:color w:val="000000"/>
+          <w:sz w:val="19"/>
+          <w:szCs w:val="19"/>
+        </w:rPr>
+        <w:t>Automated scan scheduling via Bash and cron, and built delta-scan logic to flag newly discovered CVEs.</w:t>
       </w:r>
     </w:p>
     <w:p>
@@ -743,7 +743,7 @@
         <w:pBdr>
           <w:bottom w:val="single" w:sz="6" w:space="1" w:color="000000"/>
         </w:pBdr>
-        <w:spacing w:before="20" w:after="20"/>
+        <w:spacing w:before="41" w:after="41"/>
         <w:rPr>
           <w:rFonts w:ascii="Source Sans Pro" w:eastAsia="Source Sans Pro" w:hAnsi="Source Sans Pro" w:cs="Source Sans Pro"/>
           <w:b/>
@@ -759,7 +759,7 @@
         <w:pBdr>
           <w:bottom w:val="single" w:sz="6" w:space="1" w:color="000000"/>
         </w:pBdr>
-        <w:spacing w:before="99" w:after="0"/>
+        <w:spacing w:before="185" w:after="0"/>
       </w:pPr>
       <w:r>
         <w:rPr>
@@ -775,7 +775,7 @@
     </w:p>
     <w:p>
       <w:pPr>
-        <w:spacing w:before="44" w:after="44"/>
+        <w:spacing w:before="65" w:after="65"/>
       </w:pPr>
       <w:r>
         <w:rPr>
@@ -784,20 +784,20 @@
           <w:sz w:val="19"/>
           <w:szCs w:val="19"/>
         </w:rPr>
-        <w:t xml:space="preserve">SOC Operations: </w:t>
-      </w:r>
-      <w:r>
-        <w:rPr>
-          <w:rFonts w:ascii="Source Sans Pro" w:eastAsia="Source Sans Pro" w:hAnsi="Source Sans Pro" w:cs="Source Sans Pro"/>
-          <w:sz w:val="19"/>
-          <w:szCs w:val="19"/>
-        </w:rPr>
-        <w:t>Alert triage, incident investigation, log analysis, threat detection, escalation, false positive analysis</w:t>
-      </w:r>
-    </w:p>
-    <w:p>
-      <w:pPr>
-        <w:spacing w:before="44" w:after="44"/>
+        <w:t xml:space="preserve">Security Operations: </w:t>
+      </w:r>
+      <w:r>
+        <w:rPr>
+          <w:rFonts w:ascii="Source Sans Pro" w:eastAsia="Source Sans Pro" w:hAnsi="Source Sans Pro" w:cs="Source Sans Pro"/>
+          <w:sz w:val="19"/>
+          <w:szCs w:val="19"/>
+        </w:rPr>
+        <w:t>Splunk, Wireshark, Nmap</w:t>
+      </w:r>
+    </w:p>
+    <w:p>
+      <w:pPr>
+        <w:spacing w:before="65" w:after="65"/>
       </w:pPr>
       <w:r>
         <w:rPr>
@@ -806,7 +806,7 @@
           <w:sz w:val="19"/>
           <w:szCs w:val="19"/>
         </w:rPr>
-        <w:t xml:space="preserve">SIEM &amp; Monitoring: </w:t>
+        <w:t xml:space="preserve">Threat Detection: </w:t>
       </w:r>
       <w:r>
         <w:rPr>
@@ -819,7 +819,7 @@
     </w:p>
     <w:p>
       <w:pPr>
-        <w:spacing w:before="44" w:after="44"/>
+        <w:spacing w:before="65" w:after="65"/>
       </w:pPr>
       <w:r>
         <w:rPr>
@@ -828,20 +828,20 @@
           <w:sz w:val="19"/>
           <w:szCs w:val="19"/>
         </w:rPr>
-        <w:t xml:space="preserve">Threat Intelligence: </w:t>
-      </w:r>
-      <w:r>
-        <w:rPr>
-          <w:rFonts w:ascii="Source Sans Pro" w:eastAsia="Source Sans Pro" w:hAnsi="Source Sans Pro" w:cs="Source Sans Pro"/>
-          <w:sz w:val="19"/>
-          <w:szCs w:val="19"/>
-        </w:rPr>
-        <w:t>MITRE ATT&amp;CK, IOC analysis, VirusTotal, OSINT enrichment, Cyber Kill Chain</w:t>
-      </w:r>
-    </w:p>
-    <w:p>
-      <w:pPr>
-        <w:spacing w:before="44" w:after="44"/>
+        <w:t xml:space="preserve">Vulnerability Assessment: </w:t>
+      </w:r>
+      <w:r>
+        <w:rPr>
+          <w:rFonts w:ascii="Source Sans Pro" w:eastAsia="Source Sans Pro" w:hAnsi="Source Sans Pro" w:cs="Source Sans Pro"/>
+          <w:sz w:val="19"/>
+          <w:szCs w:val="19"/>
+        </w:rPr>
+        <w:t>Nessus, OpenVAS, CVSS, EPSS</w:t>
+      </w:r>
+    </w:p>
+    <w:p>
+      <w:pPr>
+        <w:spacing w:before="65" w:after="65"/>
       </w:pPr>
       <w:r>
         <w:rPr>
@@ -850,20 +850,20 @@
           <w:sz w:val="19"/>
           <w:szCs w:val="19"/>
         </w:rPr>
-        <w:t xml:space="preserve">Systems &amp; Networking: </w:t>
-      </w:r>
-      <w:r>
-        <w:rPr>
-          <w:rFonts w:ascii="Source Sans Pro" w:eastAsia="Source Sans Pro" w:hAnsi="Source Sans Pro" w:cs="Source Sans Pro"/>
-          <w:sz w:val="19"/>
-          <w:szCs w:val="19"/>
-        </w:rPr>
-        <w:t>Windows internals, Linux fundamentals, TCP/IP, DNS, HTTP/S, firewall and IDS/IPS concepts</w:t>
-      </w:r>
-    </w:p>
-    <w:p>
-      <w:pPr>
-        <w:spacing w:before="44" w:after="44"/>
+        <w:t xml:space="preserve">Automation: </w:t>
+      </w:r>
+      <w:r>
+        <w:rPr>
+          <w:rFonts w:ascii="Source Sans Pro" w:eastAsia="Source Sans Pro" w:hAnsi="Source Sans Pro" w:cs="Source Sans Pro"/>
+          <w:sz w:val="19"/>
+          <w:szCs w:val="19"/>
+        </w:rPr>
+        <w:t>Python, Bash, Telegram bot</w:t>
+      </w:r>
+    </w:p>
+    <w:p>
+      <w:pPr>
+        <w:spacing w:before="65" w:after="65"/>
       </w:pPr>
       <w:r>
         <w:rPr>
@@ -872,15 +872,15 @@
           <w:sz w:val="19"/>
           <w:szCs w:val="19"/>
         </w:rPr>
-        <w:t xml:space="preserve">Automation: </w:t>
-      </w:r>
-      <w:r>
-        <w:rPr>
-          <w:rFonts w:ascii="Source Sans Pro" w:eastAsia="Source Sans Pro" w:hAnsi="Source Sans Pro" w:cs="Source Sans Pro"/>
-          <w:sz w:val="19"/>
-          <w:szCs w:val="19"/>
-        </w:rPr>
-        <w:t>Python, Bash (basic), regular expressions, security</w:t>
+        <w:t xml:space="preserve">Incident Response: </w:t>
+      </w:r>
+      <w:r>
+        <w:rPr>
+          <w:rFonts w:ascii="Source Sans Pro" w:eastAsia="Source Sans Pro" w:hAnsi="Source Sans Pro" w:cs="Source Sans Pro"/>
+          <w:sz w:val="19"/>
+          <w:szCs w:val="19"/>
+        </w:rPr>
+        <w:t>Python, Bash (basic), regular expressions, high-volume operations review -&gt; structured investigation, escalation, and evidence documentation</w:t>
       </w:r>
     </w:p>
     <w:p>
@@ -888,7 +888,7 @@
         <w:pBdr>
           <w:bottom w:val="single" w:sz="6" w:space="1" w:color="000000"/>
         </w:pBdr>
-        <w:spacing w:before="20" w:after="20"/>
+        <w:spacing w:before="41" w:after="41"/>
         <w:rPr>
           <w:rFonts w:ascii="Source Sans Pro" w:eastAsia="Source Sans Pro" w:hAnsi="Source Sans Pro" w:cs="Source Sans Pro"/>
           <w:b/>
@@ -904,7 +904,7 @@
         <w:pBdr>
           <w:bottom w:val="single" w:sz="6" w:space="1" w:color="000000"/>
         </w:pBdr>
-        <w:spacing w:before="99" w:after="0"/>
+        <w:spacing w:before="185" w:after="0"/>
       </w:pPr>
       <w:r>
         <w:rPr>
@@ -925,7 +925,7 @@
           <w:ilvl w:val="0"/>
           <w:numId w:val="2"/>
         </w:numPr>
-        <w:spacing w:before="13" w:after="30"/>
+        <w:spacing w:before="13" w:after="47"/>
       </w:pPr>
       <w:r>
         <w:rPr>
@@ -944,7 +944,7 @@
           <w:ilvl w:val="0"/>
           <w:numId w:val="2"/>
         </w:numPr>
-        <w:spacing w:before="13" w:after="30"/>
+        <w:spacing w:before="13" w:after="47"/>
       </w:pPr>
       <w:r>
         <w:rPr>

--- a/resumes/Resume_Cyber_Security_Work_From_Home_Inter_Unknown__unknown_.docx
+++ b/resumes/Resume_Cyber_Security_Work_From_Home_Inter_Unknown__unknown_.docx
@@ -117,7 +117,7 @@
         <w:pBdr>
           <w:bottom w:val="single" w:sz="6" w:space="1" w:color="000000"/>
         </w:pBdr>
-        <w:spacing w:before="185" w:after="0"/>
+        <w:spacing w:before="94" w:after="0"/>
       </w:pPr>
       <w:r>
         <w:rPr>
@@ -295,7 +295,7 @@
     </w:p>
     <w:p>
       <w:pPr>
-        <w:spacing w:before="41" w:after="41"/>
+        <w:spacing w:before="19" w:after="19"/>
       </w:pPr>
     </w:p>
     <w:p>
@@ -303,7 +303,7 @@
         <w:pBdr>
           <w:bottom w:val="single" w:sz="6" w:space="1" w:color="000000"/>
         </w:pBdr>
-        <w:spacing w:before="185" w:after="0"/>
+        <w:spacing w:before="94" w:after="0"/>
       </w:pPr>
       <w:r>
         <w:rPr>
@@ -421,7 +421,7 @@
           <w:ilvl w:val="0"/>
           <w:numId w:val="2"/>
         </w:numPr>
-        <w:spacing w:before="13" w:after="47"/>
+        <w:spacing w:before="13" w:after="28"/>
       </w:pPr>
       <w:r>
         <w:rPr>
@@ -440,7 +440,7 @@
           <w:ilvl w:val="0"/>
           <w:numId w:val="2"/>
         </w:numPr>
-        <w:spacing w:before="13" w:after="47"/>
+        <w:spacing w:before="13" w:after="28"/>
       </w:pPr>
       <w:r>
         <w:rPr>
@@ -459,7 +459,7 @@
           <w:ilvl w:val="0"/>
           <w:numId w:val="2"/>
         </w:numPr>
-        <w:spacing w:before="13" w:after="47"/>
+        <w:spacing w:before="13" w:after="28"/>
       </w:pPr>
       <w:r>
         <w:rPr>
@@ -478,16 +478,16 @@
           <w:ilvl w:val="0"/>
           <w:numId w:val="2"/>
         </w:numPr>
-        <w:spacing w:before="13" w:after="47"/>
-      </w:pPr>
-      <w:r>
-        <w:rPr>
-          <w:rFonts w:ascii="Source Sans Pro" w:eastAsia="Source Sans Pro" w:hAnsi="Source Sans Pro" w:cs="Source Sans Pro"/>
-          <w:color w:val="000000"/>
-          <w:sz w:val="19"/>
-          <w:szCs w:val="19"/>
-        </w:rPr>
-        <w:t>Spotted recurring patterns across 200+ weekly cases, reducing repeat-issue investigation time by early escalation</w:t>
+        <w:spacing w:before="13" w:after="28"/>
+      </w:pPr>
+      <w:r>
+        <w:rPr>
+          <w:rFonts w:ascii="Source Sans Pro" w:eastAsia="Source Sans Pro" w:hAnsi="Source Sans Pro" w:cs="Source Sans Pro"/>
+          <w:color w:val="000000"/>
+          <w:sz w:val="19"/>
+          <w:szCs w:val="19"/>
+        </w:rPr>
+        <w:t>Spotted recurring fraud patterns across 200+ weekly cases and flagged repeat issues early, reducing investigation cycles before escalation.</w:t>
       </w:r>
     </w:p>
     <w:p>
@@ -495,7 +495,7 @@
         <w:pBdr>
           <w:bottom w:val="single" w:sz="6" w:space="1" w:color="000000"/>
         </w:pBdr>
-        <w:spacing w:before="41" w:after="41"/>
+        <w:spacing w:before="19" w:after="19"/>
         <w:rPr>
           <w:rFonts w:ascii="Source Sans Pro" w:eastAsia="Source Sans Pro" w:hAnsi="Source Sans Pro" w:cs="Source Sans Pro"/>
           <w:b/>
@@ -511,7 +511,7 @@
         <w:pBdr>
           <w:bottom w:val="single" w:sz="6" w:space="1" w:color="000000"/>
         </w:pBdr>
-        <w:spacing w:before="185" w:after="0"/>
+        <w:spacing w:before="94" w:after="0"/>
       </w:pPr>
       <w:r>
         <w:rPr>
@@ -579,16 +579,16 @@
           <w:ilvl w:val="0"/>
           <w:numId w:val="2"/>
         </w:numPr>
-        <w:spacing w:before="13" w:after="47"/>
-      </w:pPr>
-      <w:r>
-        <w:rPr>
-          <w:rFonts w:ascii="Source Sans Pro" w:eastAsia="Source Sans Pro" w:hAnsi="Source Sans Pro" w:cs="Source Sans Pro"/>
-          <w:color w:val="000000"/>
-          <w:sz w:val="19"/>
-          <w:szCs w:val="19"/>
-        </w:rPr>
-        <w:t>Deployed Splunk SIEM for threat detection at home in India with SPL correlation searches for brute-force detection, lateral movement.</w:t>
+        <w:spacing w:before="13" w:after="28"/>
+      </w:pPr>
+      <w:r>
+        <w:rPr>
+          <w:rFonts w:ascii="Source Sans Pro" w:eastAsia="Source Sans Pro" w:hAnsi="Source Sans Pro" w:cs="Source Sans Pro"/>
+          <w:color w:val="000000"/>
+          <w:sz w:val="19"/>
+          <w:szCs w:val="19"/>
+        </w:rPr>
+        <w:t>Deployed Splunk SIEM for threat detection (anomaly detection) at home in India with Splunk SIEM and mapped TTPs to MITRE ATT&amp;CK (TTP mapping), resulting in a PICERL incident report.</w:t>
       </w:r>
     </w:p>
     <w:p>
@@ -598,16 +598,16 @@
           <w:ilvl w:val="0"/>
           <w:numId w:val="2"/>
         </w:numPr>
-        <w:spacing w:before="13" w:after="47"/>
-      </w:pPr>
-      <w:r>
-        <w:rPr>
-          <w:rFonts w:ascii="Source Sans Pro" w:eastAsia="Source Sans Pro" w:hAnsi="Source Sans Pro" w:cs="Source Sans Pro"/>
-          <w:color w:val="000000"/>
-          <w:sz w:val="19"/>
-          <w:szCs w:val="19"/>
-        </w:rPr>
-        <w:t>Built automated SOAR-style detection pipeline using Python, and performed TCP/IP analysis in Wireshark to detect SYN scans, DNS tunnelling.</w:t>
+        <w:spacing w:before="13" w:after="28"/>
+      </w:pPr>
+      <w:r>
+        <w:rPr>
+          <w:rFonts w:ascii="Source Sans Pro" w:eastAsia="Source Sans Pro" w:hAnsi="Source Sans Pro" w:cs="Source Sans Pro"/>
+          <w:color w:val="000000"/>
+          <w:sz w:val="19"/>
+          <w:szCs w:val="19"/>
+        </w:rPr>
+        <w:t>Built automated SOAR (security orchestration and automation)-style detection pipeline using Python and Sigma rules (detection-as-code) to detect patterns of brute-force attacks and lateral movement.</w:t>
       </w:r>
     </w:p>
     <w:p>
@@ -617,21 +617,21 @@
           <w:ilvl w:val="0"/>
           <w:numId w:val="2"/>
         </w:numPr>
-        <w:spacing w:before="13" w:after="47"/>
-      </w:pPr>
-      <w:r>
-        <w:rPr>
-          <w:rFonts w:ascii="Source Sans Pro" w:eastAsia="Source Sans Pro" w:hAnsi="Source Sans Pro" w:cs="Source Sans Pro"/>
-          <w:color w:val="000000"/>
-          <w:sz w:val="19"/>
-          <w:szCs w:val="19"/>
-        </w:rPr>
-        <w:t>Converted detection logic to Sigma rules, and wrote PICERL incident report with severity classification, and evidence documentation for audit trail.</w:t>
-      </w:r>
-    </w:p>
-    <w:p>
-      <w:pPr>
-        <w:spacing w:before="41" w:after="41"/>
+        <w:spacing w:before="13" w:after="28"/>
+      </w:pPr>
+      <w:r>
+        <w:rPr>
+          <w:rFonts w:ascii="Source Sans Pro" w:eastAsia="Source Sans Pro" w:hAnsi="Source Sans Pro" w:cs="Source Sans Pro"/>
+          <w:color w:val="000000"/>
+          <w:sz w:val="19"/>
+          <w:szCs w:val="19"/>
+        </w:rPr>
+        <w:t>Performed TCP/IP analysis in Wireshark to detect SYN scans and DNS tunnelling, and documented the findings for an internshala home India project.</w:t>
+      </w:r>
+    </w:p>
+    <w:p>
+      <w:pPr>
+        <w:spacing w:before="19" w:after="19"/>
       </w:pPr>
     </w:p>
     <w:p>
@@ -688,16 +688,16 @@
           <w:ilvl w:val="0"/>
           <w:numId w:val="2"/>
         </w:numPr>
-        <w:spacing w:before="13" w:after="47"/>
-      </w:pPr>
-      <w:r>
-        <w:rPr>
-          <w:rFonts w:ascii="Source Sans Pro" w:eastAsia="Source Sans Pro" w:hAnsi="Source Sans Pro" w:cs="Source Sans Pro"/>
-          <w:color w:val="000000"/>
-          <w:sz w:val="19"/>
-          <w:szCs w:val="19"/>
-        </w:rPr>
-        <w:t>Built automated vulnerability assessment pipeline integrating Nessus and OpenVAS REST APIs in Python.</w:t>
+        <w:spacing w:before="13" w:after="28"/>
+      </w:pPr>
+      <w:r>
+        <w:rPr>
+          <w:rFonts w:ascii="Source Sans Pro" w:eastAsia="Source Sans Pro" w:hAnsi="Source Sans Pro" w:cs="Source Sans Pro"/>
+          <w:color w:val="000000"/>
+          <w:sz w:val="19"/>
+          <w:szCs w:val="19"/>
+        </w:rPr>
+        <w:t>Built automated vulnerability assessment pipeline integrating Nessus and OpenVAS REST APIs in Python, and generated CVE reports classified by CVSS severity (vulnerability prioritisation).</w:t>
       </w:r>
     </w:p>
     <w:p>
@@ -707,16 +707,16 @@
           <w:ilvl w:val="0"/>
           <w:numId w:val="2"/>
         </w:numPr>
-        <w:spacing w:before="13" w:after="47"/>
-      </w:pPr>
-      <w:r>
-        <w:rPr>
-          <w:rFonts w:ascii="Source Sans Pro" w:eastAsia="Source Sans Pro" w:hAnsi="Source Sans Pro" w:cs="Source Sans Pro"/>
-          <w:color w:val="000000"/>
-          <w:sz w:val="19"/>
-          <w:szCs w:val="19"/>
-        </w:rPr>
-        <w:t>Developed OWASP Top 10 automated web checker that sends crafted HTTP requests to detect injection, broken auth, and SSRF vulnerabilities.</w:t>
+        <w:spacing w:before="13" w:after="28"/>
+      </w:pPr>
+      <w:r>
+        <w:rPr>
+          <w:rFonts w:ascii="Source Sans Pro" w:eastAsia="Source Sans Pro" w:hAnsi="Source Sans Pro" w:cs="Source Sans Pro"/>
+          <w:color w:val="000000"/>
+          <w:sz w:val="19"/>
+          <w:szCs w:val="19"/>
+        </w:rPr>
+        <w:t>Developed OWASP Top 10 (web application security) automated web checker that sends crafted HTTP requests to detect injection and broken auth vulnerabilities, and documented SQL injection exploit remediation.</w:t>
       </w:r>
     </w:p>
     <w:p>
@@ -726,16 +726,16 @@
           <w:ilvl w:val="0"/>
           <w:numId w:val="2"/>
         </w:numPr>
-        <w:spacing w:before="13" w:after="47"/>
-      </w:pPr>
-      <w:r>
-        <w:rPr>
-          <w:rFonts w:ascii="Source Sans Pro" w:eastAsia="Source Sans Pro" w:hAnsi="Source Sans Pro" w:cs="Source Sans Pro"/>
-          <w:color w:val="000000"/>
-          <w:sz w:val="19"/>
-          <w:szCs w:val="19"/>
-        </w:rPr>
-        <w:t>Automated scan scheduling via Bash and cron, and built delta-scan logic to flag newly discovered CVEs.</w:t>
+        <w:spacing w:before="13" w:after="28"/>
+      </w:pPr>
+      <w:r>
+        <w:rPr>
+          <w:rFonts w:ascii="Source Sans Pro" w:eastAsia="Source Sans Pro" w:hAnsi="Source Sans Pro" w:cs="Source Sans Pro"/>
+          <w:color w:val="000000"/>
+          <w:sz w:val="19"/>
+          <w:szCs w:val="19"/>
+        </w:rPr>
+        <w:t>Automated scan scheduling via Bash and cron, and built delta-scan logic to flag newly discovered CVEs for an India internshala home project, resulting in patch compliance (remediation tracking) tracking evidence.</w:t>
       </w:r>
     </w:p>
     <w:p>
@@ -743,7 +743,7 @@
         <w:pBdr>
           <w:bottom w:val="single" w:sz="6" w:space="1" w:color="000000"/>
         </w:pBdr>
-        <w:spacing w:before="41" w:after="41"/>
+        <w:spacing w:before="19" w:after="19"/>
         <w:rPr>
           <w:rFonts w:ascii="Source Sans Pro" w:eastAsia="Source Sans Pro" w:hAnsi="Source Sans Pro" w:cs="Source Sans Pro"/>
           <w:b/>
@@ -759,7 +759,7 @@
         <w:pBdr>
           <w:bottom w:val="single" w:sz="6" w:space="1" w:color="000000"/>
         </w:pBdr>
-        <w:spacing w:before="185" w:after="0"/>
+        <w:spacing w:before="94" w:after="0"/>
       </w:pPr>
       <w:r>
         <w:rPr>
@@ -775,7 +775,7 @@
     </w:p>
     <w:p>
       <w:pPr>
-        <w:spacing w:before="65" w:after="65"/>
+        <w:spacing w:before="55" w:after="55"/>
       </w:pPr>
       <w:r>
         <w:rPr>
@@ -784,20 +784,20 @@
           <w:sz w:val="19"/>
           <w:szCs w:val="19"/>
         </w:rPr>
-        <w:t xml:space="preserve">Security Operations: </w:t>
-      </w:r>
-      <w:r>
-        <w:rPr>
-          <w:rFonts w:ascii="Source Sans Pro" w:eastAsia="Source Sans Pro" w:hAnsi="Source Sans Pro" w:cs="Source Sans Pro"/>
-          <w:sz w:val="19"/>
-          <w:szCs w:val="19"/>
-        </w:rPr>
-        <w:t>Splunk, Wireshark, Nmap</w:t>
-      </w:r>
-    </w:p>
-    <w:p>
-      <w:pPr>
-        <w:spacing w:before="65" w:after="65"/>
+        <w:t xml:space="preserve">Cyber Security: </w:t>
+      </w:r>
+      <w:r>
+        <w:rPr>
+          <w:rFonts w:ascii="Source Sans Pro" w:eastAsia="Source Sans Pro" w:hAnsi="Source Sans Pro" w:cs="Source Sans Pro"/>
+          <w:sz w:val="19"/>
+          <w:szCs w:val="19"/>
+        </w:rPr>
+        <w:t>threat detection, incident response, security analysis</w:t>
+      </w:r>
+    </w:p>
+    <w:p>
+      <w:pPr>
+        <w:spacing w:before="24" w:after="24"/>
       </w:pPr>
       <w:r>
         <w:rPr>
@@ -806,20 +806,20 @@
           <w:sz w:val="19"/>
           <w:szCs w:val="19"/>
         </w:rPr>
-        <w:t xml:space="preserve">Threat Detection: </w:t>
-      </w:r>
-      <w:r>
-        <w:rPr>
-          <w:rFonts w:ascii="Source Sans Pro" w:eastAsia="Source Sans Pro" w:hAnsi="Source Sans Pro" w:cs="Source Sans Pro"/>
-          <w:sz w:val="19"/>
-          <w:szCs w:val="19"/>
-        </w:rPr>
-        <w:t>Splunk (SPL), Elastic SIEM (basic), Windows Event Logs, Sysmon, Wireshark</w:t>
-      </w:r>
-    </w:p>
-    <w:p>
-      <w:pPr>
-        <w:spacing w:before="65" w:after="65"/>
+        <w:t xml:space="preserve">Automation and Threat Detection: </w:t>
+      </w:r>
+      <w:r>
+        <w:rPr>
+          <w:rFonts w:ascii="Source Sans Pro" w:eastAsia="Source Sans Pro" w:hAnsi="Source Sans Pro" w:cs="Source Sans Pro"/>
+          <w:sz w:val="19"/>
+          <w:szCs w:val="19"/>
+        </w:rPr>
+        <w:t>Splunk, Python, Wireshark, Nmap, MITRE ATT&amp;CK</w:t>
+      </w:r>
+    </w:p>
+    <w:p>
+      <w:pPr>
+        <w:spacing w:before="55" w:after="55"/>
       </w:pPr>
       <w:r>
         <w:rPr>
@@ -841,7 +841,7 @@
     </w:p>
     <w:p>
       <w:pPr>
-        <w:spacing w:before="65" w:after="65"/>
+        <w:spacing w:before="55" w:after="55"/>
       </w:pPr>
       <w:r>
         <w:rPr>
@@ -850,20 +850,20 @@
           <w:sz w:val="19"/>
           <w:szCs w:val="19"/>
         </w:rPr>
-        <w:t xml:space="preserve">Automation: </w:t>
-      </w:r>
-      <w:r>
-        <w:rPr>
-          <w:rFonts w:ascii="Source Sans Pro" w:eastAsia="Source Sans Pro" w:hAnsi="Source Sans Pro" w:cs="Source Sans Pro"/>
-          <w:sz w:val="19"/>
-          <w:szCs w:val="19"/>
-        </w:rPr>
-        <w:t>Python, Bash, Telegram bot</w:t>
-      </w:r>
-    </w:p>
-    <w:p>
-      <w:pPr>
-        <w:spacing w:before="65" w:after="65"/>
+        <w:t xml:space="preserve">Investigation and Escalation: </w:t>
+      </w:r>
+      <w:r>
+        <w:rPr>
+          <w:rFonts w:ascii="Source Sans Pro" w:eastAsia="Source Sans Pro" w:hAnsi="Source Sans Pro" w:cs="Source Sans Pro"/>
+          <w:sz w:val="19"/>
+          <w:szCs w:val="19"/>
+        </w:rPr>
+        <w:t>structured investigation, evidence documentation, decision workflows</w:t>
+      </w:r>
+    </w:p>
+    <w:p>
+      <w:pPr>
+        <w:spacing w:before="24" w:after="24"/>
       </w:pPr>
       <w:r>
         <w:rPr>
@@ -872,15 +872,15 @@
           <w:sz w:val="19"/>
           <w:szCs w:val="19"/>
         </w:rPr>
-        <w:t xml:space="preserve">Incident Response: </w:t>
-      </w:r>
-      <w:r>
-        <w:rPr>
-          <w:rFonts w:ascii="Source Sans Pro" w:eastAsia="Source Sans Pro" w:hAnsi="Source Sans Pro" w:cs="Source Sans Pro"/>
-          <w:sz w:val="19"/>
-          <w:szCs w:val="19"/>
-        </w:rPr>
-        <w:t>Python, Bash (basic), regular expressions, high-volume operations review -&gt; structured investigation, escalation, and evidence documentation</w:t>
+        <w:t xml:space="preserve">Security Tools and Technologies: </w:t>
+      </w:r>
+      <w:r>
+        <w:rPr>
+          <w:rFonts w:ascii="Source Sans Pro" w:eastAsia="Source Sans Pro" w:hAnsi="Source Sans Pro" w:cs="Source Sans Pro"/>
+          <w:sz w:val="19"/>
+          <w:szCs w:val="19"/>
+        </w:rPr>
+        <w:t>Sigma rules, VirusTotal API, Telegram bot, DNS analysis, high-volume operations review -&gt; structured investigation, escalation, and evidence documentation</w:t>
       </w:r>
     </w:p>
     <w:p>
@@ -888,7 +888,7 @@
         <w:pBdr>
           <w:bottom w:val="single" w:sz="6" w:space="1" w:color="000000"/>
         </w:pBdr>
-        <w:spacing w:before="41" w:after="41"/>
+        <w:spacing w:before="19" w:after="19"/>
         <w:rPr>
           <w:rFonts w:ascii="Source Sans Pro" w:eastAsia="Source Sans Pro" w:hAnsi="Source Sans Pro" w:cs="Source Sans Pro"/>
           <w:b/>
@@ -904,7 +904,7 @@
         <w:pBdr>
           <w:bottom w:val="single" w:sz="6" w:space="1" w:color="000000"/>
         </w:pBdr>
-        <w:spacing w:before="185" w:after="0"/>
+        <w:spacing w:before="94" w:after="0"/>
       </w:pPr>
       <w:r>
         <w:rPr>
@@ -925,7 +925,7 @@
           <w:ilvl w:val="0"/>
           <w:numId w:val="2"/>
         </w:numPr>
-        <w:spacing w:before="13" w:after="47"/>
+        <w:spacing w:before="13" w:after="28"/>
       </w:pPr>
       <w:r>
         <w:rPr>
@@ -944,7 +944,7 @@
           <w:ilvl w:val="0"/>
           <w:numId w:val="2"/>
         </w:numPr>
-        <w:spacing w:before="13" w:after="47"/>
+        <w:spacing w:before="13" w:after="28"/>
       </w:pPr>
       <w:r>
         <w:rPr>

--- a/resumes/Resume_Cyber_Security_Work_From_Home_Inter_Unknown__unknown_.docx
+++ b/resumes/Resume_Cyber_Security_Work_From_Home_Inter_Unknown__unknown_.docx
@@ -117,7 +117,7 @@
         <w:pBdr>
           <w:bottom w:val="single" w:sz="6" w:space="1" w:color="000000"/>
         </w:pBdr>
-        <w:spacing w:before="94" w:after="0"/>
+        <w:spacing w:before="99" w:after="0"/>
       </w:pPr>
       <w:r>
         <w:rPr>
@@ -295,7 +295,7 @@
     </w:p>
     <w:p>
       <w:pPr>
-        <w:spacing w:before="19" w:after="19"/>
+        <w:spacing w:before="20" w:after="20"/>
       </w:pPr>
     </w:p>
     <w:p>
@@ -303,7 +303,7 @@
         <w:pBdr>
           <w:bottom w:val="single" w:sz="6" w:space="1" w:color="000000"/>
         </w:pBdr>
-        <w:spacing w:before="94" w:after="0"/>
+        <w:spacing w:before="99" w:after="0"/>
       </w:pPr>
       <w:r>
         <w:rPr>
@@ -421,16 +421,16 @@
           <w:ilvl w:val="0"/>
           <w:numId w:val="2"/>
         </w:numPr>
-        <w:spacing w:before="13" w:after="28"/>
-      </w:pPr>
-      <w:r>
-        <w:rPr>
-          <w:rFonts w:ascii="Source Sans Pro" w:eastAsia="Source Sans Pro" w:hAnsi="Source Sans Pro" w:cs="Source Sans Pro"/>
-          <w:color w:val="000000"/>
-          <w:sz w:val="19"/>
-          <w:szCs w:val="19"/>
-        </w:rPr>
-        <w:t>Triaged 50+ weekly inventory reimbursement cases by severity and policy eligibility, translating high-volume case review into structured investigation, escalation, and evidence documentation.</w:t>
+        <w:spacing w:before="13" w:after="30"/>
+      </w:pPr>
+      <w:r>
+        <w:rPr>
+          <w:rFonts w:ascii="Source Sans Pro" w:eastAsia="Source Sans Pro" w:hAnsi="Source Sans Pro" w:cs="Source Sans Pro"/>
+          <w:color w:val="000000"/>
+          <w:sz w:val="19"/>
+          <w:szCs w:val="19"/>
+        </w:rPr>
+        <w:t>Triaged 50+ weekly inventory reimbursement cases by severity and policy eligibility, following structured case triage and escalation workflows, resulting in efficient case resolution.</w:t>
       </w:r>
     </w:p>
     <w:p>
@@ -440,16 +440,16 @@
           <w:ilvl w:val="0"/>
           <w:numId w:val="2"/>
         </w:numPr>
-        <w:spacing w:before="13" w:after="28"/>
-      </w:pPr>
-      <w:r>
-        <w:rPr>
-          <w:rFonts w:ascii="Source Sans Pro" w:eastAsia="Source Sans Pro" w:hAnsi="Source Sans Pro" w:cs="Source Sans Pro"/>
-          <w:color w:val="000000"/>
-          <w:sz w:val="19"/>
-          <w:szCs w:val="19"/>
-        </w:rPr>
-        <w:t>Investigated seller claims, identifying policy violations and anomalous patterns, escalating findings to senior reviewers</w:t>
+        <w:spacing w:before="13" w:after="30"/>
+      </w:pPr>
+      <w:r>
+        <w:rPr>
+          <w:rFonts w:ascii="Source Sans Pro" w:eastAsia="Source Sans Pro" w:hAnsi="Source Sans Pro" w:cs="Source Sans Pro"/>
+          <w:color w:val="000000"/>
+          <w:sz w:val="19"/>
+          <w:szCs w:val="19"/>
+        </w:rPr>
+        <w:t>Investigated root cause analysis on seller claims, identifying policy violations and anomalous patterns, and escalated findings to senior reviewers, driving informed decision-making.</w:t>
       </w:r>
     </w:p>
     <w:p>
@@ -459,16 +459,16 @@
           <w:ilvl w:val="0"/>
           <w:numId w:val="2"/>
         </w:numPr>
-        <w:spacing w:before="13" w:after="28"/>
-      </w:pPr>
-      <w:r>
-        <w:rPr>
-          <w:rFonts w:ascii="Source Sans Pro" w:eastAsia="Source Sans Pro" w:hAnsi="Source Sans Pro" w:cs="Source Sans Pro"/>
-          <w:color w:val="000000"/>
-          <w:sz w:val="19"/>
-          <w:szCs w:val="19"/>
-        </w:rPr>
-        <w:t>Maintained audit-ready documentation, recording investigation findings and evidence notes for 50+ weekly cases</w:t>
+        <w:spacing w:before="13" w:after="30"/>
+      </w:pPr>
+      <w:r>
+        <w:rPr>
+          <w:rFonts w:ascii="Source Sans Pro" w:eastAsia="Source Sans Pro" w:hAnsi="Source Sans Pro" w:cs="Source Sans Pro"/>
+          <w:color w:val="000000"/>
+          <w:sz w:val="19"/>
+          <w:szCs w:val="19"/>
+        </w:rPr>
+        <w:t>Analyzed 200+ weekly cases to spot recurring fraud patterns, flagging them early to reduce repeat-issue investigation time before escalation, achieving timely resolution.</w:t>
       </w:r>
     </w:p>
     <w:p>
@@ -478,16 +478,16 @@
           <w:ilvl w:val="0"/>
           <w:numId w:val="2"/>
         </w:numPr>
-        <w:spacing w:before="13" w:after="28"/>
-      </w:pPr>
-      <w:r>
-        <w:rPr>
-          <w:rFonts w:ascii="Source Sans Pro" w:eastAsia="Source Sans Pro" w:hAnsi="Source Sans Pro" w:cs="Source Sans Pro"/>
-          <w:color w:val="000000"/>
-          <w:sz w:val="19"/>
-          <w:szCs w:val="19"/>
-        </w:rPr>
-        <w:t>Spotted recurring fraud patterns across 200+ weekly cases and flagged repeat issues early, reducing investigation cycles before escalation.</w:t>
+        <w:spacing w:before="13" w:after="30"/>
+      </w:pPr>
+      <w:r>
+        <w:rPr>
+          <w:rFonts w:ascii="Source Sans Pro" w:eastAsia="Source Sans Pro" w:hAnsi="Source Sans Pro" w:cs="Source Sans Pro"/>
+          <w:color w:val="000000"/>
+          <w:sz w:val="19"/>
+          <w:szCs w:val="19"/>
+        </w:rPr>
+        <w:t>Documented audit-ready case records, capturing investigation findings, decisions, evidence notes, and corrective actions, ensuring transparent and compliant case management.</w:t>
       </w:r>
     </w:p>
     <w:p>
@@ -495,7 +495,7 @@
         <w:pBdr>
           <w:bottom w:val="single" w:sz="6" w:space="1" w:color="000000"/>
         </w:pBdr>
-        <w:spacing w:before="19" w:after="19"/>
+        <w:spacing w:before="20" w:after="20"/>
         <w:rPr>
           <w:rFonts w:ascii="Source Sans Pro" w:eastAsia="Source Sans Pro" w:hAnsi="Source Sans Pro" w:cs="Source Sans Pro"/>
           <w:b/>
@@ -511,7 +511,7 @@
         <w:pBdr>
           <w:bottom w:val="single" w:sz="6" w:space="1" w:color="000000"/>
         </w:pBdr>
-        <w:spacing w:before="94" w:after="0"/>
+        <w:spacing w:before="99" w:after="0"/>
       </w:pPr>
       <w:r>
         <w:rPr>
@@ -579,16 +579,16 @@
           <w:ilvl w:val="0"/>
           <w:numId w:val="2"/>
         </w:numPr>
-        <w:spacing w:before="13" w:after="28"/>
-      </w:pPr>
-      <w:r>
-        <w:rPr>
-          <w:rFonts w:ascii="Source Sans Pro" w:eastAsia="Source Sans Pro" w:hAnsi="Source Sans Pro" w:cs="Source Sans Pro"/>
-          <w:color w:val="000000"/>
-          <w:sz w:val="19"/>
-          <w:szCs w:val="19"/>
-        </w:rPr>
-        <w:t>Deployed Splunk SIEM for threat detection (anomaly detection) at home in India with Splunk SIEM and mapped TTPs to MITRE ATT&amp;CK (TTP mapping), resulting in a PICERL incident report.</w:t>
+        <w:spacing w:before="13" w:after="30"/>
+      </w:pPr>
+      <w:r>
+        <w:rPr>
+          <w:rFonts w:ascii="Source Sans Pro" w:eastAsia="Source Sans Pro" w:hAnsi="Source Sans Pro" w:cs="Source Sans Pro"/>
+          <w:color w:val="000000"/>
+          <w:sz w:val="19"/>
+          <w:szCs w:val="19"/>
+        </w:rPr>
+        <w:t>Deployed Splunk SIEM with SPL correlation searches for brute-force detection, lateral movement, and privilege escalation; mapped TTPs to MITRE ATT&amp;CK and wrote PICERL incident report.</w:t>
       </w:r>
     </w:p>
     <w:p>
@@ -598,16 +598,16 @@
           <w:ilvl w:val="0"/>
           <w:numId w:val="2"/>
         </w:numPr>
-        <w:spacing w:before="13" w:after="28"/>
-      </w:pPr>
-      <w:r>
-        <w:rPr>
-          <w:rFonts w:ascii="Source Sans Pro" w:eastAsia="Source Sans Pro" w:hAnsi="Source Sans Pro" w:cs="Source Sans Pro"/>
-          <w:color w:val="000000"/>
-          <w:sz w:val="19"/>
-          <w:szCs w:val="19"/>
-        </w:rPr>
-        <w:t>Built automated SOAR (security orchestration and automation)-style detection pipeline using Python and Sigma rules (detection-as-code) to detect patterns of brute-force attacks and lateral movement.</w:t>
+        <w:spacing w:before="13" w:after="30"/>
+      </w:pPr>
+      <w:r>
+        <w:rPr>
+          <w:rFonts w:ascii="Source Sans Pro" w:eastAsia="Source Sans Pro" w:hAnsi="Source Sans Pro" w:cs="Source Sans Pro"/>
+          <w:color w:val="000000"/>
+          <w:sz w:val="19"/>
+          <w:szCs w:val="19"/>
+        </w:rPr>
+        <w:t>Developed SOAR-style detection pipeline: Python script ingests Splunk alerts, enriches with VirusTotal API IOC data, and dispatches Telegram notifications with CVSS-based severity classification.</w:t>
       </w:r>
     </w:p>
     <w:p>
@@ -617,21 +617,21 @@
           <w:ilvl w:val="0"/>
           <w:numId w:val="2"/>
         </w:numPr>
-        <w:spacing w:before="13" w:after="28"/>
-      </w:pPr>
-      <w:r>
-        <w:rPr>
-          <w:rFonts w:ascii="Source Sans Pro" w:eastAsia="Source Sans Pro" w:hAnsi="Source Sans Pro" w:cs="Source Sans Pro"/>
-          <w:color w:val="000000"/>
-          <w:sz w:val="19"/>
-          <w:szCs w:val="19"/>
-        </w:rPr>
-        <w:t>Performed TCP/IP analysis in Wireshark to detect SYN scans and DNS tunnelling, and documented the findings for an internshala home India project.</w:t>
-      </w:r>
-    </w:p>
-    <w:p>
-      <w:pPr>
-        <w:spacing w:before="19" w:after="19"/>
+        <w:spacing w:before="13" w:after="30"/>
+      </w:pPr>
+      <w:r>
+        <w:rPr>
+          <w:rFonts w:ascii="Source Sans Pro" w:eastAsia="Source Sans Pro" w:hAnsi="Source Sans Pro" w:cs="Source Sans Pro"/>
+          <w:color w:val="000000"/>
+          <w:sz w:val="19"/>
+          <w:szCs w:val="19"/>
+        </w:rPr>
+        <w:t>Converted detection logic to Sigma rules for enterprise SOCs; analyzed TCP/IP traffic in Wireshark for SYN scans, DNS tunnelling, and plaintext credential exposure.</w:t>
+      </w:r>
+    </w:p>
+    <w:p>
+      <w:pPr>
+        <w:spacing w:before="20" w:after="20"/>
       </w:pPr>
     </w:p>
     <w:p>
@@ -688,16 +688,16 @@
           <w:ilvl w:val="0"/>
           <w:numId w:val="2"/>
         </w:numPr>
-        <w:spacing w:before="13" w:after="28"/>
-      </w:pPr>
-      <w:r>
-        <w:rPr>
-          <w:rFonts w:ascii="Source Sans Pro" w:eastAsia="Source Sans Pro" w:hAnsi="Source Sans Pro" w:cs="Source Sans Pro"/>
-          <w:color w:val="000000"/>
-          <w:sz w:val="19"/>
-          <w:szCs w:val="19"/>
-        </w:rPr>
-        <w:t>Built automated vulnerability assessment pipeline integrating Nessus and OpenVAS REST APIs in Python, and generated CVE reports classified by CVSS severity (vulnerability prioritisation).</w:t>
+        <w:spacing w:before="13" w:after="30"/>
+      </w:pPr>
+      <w:r>
+        <w:rPr>
+          <w:rFonts w:ascii="Source Sans Pro" w:eastAsia="Source Sans Pro" w:hAnsi="Source Sans Pro" w:cs="Source Sans Pro"/>
+          <w:color w:val="000000"/>
+          <w:sz w:val="19"/>
+          <w:szCs w:val="19"/>
+        </w:rPr>
+        <w:t>Developed automated vulnerability assessment pipeline integrating Nessus and OpenVAS REST APIs in Python, generating CVE reports with CVSS severity and EPSS context from FIRST.org API.</w:t>
       </w:r>
     </w:p>
     <w:p>
@@ -707,16 +707,16 @@
           <w:ilvl w:val="0"/>
           <w:numId w:val="2"/>
         </w:numPr>
-        <w:spacing w:before="13" w:after="28"/>
-      </w:pPr>
-      <w:r>
-        <w:rPr>
-          <w:rFonts w:ascii="Source Sans Pro" w:eastAsia="Source Sans Pro" w:hAnsi="Source Sans Pro" w:cs="Source Sans Pro"/>
-          <w:color w:val="000000"/>
-          <w:sz w:val="19"/>
-          <w:szCs w:val="19"/>
-        </w:rPr>
-        <w:t>Developed OWASP Top 10 (web application security) automated web checker that sends crafted HTTP requests to detect injection and broken auth vulnerabilities, and documented SQL injection exploit remediation.</w:t>
+        <w:spacing w:before="13" w:after="30"/>
+      </w:pPr>
+      <w:r>
+        <w:rPr>
+          <w:rFonts w:ascii="Source Sans Pro" w:eastAsia="Source Sans Pro" w:hAnsi="Source Sans Pro" w:cs="Source Sans Pro"/>
+          <w:color w:val="000000"/>
+          <w:sz w:val="19"/>
+          <w:szCs w:val="19"/>
+        </w:rPr>
+        <w:t>Developed OWASP Top 10 automated web checker to detect injection, auth, and SSRF vulnerabilities, documenting SQL injection exploit and remediation.</w:t>
       </w:r>
     </w:p>
     <w:p>
@@ -726,16 +726,16 @@
           <w:ilvl w:val="0"/>
           <w:numId w:val="2"/>
         </w:numPr>
-        <w:spacing w:before="13" w:after="28"/>
-      </w:pPr>
-      <w:r>
-        <w:rPr>
-          <w:rFonts w:ascii="Source Sans Pro" w:eastAsia="Source Sans Pro" w:hAnsi="Source Sans Pro" w:cs="Source Sans Pro"/>
-          <w:color w:val="000000"/>
-          <w:sz w:val="19"/>
-          <w:szCs w:val="19"/>
-        </w:rPr>
-        <w:t>Automated scan scheduling via Bash and cron, and built delta-scan logic to flag newly discovered CVEs for an India internshala home project, resulting in patch compliance (remediation tracking) tracking evidence.</w:t>
+        <w:spacing w:before="13" w:after="30"/>
+      </w:pPr>
+      <w:r>
+        <w:rPr>
+          <w:rFonts w:ascii="Source Sans Pro" w:eastAsia="Source Sans Pro" w:hAnsi="Source Sans Pro" w:cs="Source Sans Pro"/>
+          <w:color w:val="000000"/>
+          <w:sz w:val="19"/>
+          <w:szCs w:val="19"/>
+        </w:rPr>
+        <w:t>Automated scan scheduling via Bash and cron; built delta-scan logic to flag newly discovered CVEs and organize patch compliance (remediation tracking) tracking evidence.</w:t>
       </w:r>
     </w:p>
     <w:p>
@@ -743,7 +743,7 @@
         <w:pBdr>
           <w:bottom w:val="single" w:sz="6" w:space="1" w:color="000000"/>
         </w:pBdr>
-        <w:spacing w:before="19" w:after="19"/>
+        <w:spacing w:before="20" w:after="20"/>
         <w:rPr>
           <w:rFonts w:ascii="Source Sans Pro" w:eastAsia="Source Sans Pro" w:hAnsi="Source Sans Pro" w:cs="Source Sans Pro"/>
           <w:b/>
@@ -759,7 +759,7 @@
         <w:pBdr>
           <w:bottom w:val="single" w:sz="6" w:space="1" w:color="000000"/>
         </w:pBdr>
-        <w:spacing w:before="94" w:after="0"/>
+        <w:spacing w:before="99" w:after="0"/>
       </w:pPr>
       <w:r>
         <w:rPr>
@@ -775,7 +775,7 @@
     </w:p>
     <w:p>
       <w:pPr>
-        <w:spacing w:before="55" w:after="55"/>
+        <w:spacing w:before="44" w:after="44"/>
       </w:pPr>
       <w:r>
         <w:rPr>
@@ -784,20 +784,20 @@
           <w:sz w:val="19"/>
           <w:szCs w:val="19"/>
         </w:rPr>
-        <w:t xml:space="preserve">Cyber Security: </w:t>
-      </w:r>
-      <w:r>
-        <w:rPr>
-          <w:rFonts w:ascii="Source Sans Pro" w:eastAsia="Source Sans Pro" w:hAnsi="Source Sans Pro" w:cs="Source Sans Pro"/>
-          <w:sz w:val="19"/>
-          <w:szCs w:val="19"/>
-        </w:rPr>
-        <w:t>threat detection, incident response, security analysis</w:t>
-      </w:r>
-    </w:p>
-    <w:p>
-      <w:pPr>
-        <w:spacing w:before="24" w:after="24"/>
+        <w:t xml:space="preserve">SOC Operations: </w:t>
+      </w:r>
+      <w:r>
+        <w:rPr>
+          <w:rFonts w:ascii="Source Sans Pro" w:eastAsia="Source Sans Pro" w:hAnsi="Source Sans Pro" w:cs="Source Sans Pro"/>
+          <w:sz w:val="19"/>
+          <w:szCs w:val="19"/>
+        </w:rPr>
+        <w:t>Alert triage, incident investigation, log analysis, threat detection, escalation, false positive analysis</w:t>
+      </w:r>
+    </w:p>
+    <w:p>
+      <w:pPr>
+        <w:spacing w:before="44" w:after="44"/>
       </w:pPr>
       <w:r>
         <w:rPr>
@@ -806,20 +806,20 @@
           <w:sz w:val="19"/>
           <w:szCs w:val="19"/>
         </w:rPr>
-        <w:t xml:space="preserve">Automation and Threat Detection: </w:t>
-      </w:r>
-      <w:r>
-        <w:rPr>
-          <w:rFonts w:ascii="Source Sans Pro" w:eastAsia="Source Sans Pro" w:hAnsi="Source Sans Pro" w:cs="Source Sans Pro"/>
-          <w:sz w:val="19"/>
-          <w:szCs w:val="19"/>
-        </w:rPr>
-        <w:t>Splunk, Python, Wireshark, Nmap, MITRE ATT&amp;CK</w:t>
-      </w:r>
-    </w:p>
-    <w:p>
-      <w:pPr>
-        <w:spacing w:before="55" w:after="55"/>
+        <w:t xml:space="preserve">SIEM &amp; Monitoring: </w:t>
+      </w:r>
+      <w:r>
+        <w:rPr>
+          <w:rFonts w:ascii="Source Sans Pro" w:eastAsia="Source Sans Pro" w:hAnsi="Source Sans Pro" w:cs="Source Sans Pro"/>
+          <w:sz w:val="19"/>
+          <w:szCs w:val="19"/>
+        </w:rPr>
+        <w:t>Splunk (SPL), Elastic SIEM (basic), Windows Event Logs, Sysmon, Wireshark</w:t>
+      </w:r>
+    </w:p>
+    <w:p>
+      <w:pPr>
+        <w:spacing w:before="44" w:after="44"/>
       </w:pPr>
       <w:r>
         <w:rPr>
@@ -828,20 +828,20 @@
           <w:sz w:val="19"/>
           <w:szCs w:val="19"/>
         </w:rPr>
-        <w:t xml:space="preserve">Vulnerability Assessment: </w:t>
-      </w:r>
-      <w:r>
-        <w:rPr>
-          <w:rFonts w:ascii="Source Sans Pro" w:eastAsia="Source Sans Pro" w:hAnsi="Source Sans Pro" w:cs="Source Sans Pro"/>
-          <w:sz w:val="19"/>
-          <w:szCs w:val="19"/>
-        </w:rPr>
-        <w:t>Nessus, OpenVAS, CVSS, EPSS</w:t>
-      </w:r>
-    </w:p>
-    <w:p>
-      <w:pPr>
-        <w:spacing w:before="55" w:after="55"/>
+        <w:t xml:space="preserve">Threat Intelligence: </w:t>
+      </w:r>
+      <w:r>
+        <w:rPr>
+          <w:rFonts w:ascii="Source Sans Pro" w:eastAsia="Source Sans Pro" w:hAnsi="Source Sans Pro" w:cs="Source Sans Pro"/>
+          <w:sz w:val="19"/>
+          <w:szCs w:val="19"/>
+        </w:rPr>
+        <w:t>MITRE ATT&amp;CK, IOC analysis, VirusTotal, OSINT enrichment, Cyber Kill Chain</w:t>
+      </w:r>
+    </w:p>
+    <w:p>
+      <w:pPr>
+        <w:spacing w:before="44" w:after="44"/>
       </w:pPr>
       <w:r>
         <w:rPr>
@@ -850,20 +850,20 @@
           <w:sz w:val="19"/>
           <w:szCs w:val="19"/>
         </w:rPr>
-        <w:t xml:space="preserve">Investigation and Escalation: </w:t>
-      </w:r>
-      <w:r>
-        <w:rPr>
-          <w:rFonts w:ascii="Source Sans Pro" w:eastAsia="Source Sans Pro" w:hAnsi="Source Sans Pro" w:cs="Source Sans Pro"/>
-          <w:sz w:val="19"/>
-          <w:szCs w:val="19"/>
-        </w:rPr>
-        <w:t>structured investigation, evidence documentation, decision workflows</w:t>
-      </w:r>
-    </w:p>
-    <w:p>
-      <w:pPr>
-        <w:spacing w:before="24" w:after="24"/>
+        <w:t xml:space="preserve">Systems &amp; Networking: </w:t>
+      </w:r>
+      <w:r>
+        <w:rPr>
+          <w:rFonts w:ascii="Source Sans Pro" w:eastAsia="Source Sans Pro" w:hAnsi="Source Sans Pro" w:cs="Source Sans Pro"/>
+          <w:sz w:val="19"/>
+          <w:szCs w:val="19"/>
+        </w:rPr>
+        <w:t>Windows internals, Linux fundamentals, TCP/IP, DNS, HTTP/S, firewall and IDS/IPS concepts</w:t>
+      </w:r>
+    </w:p>
+    <w:p>
+      <w:pPr>
+        <w:spacing w:before="44" w:after="44"/>
       </w:pPr>
       <w:r>
         <w:rPr>
@@ -872,15 +872,15 @@
           <w:sz w:val="19"/>
           <w:szCs w:val="19"/>
         </w:rPr>
-        <w:t xml:space="preserve">Security Tools and Technologies: </w:t>
-      </w:r>
-      <w:r>
-        <w:rPr>
-          <w:rFonts w:ascii="Source Sans Pro" w:eastAsia="Source Sans Pro" w:hAnsi="Source Sans Pro" w:cs="Source Sans Pro"/>
-          <w:sz w:val="19"/>
-          <w:szCs w:val="19"/>
-        </w:rPr>
-        <w:t>Sigma rules, VirusTotal API, Telegram bot, DNS analysis, high-volume operations review -&gt; structured investigation, escalation, and evidence documentation</w:t>
+        <w:t xml:space="preserve">Automation: </w:t>
+      </w:r>
+      <w:r>
+        <w:rPr>
+          <w:rFonts w:ascii="Source Sans Pro" w:eastAsia="Source Sans Pro" w:hAnsi="Source Sans Pro" w:cs="Source Sans Pro"/>
+          <w:sz w:val="19"/>
+          <w:szCs w:val="19"/>
+        </w:rPr>
+        <w:t>Python, Bash (basic), regular expressions, security</w:t>
       </w:r>
     </w:p>
     <w:p>
@@ -888,7 +888,7 @@
         <w:pBdr>
           <w:bottom w:val="single" w:sz="6" w:space="1" w:color="000000"/>
         </w:pBdr>
-        <w:spacing w:before="19" w:after="19"/>
+        <w:spacing w:before="20" w:after="20"/>
         <w:rPr>
           <w:rFonts w:ascii="Source Sans Pro" w:eastAsia="Source Sans Pro" w:hAnsi="Source Sans Pro" w:cs="Source Sans Pro"/>
           <w:b/>
@@ -904,7 +904,7 @@
         <w:pBdr>
           <w:bottom w:val="single" w:sz="6" w:space="1" w:color="000000"/>
         </w:pBdr>
-        <w:spacing w:before="94" w:after="0"/>
+        <w:spacing w:before="99" w:after="0"/>
       </w:pPr>
       <w:r>
         <w:rPr>
@@ -925,7 +925,7 @@
           <w:ilvl w:val="0"/>
           <w:numId w:val="2"/>
         </w:numPr>
-        <w:spacing w:before="13" w:after="28"/>
+        <w:spacing w:before="13" w:after="30"/>
       </w:pPr>
       <w:r>
         <w:rPr>
@@ -944,7 +944,7 @@
           <w:ilvl w:val="0"/>
           <w:numId w:val="2"/>
         </w:numPr>
-        <w:spacing w:before="13" w:after="28"/>
+        <w:spacing w:before="13" w:after="30"/>
       </w:pPr>
       <w:r>
         <w:rPr>
